--- a/docs/tables/carbo/sec7_aki_365.docx
+++ b/docs/tables/carbo/sec7_aki_365.docx
@@ -24,7 +24,7 @@
         <w:gridCol w:w="1181"/>
         <w:gridCol w:w="778"/>
         <w:gridCol w:w="1206"/>
-        <w:gridCol w:w="2185"/>
+        <w:gridCol w:w="2062"/>
         <w:gridCol w:w="1181"/>
       </w:tblGrid>
       <w:tr>
@@ -891,7 +891,7 @@
                 <w:szCs w:val="22"/>
                 <w:color w:val="000000"/>
               </w:rPr>
-              <w:t xml:space="preserve">1.07</w:t>
+              <w:t xml:space="preserve">1.09</w:t>
             </w:r>
           </w:p>
         </w:tc>
@@ -944,7 +944,7 @@
                 <w:szCs w:val="22"/>
                 <w:color w:val="000000"/>
               </w:rPr>
-              <w:t xml:space="preserve">0.89, 1.29</w:t>
+              <w:t xml:space="preserve">0.91, 1.31</w:t>
             </w:r>
           </w:p>
         </w:tc>
@@ -997,7 +997,7 @@
                 <w:szCs w:val="22"/>
                 <w:color w:val="000000"/>
               </w:rPr>
-              <w:t xml:space="preserve">0.460</w:t>
+              <w:t xml:space="preserve">0.370</w:t>
             </w:r>
           </w:p>
         </w:tc>
@@ -1103,7 +1103,7 @@
                 <w:szCs w:val="22"/>
                 <w:color w:val="000000"/>
               </w:rPr>
-              <w:t xml:space="preserve">0.93</w:t>
+              <w:t xml:space="preserve">0.94</w:t>
             </w:r>
           </w:p>
         </w:tc>
@@ -1156,7 +1156,7 @@
                 <w:szCs w:val="22"/>
                 <w:color w:val="000000"/>
               </w:rPr>
-              <w:t xml:space="preserve">0.73, 1.19</w:t>
+              <w:t xml:space="preserve">0.74, 1.20</w:t>
             </w:r>
           </w:p>
         </w:tc>
@@ -1209,7 +1209,7 @@
                 <w:szCs w:val="22"/>
                 <w:color w:val="000000"/>
               </w:rPr>
-              <w:t xml:space="preserve">0.580</w:t>
+              <w:t xml:space="preserve">0.630</w:t>
             </w:r>
           </w:p>
         </w:tc>
@@ -1480,7 +1480,7 @@
                 <w:szCs w:val="22"/>
                 <w:color w:val="000000"/>
               </w:rPr>
-              <w:t xml:space="preserve">0.220</w:t>
+              <w:t xml:space="preserve">0.240</w:t>
             </w:r>
           </w:p>
         </w:tc>
@@ -1692,7 +1692,7 @@
                 <w:szCs w:val="22"/>
                 <w:color w:val="000000"/>
               </w:rPr>
-              <w:t xml:space="preserve">0.530</w:t>
+              <w:t xml:space="preserve">0.460</w:t>
             </w:r>
           </w:p>
         </w:tc>
@@ -2823,113 +2823,113 @@
                 <w:szCs w:val="22"/>
                 <w:color w:val="000000"/>
               </w:rPr>
-              <w:t xml:space="preserve">3.85</w:t>
-            </w:r>
-          </w:p>
-        </w:tc>
-        <w:tc>
-          <w:tcPr>
-            <w:tcBorders>
-              <w:bottom w:val="none" w:sz="0" w:space="0" w:color="000000"/>
-              <w:top w:val="none" w:sz="0" w:space="0" w:color="000000"/>
-              <w:left w:val="none" w:sz="0" w:space="0" w:color="000000"/>
-              <w:right w:val="none" w:sz="0" w:space="0" w:color="000000"/>
-            </w:tcBorders>
-            <w:shd w:val="clear" w:color="auto" w:fill="FFFFFF"/>
-            <w:tcMar>
-              <w:top w:w="0" w:type="dxa"/>
-              <w:bottom w:w="0" w:type="dxa"/>
-              <w:left w:w="0" w:type="dxa"/>
-              <w:right w:w="0" w:type="dxa"/>
-            </w:tcMar>
-            <w:vAlign w:val="top"/>
-          </w:tcPr>
-          <w:p>
-            <w:pPr>
-              <w:pStyle w:val="Normal"/>
-              <w:jc w:val="center"/>
-              <w:pBdr>
-                <w:bottom w:val="none" w:sz="0" w:space="0" w:color="000000"/>
-                <w:top w:val="none" w:sz="0" w:space="0" w:color="000000"/>
-                <w:left w:val="none" w:sz="0" w:space="0" w:color="000000"/>
-                <w:right w:val="none" w:sz="0" w:space="0" w:color="000000"/>
-              </w:pBdr>
-              <w:spacing w:after="100" w:before="100" w:line="240"/>
-              <w:ind w:left="100" w:right="100" w:firstLine="0" w:firstLineChars="0"/>
-              <w:rPr>
-                <w:rFonts w:ascii="Helvetica" w:hAnsi="Helvetica" w:eastAsia="Helvetica" w:cs="Helvetica"/>
-                <w:i w:val="false"/>
-                <w:b w:val="false"/>
-                <w:u w:val="none"/>
-                <w:sz w:val="22"/>
-                <w:szCs w:val="22"/>
-                <w:color w:val="000000"/>
-              </w:rPr>
-            </w:pPr>
-            <w:r>
-              <w:rPr>
-                <w:rFonts w:ascii="Helvetica" w:hAnsi="Helvetica" w:eastAsia="Helvetica" w:cs="Helvetica"/>
-                <w:i w:val="false"/>
-                <w:b w:val="false"/>
-                <w:u w:val="none"/>
-                <w:sz w:val="22"/>
-                <w:szCs w:val="22"/>
-                <w:color w:val="000000"/>
-              </w:rPr>
-              <w:t xml:space="preserve">1.71, 8.67</w:t>
-            </w:r>
-          </w:p>
-        </w:tc>
-        <w:tc>
-          <w:tcPr>
-            <w:tcBorders>
-              <w:bottom w:val="none" w:sz="0" w:space="0" w:color="000000"/>
-              <w:top w:val="none" w:sz="0" w:space="0" w:color="000000"/>
-              <w:left w:val="none" w:sz="0" w:space="0" w:color="000000"/>
-              <w:right w:val="none" w:sz="0" w:space="0" w:color="000000"/>
-            </w:tcBorders>
-            <w:shd w:val="clear" w:color="auto" w:fill="FFFFFF"/>
-            <w:tcMar>
-              <w:top w:w="0" w:type="dxa"/>
-              <w:bottom w:w="0" w:type="dxa"/>
-              <w:left w:w="0" w:type="dxa"/>
-              <w:right w:w="0" w:type="dxa"/>
-            </w:tcMar>
-            <w:vAlign w:val="top"/>
-          </w:tcPr>
-          <w:p>
-            <w:pPr>
-              <w:pStyle w:val="Normal"/>
-              <w:jc w:val="center"/>
-              <w:pBdr>
-                <w:bottom w:val="none" w:sz="0" w:space="0" w:color="000000"/>
-                <w:top w:val="none" w:sz="0" w:space="0" w:color="000000"/>
-                <w:left w:val="none" w:sz="0" w:space="0" w:color="000000"/>
-                <w:right w:val="none" w:sz="0" w:space="0" w:color="000000"/>
-              </w:pBdr>
-              <w:spacing w:after="100" w:before="100" w:line="240"/>
-              <w:ind w:left="100" w:right="100" w:firstLine="0" w:firstLineChars="0"/>
-              <w:rPr>
-                <w:rFonts w:ascii="Helvetica" w:hAnsi="Helvetica" w:eastAsia="Helvetica" w:cs="Helvetica"/>
-                <w:i w:val="false"/>
-                <w:b w:val="false"/>
-                <w:u w:val="none"/>
-                <w:sz w:val="22"/>
-                <w:szCs w:val="22"/>
-                <w:color w:val="000000"/>
-              </w:rPr>
-            </w:pPr>
-            <w:r>
-              <w:rPr>
-                <w:rFonts w:ascii="Helvetica" w:hAnsi="Helvetica" w:eastAsia="Helvetica" w:cs="Helvetica"/>
-                <w:i w:val="false"/>
-                <w:b w:val="false"/>
-                <w:u w:val="none"/>
-                <w:sz w:val="22"/>
-                <w:szCs w:val="22"/>
-                <w:color w:val="000000"/>
-              </w:rPr>
-              <w:t xml:space="preserve">0.001</w:t>
+              <w:t xml:space="preserve">3.56</w:t>
+            </w:r>
+          </w:p>
+        </w:tc>
+        <w:tc>
+          <w:tcPr>
+            <w:tcBorders>
+              <w:bottom w:val="none" w:sz="0" w:space="0" w:color="000000"/>
+              <w:top w:val="none" w:sz="0" w:space="0" w:color="000000"/>
+              <w:left w:val="none" w:sz="0" w:space="0" w:color="000000"/>
+              <w:right w:val="none" w:sz="0" w:space="0" w:color="000000"/>
+            </w:tcBorders>
+            <w:shd w:val="clear" w:color="auto" w:fill="FFFFFF"/>
+            <w:tcMar>
+              <w:top w:w="0" w:type="dxa"/>
+              <w:bottom w:w="0" w:type="dxa"/>
+              <w:left w:w="0" w:type="dxa"/>
+              <w:right w:w="0" w:type="dxa"/>
+            </w:tcMar>
+            <w:vAlign w:val="top"/>
+          </w:tcPr>
+          <w:p>
+            <w:pPr>
+              <w:pStyle w:val="Normal"/>
+              <w:jc w:val="center"/>
+              <w:pBdr>
+                <w:bottom w:val="none" w:sz="0" w:space="0" w:color="000000"/>
+                <w:top w:val="none" w:sz="0" w:space="0" w:color="000000"/>
+                <w:left w:val="none" w:sz="0" w:space="0" w:color="000000"/>
+                <w:right w:val="none" w:sz="0" w:space="0" w:color="000000"/>
+              </w:pBdr>
+              <w:spacing w:after="100" w:before="100" w:line="240"/>
+              <w:ind w:left="100" w:right="100" w:firstLine="0" w:firstLineChars="0"/>
+              <w:rPr>
+                <w:rFonts w:ascii="Helvetica" w:hAnsi="Helvetica" w:eastAsia="Helvetica" w:cs="Helvetica"/>
+                <w:i w:val="false"/>
+                <w:b w:val="false"/>
+                <w:u w:val="none"/>
+                <w:sz w:val="22"/>
+                <w:szCs w:val="22"/>
+                <w:color w:val="000000"/>
+              </w:rPr>
+            </w:pPr>
+            <w:r>
+              <w:rPr>
+                <w:rFonts w:ascii="Helvetica" w:hAnsi="Helvetica" w:eastAsia="Helvetica" w:cs="Helvetica"/>
+                <w:i w:val="false"/>
+                <w:b w:val="false"/>
+                <w:u w:val="none"/>
+                <w:sz w:val="22"/>
+                <w:szCs w:val="22"/>
+                <w:color w:val="000000"/>
+              </w:rPr>
+              <w:t xml:space="preserve">1.61, 7.87</w:t>
+            </w:r>
+          </w:p>
+        </w:tc>
+        <w:tc>
+          <w:tcPr>
+            <w:tcBorders>
+              <w:bottom w:val="none" w:sz="0" w:space="0" w:color="000000"/>
+              <w:top w:val="none" w:sz="0" w:space="0" w:color="000000"/>
+              <w:left w:val="none" w:sz="0" w:space="0" w:color="000000"/>
+              <w:right w:val="none" w:sz="0" w:space="0" w:color="000000"/>
+            </w:tcBorders>
+            <w:shd w:val="clear" w:color="auto" w:fill="FFFFFF"/>
+            <w:tcMar>
+              <w:top w:w="0" w:type="dxa"/>
+              <w:bottom w:w="0" w:type="dxa"/>
+              <w:left w:w="0" w:type="dxa"/>
+              <w:right w:w="0" w:type="dxa"/>
+            </w:tcMar>
+            <w:vAlign w:val="top"/>
+          </w:tcPr>
+          <w:p>
+            <w:pPr>
+              <w:pStyle w:val="Normal"/>
+              <w:jc w:val="center"/>
+              <w:pBdr>
+                <w:bottom w:val="none" w:sz="0" w:space="0" w:color="000000"/>
+                <w:top w:val="none" w:sz="0" w:space="0" w:color="000000"/>
+                <w:left w:val="none" w:sz="0" w:space="0" w:color="000000"/>
+                <w:right w:val="none" w:sz="0" w:space="0" w:color="000000"/>
+              </w:pBdr>
+              <w:spacing w:after="100" w:before="100" w:line="240"/>
+              <w:ind w:left="100" w:right="100" w:firstLine="0" w:firstLineChars="0"/>
+              <w:rPr>
+                <w:rFonts w:ascii="Helvetica" w:hAnsi="Helvetica" w:eastAsia="Helvetica" w:cs="Helvetica"/>
+                <w:i w:val="false"/>
+                <w:b w:val="false"/>
+                <w:u w:val="none"/>
+                <w:sz w:val="22"/>
+                <w:szCs w:val="22"/>
+                <w:color w:val="000000"/>
+              </w:rPr>
+            </w:pPr>
+            <w:r>
+              <w:rPr>
+                <w:rFonts w:ascii="Helvetica" w:hAnsi="Helvetica" w:eastAsia="Helvetica" w:cs="Helvetica"/>
+                <w:i w:val="false"/>
+                <w:b w:val="false"/>
+                <w:u w:val="none"/>
+                <w:sz w:val="22"/>
+                <w:szCs w:val="22"/>
+                <w:color w:val="000000"/>
+              </w:rPr>
+              <w:t xml:space="preserve">0.002</w:t>
             </w:r>
           </w:p>
         </w:tc>
@@ -3035,113 +3035,113 @@
                 <w:szCs w:val="22"/>
                 <w:color w:val="000000"/>
               </w:rPr>
-              <w:t xml:space="preserve">1.55</w:t>
-            </w:r>
-          </w:p>
-        </w:tc>
-        <w:tc>
-          <w:tcPr>
-            <w:tcBorders>
-              <w:bottom w:val="none" w:sz="0" w:space="0" w:color="000000"/>
-              <w:top w:val="none" w:sz="0" w:space="0" w:color="000000"/>
-              <w:left w:val="none" w:sz="0" w:space="0" w:color="000000"/>
-              <w:right w:val="none" w:sz="0" w:space="0" w:color="000000"/>
-            </w:tcBorders>
-            <w:shd w:val="clear" w:color="auto" w:fill="FFFFFF"/>
-            <w:tcMar>
-              <w:top w:w="0" w:type="dxa"/>
-              <w:bottom w:w="0" w:type="dxa"/>
-              <w:left w:w="0" w:type="dxa"/>
-              <w:right w:w="0" w:type="dxa"/>
-            </w:tcMar>
-            <w:vAlign w:val="top"/>
-          </w:tcPr>
-          <w:p>
-            <w:pPr>
-              <w:pStyle w:val="Normal"/>
-              <w:jc w:val="center"/>
-              <w:pBdr>
-                <w:bottom w:val="none" w:sz="0" w:space="0" w:color="000000"/>
-                <w:top w:val="none" w:sz="0" w:space="0" w:color="000000"/>
-                <w:left w:val="none" w:sz="0" w:space="0" w:color="000000"/>
-                <w:right w:val="none" w:sz="0" w:space="0" w:color="000000"/>
-              </w:pBdr>
-              <w:spacing w:after="100" w:before="100" w:line="240"/>
-              <w:ind w:left="100" w:right="100" w:firstLine="0" w:firstLineChars="0"/>
-              <w:rPr>
-                <w:rFonts w:ascii="Helvetica" w:hAnsi="Helvetica" w:eastAsia="Helvetica" w:cs="Helvetica"/>
-                <w:i w:val="false"/>
-                <w:b w:val="false"/>
-                <w:u w:val="none"/>
-                <w:sz w:val="22"/>
-                <w:szCs w:val="22"/>
-                <w:color w:val="000000"/>
-              </w:rPr>
-            </w:pPr>
-            <w:r>
-              <w:rPr>
-                <w:rFonts w:ascii="Helvetica" w:hAnsi="Helvetica" w:eastAsia="Helvetica" w:cs="Helvetica"/>
-                <w:i w:val="false"/>
-                <w:b w:val="false"/>
-                <w:u w:val="none"/>
-                <w:sz w:val="22"/>
-                <w:szCs w:val="22"/>
-                <w:color w:val="000000"/>
-              </w:rPr>
-              <w:t xml:space="preserve">0.30, 7.98</w:t>
-            </w:r>
-          </w:p>
-        </w:tc>
-        <w:tc>
-          <w:tcPr>
-            <w:tcBorders>
-              <w:bottom w:val="none" w:sz="0" w:space="0" w:color="000000"/>
-              <w:top w:val="none" w:sz="0" w:space="0" w:color="000000"/>
-              <w:left w:val="none" w:sz="0" w:space="0" w:color="000000"/>
-              <w:right w:val="none" w:sz="0" w:space="0" w:color="000000"/>
-            </w:tcBorders>
-            <w:shd w:val="clear" w:color="auto" w:fill="FFFFFF"/>
-            <w:tcMar>
-              <w:top w:w="0" w:type="dxa"/>
-              <w:bottom w:w="0" w:type="dxa"/>
-              <w:left w:w="0" w:type="dxa"/>
-              <w:right w:w="0" w:type="dxa"/>
-            </w:tcMar>
-            <w:vAlign w:val="top"/>
-          </w:tcPr>
-          <w:p>
-            <w:pPr>
-              <w:pStyle w:val="Normal"/>
-              <w:jc w:val="center"/>
-              <w:pBdr>
-                <w:bottom w:val="none" w:sz="0" w:space="0" w:color="000000"/>
-                <w:top w:val="none" w:sz="0" w:space="0" w:color="000000"/>
-                <w:left w:val="none" w:sz="0" w:space="0" w:color="000000"/>
-                <w:right w:val="none" w:sz="0" w:space="0" w:color="000000"/>
-              </w:pBdr>
-              <w:spacing w:after="100" w:before="100" w:line="240"/>
-              <w:ind w:left="100" w:right="100" w:firstLine="0" w:firstLineChars="0"/>
-              <w:rPr>
-                <w:rFonts w:ascii="Helvetica" w:hAnsi="Helvetica" w:eastAsia="Helvetica" w:cs="Helvetica"/>
-                <w:i w:val="false"/>
-                <w:b w:val="false"/>
-                <w:u w:val="none"/>
-                <w:sz w:val="22"/>
-                <w:szCs w:val="22"/>
-                <w:color w:val="000000"/>
-              </w:rPr>
-            </w:pPr>
-            <w:r>
-              <w:rPr>
-                <w:rFonts w:ascii="Helvetica" w:hAnsi="Helvetica" w:eastAsia="Helvetica" w:cs="Helvetica"/>
-                <w:i w:val="false"/>
-                <w:b w:val="false"/>
-                <w:u w:val="none"/>
-                <w:sz w:val="22"/>
-                <w:szCs w:val="22"/>
-                <w:color w:val="000000"/>
-              </w:rPr>
-              <w:t xml:space="preserve">0.600</w:t>
+              <w:t xml:space="preserve">1.59</w:t>
+            </w:r>
+          </w:p>
+        </w:tc>
+        <w:tc>
+          <w:tcPr>
+            <w:tcBorders>
+              <w:bottom w:val="none" w:sz="0" w:space="0" w:color="000000"/>
+              <w:top w:val="none" w:sz="0" w:space="0" w:color="000000"/>
+              <w:left w:val="none" w:sz="0" w:space="0" w:color="000000"/>
+              <w:right w:val="none" w:sz="0" w:space="0" w:color="000000"/>
+            </w:tcBorders>
+            <w:shd w:val="clear" w:color="auto" w:fill="FFFFFF"/>
+            <w:tcMar>
+              <w:top w:w="0" w:type="dxa"/>
+              <w:bottom w:w="0" w:type="dxa"/>
+              <w:left w:w="0" w:type="dxa"/>
+              <w:right w:w="0" w:type="dxa"/>
+            </w:tcMar>
+            <w:vAlign w:val="top"/>
+          </w:tcPr>
+          <w:p>
+            <w:pPr>
+              <w:pStyle w:val="Normal"/>
+              <w:jc w:val="center"/>
+              <w:pBdr>
+                <w:bottom w:val="none" w:sz="0" w:space="0" w:color="000000"/>
+                <w:top w:val="none" w:sz="0" w:space="0" w:color="000000"/>
+                <w:left w:val="none" w:sz="0" w:space="0" w:color="000000"/>
+                <w:right w:val="none" w:sz="0" w:space="0" w:color="000000"/>
+              </w:pBdr>
+              <w:spacing w:after="100" w:before="100" w:line="240"/>
+              <w:ind w:left="100" w:right="100" w:firstLine="0" w:firstLineChars="0"/>
+              <w:rPr>
+                <w:rFonts w:ascii="Helvetica" w:hAnsi="Helvetica" w:eastAsia="Helvetica" w:cs="Helvetica"/>
+                <w:i w:val="false"/>
+                <w:b w:val="false"/>
+                <w:u w:val="none"/>
+                <w:sz w:val="22"/>
+                <w:szCs w:val="22"/>
+                <w:color w:val="000000"/>
+              </w:rPr>
+            </w:pPr>
+            <w:r>
+              <w:rPr>
+                <w:rFonts w:ascii="Helvetica" w:hAnsi="Helvetica" w:eastAsia="Helvetica" w:cs="Helvetica"/>
+                <w:i w:val="false"/>
+                <w:b w:val="false"/>
+                <w:u w:val="none"/>
+                <w:sz w:val="22"/>
+                <w:szCs w:val="22"/>
+                <w:color w:val="000000"/>
+              </w:rPr>
+              <w:t xml:space="preserve">0.30, 8.55</w:t>
+            </w:r>
+          </w:p>
+        </w:tc>
+        <w:tc>
+          <w:tcPr>
+            <w:tcBorders>
+              <w:bottom w:val="none" w:sz="0" w:space="0" w:color="000000"/>
+              <w:top w:val="none" w:sz="0" w:space="0" w:color="000000"/>
+              <w:left w:val="none" w:sz="0" w:space="0" w:color="000000"/>
+              <w:right w:val="none" w:sz="0" w:space="0" w:color="000000"/>
+            </w:tcBorders>
+            <w:shd w:val="clear" w:color="auto" w:fill="FFFFFF"/>
+            <w:tcMar>
+              <w:top w:w="0" w:type="dxa"/>
+              <w:bottom w:w="0" w:type="dxa"/>
+              <w:left w:w="0" w:type="dxa"/>
+              <w:right w:w="0" w:type="dxa"/>
+            </w:tcMar>
+            <w:vAlign w:val="top"/>
+          </w:tcPr>
+          <w:p>
+            <w:pPr>
+              <w:pStyle w:val="Normal"/>
+              <w:jc w:val="center"/>
+              <w:pBdr>
+                <w:bottom w:val="none" w:sz="0" w:space="0" w:color="000000"/>
+                <w:top w:val="none" w:sz="0" w:space="0" w:color="000000"/>
+                <w:left w:val="none" w:sz="0" w:space="0" w:color="000000"/>
+                <w:right w:val="none" w:sz="0" w:space="0" w:color="000000"/>
+              </w:pBdr>
+              <w:spacing w:after="100" w:before="100" w:line="240"/>
+              <w:ind w:left="100" w:right="100" w:firstLine="0" w:firstLineChars="0"/>
+              <w:rPr>
+                <w:rFonts w:ascii="Helvetica" w:hAnsi="Helvetica" w:eastAsia="Helvetica" w:cs="Helvetica"/>
+                <w:i w:val="false"/>
+                <w:b w:val="false"/>
+                <w:u w:val="none"/>
+                <w:sz w:val="22"/>
+                <w:szCs w:val="22"/>
+                <w:color w:val="000000"/>
+              </w:rPr>
+            </w:pPr>
+            <w:r>
+              <w:rPr>
+                <w:rFonts w:ascii="Helvetica" w:hAnsi="Helvetica" w:eastAsia="Helvetica" w:cs="Helvetica"/>
+                <w:i w:val="false"/>
+                <w:b w:val="false"/>
+                <w:u w:val="none"/>
+                <w:sz w:val="22"/>
+                <w:szCs w:val="22"/>
+                <w:color w:val="000000"/>
+              </w:rPr>
+              <w:t xml:space="preserve">0.590</w:t>
             </w:r>
           </w:p>
         </w:tc>
@@ -3306,60 +3306,60 @@
                 <w:szCs w:val="22"/>
                 <w:color w:val="000000"/>
               </w:rPr>
-              <w:t xml:space="preserve">1.12</w:t>
-            </w:r>
-          </w:p>
-        </w:tc>
-        <w:tc>
-          <w:tcPr>
-            <w:tcBorders>
-              <w:bottom w:val="none" w:sz="0" w:space="0" w:color="000000"/>
-              <w:top w:val="none" w:sz="0" w:space="0" w:color="000000"/>
-              <w:left w:val="none" w:sz="0" w:space="0" w:color="000000"/>
-              <w:right w:val="none" w:sz="0" w:space="0" w:color="000000"/>
-            </w:tcBorders>
-            <w:shd w:val="clear" w:color="auto" w:fill="FFFFFF"/>
-            <w:tcMar>
-              <w:top w:w="0" w:type="dxa"/>
-              <w:bottom w:w="0" w:type="dxa"/>
-              <w:left w:w="0" w:type="dxa"/>
-              <w:right w:w="0" w:type="dxa"/>
-            </w:tcMar>
-            <w:vAlign w:val="top"/>
-          </w:tcPr>
-          <w:p>
-            <w:pPr>
-              <w:pStyle w:val="Normal"/>
-              <w:jc w:val="center"/>
-              <w:pBdr>
-                <w:bottom w:val="none" w:sz="0" w:space="0" w:color="000000"/>
-                <w:top w:val="none" w:sz="0" w:space="0" w:color="000000"/>
-                <w:left w:val="none" w:sz="0" w:space="0" w:color="000000"/>
-                <w:right w:val="none" w:sz="0" w:space="0" w:color="000000"/>
-              </w:pBdr>
-              <w:spacing w:after="100" w:before="100" w:line="240"/>
-              <w:ind w:left="100" w:right="100" w:firstLine="0" w:firstLineChars="0"/>
-              <w:rPr>
-                <w:rFonts w:ascii="Helvetica" w:hAnsi="Helvetica" w:eastAsia="Helvetica" w:cs="Helvetica"/>
-                <w:i w:val="false"/>
-                <w:b w:val="false"/>
-                <w:u w:val="none"/>
-                <w:sz w:val="22"/>
-                <w:szCs w:val="22"/>
-                <w:color w:val="000000"/>
-              </w:rPr>
-            </w:pPr>
-            <w:r>
-              <w:rPr>
-                <w:rFonts w:ascii="Helvetica" w:hAnsi="Helvetica" w:eastAsia="Helvetica" w:cs="Helvetica"/>
-                <w:i w:val="false"/>
-                <w:b w:val="false"/>
-                <w:u w:val="none"/>
-                <w:sz w:val="22"/>
-                <w:szCs w:val="22"/>
-                <w:color w:val="000000"/>
-              </w:rPr>
-              <w:t xml:space="preserve">0.96, 1.29</w:t>
+              <w:t xml:space="preserve">1.11</w:t>
+            </w:r>
+          </w:p>
+        </w:tc>
+        <w:tc>
+          <w:tcPr>
+            <w:tcBorders>
+              <w:bottom w:val="none" w:sz="0" w:space="0" w:color="000000"/>
+              <w:top w:val="none" w:sz="0" w:space="0" w:color="000000"/>
+              <w:left w:val="none" w:sz="0" w:space="0" w:color="000000"/>
+              <w:right w:val="none" w:sz="0" w:space="0" w:color="000000"/>
+            </w:tcBorders>
+            <w:shd w:val="clear" w:color="auto" w:fill="FFFFFF"/>
+            <w:tcMar>
+              <w:top w:w="0" w:type="dxa"/>
+              <w:bottom w:w="0" w:type="dxa"/>
+              <w:left w:w="0" w:type="dxa"/>
+              <w:right w:w="0" w:type="dxa"/>
+            </w:tcMar>
+            <w:vAlign w:val="top"/>
+          </w:tcPr>
+          <w:p>
+            <w:pPr>
+              <w:pStyle w:val="Normal"/>
+              <w:jc w:val="center"/>
+              <w:pBdr>
+                <w:bottom w:val="none" w:sz="0" w:space="0" w:color="000000"/>
+                <w:top w:val="none" w:sz="0" w:space="0" w:color="000000"/>
+                <w:left w:val="none" w:sz="0" w:space="0" w:color="000000"/>
+                <w:right w:val="none" w:sz="0" w:space="0" w:color="000000"/>
+              </w:pBdr>
+              <w:spacing w:after="100" w:before="100" w:line="240"/>
+              <w:ind w:left="100" w:right="100" w:firstLine="0" w:firstLineChars="0"/>
+              <w:rPr>
+                <w:rFonts w:ascii="Helvetica" w:hAnsi="Helvetica" w:eastAsia="Helvetica" w:cs="Helvetica"/>
+                <w:i w:val="false"/>
+                <w:b w:val="false"/>
+                <w:u w:val="none"/>
+                <w:sz w:val="22"/>
+                <w:szCs w:val="22"/>
+                <w:color w:val="000000"/>
+              </w:rPr>
+            </w:pPr>
+            <w:r>
+              <w:rPr>
+                <w:rFonts w:ascii="Helvetica" w:hAnsi="Helvetica" w:eastAsia="Helvetica" w:cs="Helvetica"/>
+                <w:i w:val="false"/>
+                <w:b w:val="false"/>
+                <w:u w:val="none"/>
+                <w:sz w:val="22"/>
+                <w:szCs w:val="22"/>
+                <w:color w:val="000000"/>
+              </w:rPr>
+              <w:t xml:space="preserve">0.97, 1.28</w:t>
             </w:r>
           </w:p>
         </w:tc>
@@ -3571,60 +3571,60 @@
                 <w:szCs w:val="22"/>
                 <w:color w:val="000000"/>
               </w:rPr>
-              <w:t xml:space="preserve">0.91, 1.26</w:t>
-            </w:r>
-          </w:p>
-        </w:tc>
-        <w:tc>
-          <w:tcPr>
-            <w:tcBorders>
-              <w:bottom w:val="none" w:sz="0" w:space="0" w:color="000000"/>
-              <w:top w:val="none" w:sz="0" w:space="0" w:color="000000"/>
-              <w:left w:val="none" w:sz="0" w:space="0" w:color="000000"/>
-              <w:right w:val="none" w:sz="0" w:space="0" w:color="000000"/>
-            </w:tcBorders>
-            <w:shd w:val="clear" w:color="auto" w:fill="FFFFFF"/>
-            <w:tcMar>
-              <w:top w:w="0" w:type="dxa"/>
-              <w:bottom w:w="0" w:type="dxa"/>
-              <w:left w:w="0" w:type="dxa"/>
-              <w:right w:w="0" w:type="dxa"/>
-            </w:tcMar>
-            <w:vAlign w:val="top"/>
-          </w:tcPr>
-          <w:p>
-            <w:pPr>
-              <w:pStyle w:val="Normal"/>
-              <w:jc w:val="center"/>
-              <w:pBdr>
-                <w:bottom w:val="none" w:sz="0" w:space="0" w:color="000000"/>
-                <w:top w:val="none" w:sz="0" w:space="0" w:color="000000"/>
-                <w:left w:val="none" w:sz="0" w:space="0" w:color="000000"/>
-                <w:right w:val="none" w:sz="0" w:space="0" w:color="000000"/>
-              </w:pBdr>
-              <w:spacing w:after="100" w:before="100" w:line="240"/>
-              <w:ind w:left="100" w:right="100" w:firstLine="0" w:firstLineChars="0"/>
-              <w:rPr>
-                <w:rFonts w:ascii="Helvetica" w:hAnsi="Helvetica" w:eastAsia="Helvetica" w:cs="Helvetica"/>
-                <w:i w:val="false"/>
-                <w:b w:val="false"/>
-                <w:u w:val="none"/>
-                <w:sz w:val="22"/>
-                <w:szCs w:val="22"/>
-                <w:color w:val="000000"/>
-              </w:rPr>
-            </w:pPr>
-            <w:r>
-              <w:rPr>
-                <w:rFonts w:ascii="Helvetica" w:hAnsi="Helvetica" w:eastAsia="Helvetica" w:cs="Helvetica"/>
-                <w:i w:val="false"/>
-                <w:b w:val="false"/>
-                <w:u w:val="none"/>
-                <w:sz w:val="22"/>
-                <w:szCs w:val="22"/>
-                <w:color w:val="000000"/>
-              </w:rPr>
-              <w:t xml:space="preserve">0.420</w:t>
+              <w:t xml:space="preserve">0.90, 1.26</w:t>
+            </w:r>
+          </w:p>
+        </w:tc>
+        <w:tc>
+          <w:tcPr>
+            <w:tcBorders>
+              <w:bottom w:val="none" w:sz="0" w:space="0" w:color="000000"/>
+              <w:top w:val="none" w:sz="0" w:space="0" w:color="000000"/>
+              <w:left w:val="none" w:sz="0" w:space="0" w:color="000000"/>
+              <w:right w:val="none" w:sz="0" w:space="0" w:color="000000"/>
+            </w:tcBorders>
+            <w:shd w:val="clear" w:color="auto" w:fill="FFFFFF"/>
+            <w:tcMar>
+              <w:top w:w="0" w:type="dxa"/>
+              <w:bottom w:w="0" w:type="dxa"/>
+              <w:left w:w="0" w:type="dxa"/>
+              <w:right w:w="0" w:type="dxa"/>
+            </w:tcMar>
+            <w:vAlign w:val="top"/>
+          </w:tcPr>
+          <w:p>
+            <w:pPr>
+              <w:pStyle w:val="Normal"/>
+              <w:jc w:val="center"/>
+              <w:pBdr>
+                <w:bottom w:val="none" w:sz="0" w:space="0" w:color="000000"/>
+                <w:top w:val="none" w:sz="0" w:space="0" w:color="000000"/>
+                <w:left w:val="none" w:sz="0" w:space="0" w:color="000000"/>
+                <w:right w:val="none" w:sz="0" w:space="0" w:color="000000"/>
+              </w:pBdr>
+              <w:spacing w:after="100" w:before="100" w:line="240"/>
+              <w:ind w:left="100" w:right="100" w:firstLine="0" w:firstLineChars="0"/>
+              <w:rPr>
+                <w:rFonts w:ascii="Helvetica" w:hAnsi="Helvetica" w:eastAsia="Helvetica" w:cs="Helvetica"/>
+                <w:i w:val="false"/>
+                <w:b w:val="false"/>
+                <w:u w:val="none"/>
+                <w:sz w:val="22"/>
+                <w:szCs w:val="22"/>
+                <w:color w:val="000000"/>
+              </w:rPr>
+            </w:pPr>
+            <w:r>
+              <w:rPr>
+                <w:rFonts w:ascii="Helvetica" w:hAnsi="Helvetica" w:eastAsia="Helvetica" w:cs="Helvetica"/>
+                <w:i w:val="false"/>
+                <w:b w:val="false"/>
+                <w:u w:val="none"/>
+                <w:sz w:val="22"/>
+                <w:szCs w:val="22"/>
+                <w:color w:val="000000"/>
+              </w:rPr>
+              <w:t xml:space="preserve">0.450</w:t>
             </w:r>
           </w:p>
         </w:tc>
@@ -4755,113 +4755,113 @@
                 <w:szCs w:val="22"/>
                 <w:color w:val="000000"/>
               </w:rPr>
-              <w:t xml:space="preserve">1.77</w:t>
-            </w:r>
-          </w:p>
-        </w:tc>
-        <w:tc>
-          <w:tcPr>
-            <w:tcBorders>
-              <w:bottom w:val="none" w:sz="0" w:space="0" w:color="000000"/>
-              <w:top w:val="none" w:sz="0" w:space="0" w:color="000000"/>
-              <w:left w:val="none" w:sz="0" w:space="0" w:color="000000"/>
-              <w:right w:val="none" w:sz="0" w:space="0" w:color="000000"/>
-            </w:tcBorders>
-            <w:shd w:val="clear" w:color="auto" w:fill="FFFFFF"/>
-            <w:tcMar>
-              <w:top w:w="0" w:type="dxa"/>
-              <w:bottom w:w="0" w:type="dxa"/>
-              <w:left w:w="0" w:type="dxa"/>
-              <w:right w:w="0" w:type="dxa"/>
-            </w:tcMar>
-            <w:vAlign w:val="top"/>
-          </w:tcPr>
-          <w:p>
-            <w:pPr>
-              <w:pStyle w:val="Normal"/>
-              <w:jc w:val="center"/>
-              <w:pBdr>
-                <w:bottom w:val="none" w:sz="0" w:space="0" w:color="000000"/>
-                <w:top w:val="none" w:sz="0" w:space="0" w:color="000000"/>
-                <w:left w:val="none" w:sz="0" w:space="0" w:color="000000"/>
-                <w:right w:val="none" w:sz="0" w:space="0" w:color="000000"/>
-              </w:pBdr>
-              <w:spacing w:after="100" w:before="100" w:line="240"/>
-              <w:ind w:left="100" w:right="100" w:firstLine="0" w:firstLineChars="0"/>
-              <w:rPr>
-                <w:rFonts w:ascii="Helvetica" w:hAnsi="Helvetica" w:eastAsia="Helvetica" w:cs="Helvetica"/>
-                <w:i w:val="false"/>
-                <w:b w:val="false"/>
-                <w:u w:val="none"/>
-                <w:sz w:val="22"/>
-                <w:szCs w:val="22"/>
-                <w:color w:val="000000"/>
-              </w:rPr>
-            </w:pPr>
-            <w:r>
-              <w:rPr>
-                <w:rFonts w:ascii="Helvetica" w:hAnsi="Helvetica" w:eastAsia="Helvetica" w:cs="Helvetica"/>
-                <w:i w:val="false"/>
-                <w:b w:val="false"/>
-                <w:u w:val="none"/>
-                <w:sz w:val="22"/>
-                <w:szCs w:val="22"/>
-                <w:color w:val="000000"/>
-              </w:rPr>
-              <w:t xml:space="preserve">0.78, 4.01</w:t>
-            </w:r>
-          </w:p>
-        </w:tc>
-        <w:tc>
-          <w:tcPr>
-            <w:tcBorders>
-              <w:bottom w:val="none" w:sz="0" w:space="0" w:color="000000"/>
-              <w:top w:val="none" w:sz="0" w:space="0" w:color="000000"/>
-              <w:left w:val="none" w:sz="0" w:space="0" w:color="000000"/>
-              <w:right w:val="none" w:sz="0" w:space="0" w:color="000000"/>
-            </w:tcBorders>
-            <w:shd w:val="clear" w:color="auto" w:fill="FFFFFF"/>
-            <w:tcMar>
-              <w:top w:w="0" w:type="dxa"/>
-              <w:bottom w:w="0" w:type="dxa"/>
-              <w:left w:w="0" w:type="dxa"/>
-              <w:right w:w="0" w:type="dxa"/>
-            </w:tcMar>
-            <w:vAlign w:val="top"/>
-          </w:tcPr>
-          <w:p>
-            <w:pPr>
-              <w:pStyle w:val="Normal"/>
-              <w:jc w:val="center"/>
-              <w:pBdr>
-                <w:bottom w:val="none" w:sz="0" w:space="0" w:color="000000"/>
-                <w:top w:val="none" w:sz="0" w:space="0" w:color="000000"/>
-                <w:left w:val="none" w:sz="0" w:space="0" w:color="000000"/>
-                <w:right w:val="none" w:sz="0" w:space="0" w:color="000000"/>
-              </w:pBdr>
-              <w:spacing w:after="100" w:before="100" w:line="240"/>
-              <w:ind w:left="100" w:right="100" w:firstLine="0" w:firstLineChars="0"/>
-              <w:rPr>
-                <w:rFonts w:ascii="Helvetica" w:hAnsi="Helvetica" w:eastAsia="Helvetica" w:cs="Helvetica"/>
-                <w:i w:val="false"/>
-                <w:b w:val="false"/>
-                <w:u w:val="none"/>
-                <w:sz w:val="22"/>
-                <w:szCs w:val="22"/>
-                <w:color w:val="000000"/>
-              </w:rPr>
-            </w:pPr>
-            <w:r>
-              <w:rPr>
-                <w:rFonts w:ascii="Helvetica" w:hAnsi="Helvetica" w:eastAsia="Helvetica" w:cs="Helvetica"/>
-                <w:i w:val="false"/>
-                <w:b w:val="false"/>
-                <w:u w:val="none"/>
-                <w:sz w:val="22"/>
-                <w:szCs w:val="22"/>
-                <w:color w:val="000000"/>
-              </w:rPr>
-              <w:t xml:space="preserve">0.170</w:t>
+              <w:t xml:space="preserve">1.65</w:t>
+            </w:r>
+          </w:p>
+        </w:tc>
+        <w:tc>
+          <w:tcPr>
+            <w:tcBorders>
+              <w:bottom w:val="none" w:sz="0" w:space="0" w:color="000000"/>
+              <w:top w:val="none" w:sz="0" w:space="0" w:color="000000"/>
+              <w:left w:val="none" w:sz="0" w:space="0" w:color="000000"/>
+              <w:right w:val="none" w:sz="0" w:space="0" w:color="000000"/>
+            </w:tcBorders>
+            <w:shd w:val="clear" w:color="auto" w:fill="FFFFFF"/>
+            <w:tcMar>
+              <w:top w:w="0" w:type="dxa"/>
+              <w:bottom w:w="0" w:type="dxa"/>
+              <w:left w:w="0" w:type="dxa"/>
+              <w:right w:w="0" w:type="dxa"/>
+            </w:tcMar>
+            <w:vAlign w:val="top"/>
+          </w:tcPr>
+          <w:p>
+            <w:pPr>
+              <w:pStyle w:val="Normal"/>
+              <w:jc w:val="center"/>
+              <w:pBdr>
+                <w:bottom w:val="none" w:sz="0" w:space="0" w:color="000000"/>
+                <w:top w:val="none" w:sz="0" w:space="0" w:color="000000"/>
+                <w:left w:val="none" w:sz="0" w:space="0" w:color="000000"/>
+                <w:right w:val="none" w:sz="0" w:space="0" w:color="000000"/>
+              </w:pBdr>
+              <w:spacing w:after="100" w:before="100" w:line="240"/>
+              <w:ind w:left="100" w:right="100" w:firstLine="0" w:firstLineChars="0"/>
+              <w:rPr>
+                <w:rFonts w:ascii="Helvetica" w:hAnsi="Helvetica" w:eastAsia="Helvetica" w:cs="Helvetica"/>
+                <w:i w:val="false"/>
+                <w:b w:val="false"/>
+                <w:u w:val="none"/>
+                <w:sz w:val="22"/>
+                <w:szCs w:val="22"/>
+                <w:color w:val="000000"/>
+              </w:rPr>
+            </w:pPr>
+            <w:r>
+              <w:rPr>
+                <w:rFonts w:ascii="Helvetica" w:hAnsi="Helvetica" w:eastAsia="Helvetica" w:cs="Helvetica"/>
+                <w:i w:val="false"/>
+                <w:b w:val="false"/>
+                <w:u w:val="none"/>
+                <w:sz w:val="22"/>
+                <w:szCs w:val="22"/>
+                <w:color w:val="000000"/>
+              </w:rPr>
+              <w:t xml:space="preserve">0.74, 3.68</w:t>
+            </w:r>
+          </w:p>
+        </w:tc>
+        <w:tc>
+          <w:tcPr>
+            <w:tcBorders>
+              <w:bottom w:val="none" w:sz="0" w:space="0" w:color="000000"/>
+              <w:top w:val="none" w:sz="0" w:space="0" w:color="000000"/>
+              <w:left w:val="none" w:sz="0" w:space="0" w:color="000000"/>
+              <w:right w:val="none" w:sz="0" w:space="0" w:color="000000"/>
+            </w:tcBorders>
+            <w:shd w:val="clear" w:color="auto" w:fill="FFFFFF"/>
+            <w:tcMar>
+              <w:top w:w="0" w:type="dxa"/>
+              <w:bottom w:w="0" w:type="dxa"/>
+              <w:left w:w="0" w:type="dxa"/>
+              <w:right w:w="0" w:type="dxa"/>
+            </w:tcMar>
+            <w:vAlign w:val="top"/>
+          </w:tcPr>
+          <w:p>
+            <w:pPr>
+              <w:pStyle w:val="Normal"/>
+              <w:jc w:val="center"/>
+              <w:pBdr>
+                <w:bottom w:val="none" w:sz="0" w:space="0" w:color="000000"/>
+                <w:top w:val="none" w:sz="0" w:space="0" w:color="000000"/>
+                <w:left w:val="none" w:sz="0" w:space="0" w:color="000000"/>
+                <w:right w:val="none" w:sz="0" w:space="0" w:color="000000"/>
+              </w:pBdr>
+              <w:spacing w:after="100" w:before="100" w:line="240"/>
+              <w:ind w:left="100" w:right="100" w:firstLine="0" w:firstLineChars="0"/>
+              <w:rPr>
+                <w:rFonts w:ascii="Helvetica" w:hAnsi="Helvetica" w:eastAsia="Helvetica" w:cs="Helvetica"/>
+                <w:i w:val="false"/>
+                <w:b w:val="false"/>
+                <w:u w:val="none"/>
+                <w:sz w:val="22"/>
+                <w:szCs w:val="22"/>
+                <w:color w:val="000000"/>
+              </w:rPr>
+            </w:pPr>
+            <w:r>
+              <w:rPr>
+                <w:rFonts w:ascii="Helvetica" w:hAnsi="Helvetica" w:eastAsia="Helvetica" w:cs="Helvetica"/>
+                <w:i w:val="false"/>
+                <w:b w:val="false"/>
+                <w:u w:val="none"/>
+                <w:sz w:val="22"/>
+                <w:szCs w:val="22"/>
+                <w:color w:val="000000"/>
+              </w:rPr>
+              <w:t xml:space="preserve">0.230</w:t>
             </w:r>
           </w:p>
         </w:tc>
@@ -4967,113 +4967,113 @@
                 <w:szCs w:val="22"/>
                 <w:color w:val="000000"/>
               </w:rPr>
-              <w:t xml:space="preserve">1.64</w:t>
-            </w:r>
-          </w:p>
-        </w:tc>
-        <w:tc>
-          <w:tcPr>
-            <w:tcBorders>
-              <w:bottom w:val="none" w:sz="0" w:space="0" w:color="000000"/>
-              <w:top w:val="none" w:sz="0" w:space="0" w:color="000000"/>
-              <w:left w:val="none" w:sz="0" w:space="0" w:color="000000"/>
-              <w:right w:val="none" w:sz="0" w:space="0" w:color="000000"/>
-            </w:tcBorders>
-            <w:shd w:val="clear" w:color="auto" w:fill="FFFFFF"/>
-            <w:tcMar>
-              <w:top w:w="0" w:type="dxa"/>
-              <w:bottom w:w="0" w:type="dxa"/>
-              <w:left w:w="0" w:type="dxa"/>
-              <w:right w:w="0" w:type="dxa"/>
-            </w:tcMar>
-            <w:vAlign w:val="top"/>
-          </w:tcPr>
-          <w:p>
-            <w:pPr>
-              <w:pStyle w:val="Normal"/>
-              <w:jc w:val="center"/>
-              <w:pBdr>
-                <w:bottom w:val="none" w:sz="0" w:space="0" w:color="000000"/>
-                <w:top w:val="none" w:sz="0" w:space="0" w:color="000000"/>
-                <w:left w:val="none" w:sz="0" w:space="0" w:color="000000"/>
-                <w:right w:val="none" w:sz="0" w:space="0" w:color="000000"/>
-              </w:pBdr>
-              <w:spacing w:after="100" w:before="100" w:line="240"/>
-              <w:ind w:left="100" w:right="100" w:firstLine="0" w:firstLineChars="0"/>
-              <w:rPr>
-                <w:rFonts w:ascii="Helvetica" w:hAnsi="Helvetica" w:eastAsia="Helvetica" w:cs="Helvetica"/>
-                <w:i w:val="false"/>
-                <w:b w:val="false"/>
-                <w:u w:val="none"/>
-                <w:sz w:val="22"/>
-                <w:szCs w:val="22"/>
-                <w:color w:val="000000"/>
-              </w:rPr>
-            </w:pPr>
-            <w:r>
-              <w:rPr>
-                <w:rFonts w:ascii="Helvetica" w:hAnsi="Helvetica" w:eastAsia="Helvetica" w:cs="Helvetica"/>
-                <w:i w:val="false"/>
-                <w:b w:val="false"/>
-                <w:u w:val="none"/>
-                <w:sz w:val="22"/>
-                <w:szCs w:val="22"/>
-                <w:color w:val="000000"/>
-              </w:rPr>
-              <w:t xml:space="preserve">0.66, 4.09</w:t>
-            </w:r>
-          </w:p>
-        </w:tc>
-        <w:tc>
-          <w:tcPr>
-            <w:tcBorders>
-              <w:bottom w:val="none" w:sz="0" w:space="0" w:color="000000"/>
-              <w:top w:val="none" w:sz="0" w:space="0" w:color="000000"/>
-              <w:left w:val="none" w:sz="0" w:space="0" w:color="000000"/>
-              <w:right w:val="none" w:sz="0" w:space="0" w:color="000000"/>
-            </w:tcBorders>
-            <w:shd w:val="clear" w:color="auto" w:fill="FFFFFF"/>
-            <w:tcMar>
-              <w:top w:w="0" w:type="dxa"/>
-              <w:bottom w:w="0" w:type="dxa"/>
-              <w:left w:w="0" w:type="dxa"/>
-              <w:right w:w="0" w:type="dxa"/>
-            </w:tcMar>
-            <w:vAlign w:val="top"/>
-          </w:tcPr>
-          <w:p>
-            <w:pPr>
-              <w:pStyle w:val="Normal"/>
-              <w:jc w:val="center"/>
-              <w:pBdr>
-                <w:bottom w:val="none" w:sz="0" w:space="0" w:color="000000"/>
-                <w:top w:val="none" w:sz="0" w:space="0" w:color="000000"/>
-                <w:left w:val="none" w:sz="0" w:space="0" w:color="000000"/>
-                <w:right w:val="none" w:sz="0" w:space="0" w:color="000000"/>
-              </w:pBdr>
-              <w:spacing w:after="100" w:before="100" w:line="240"/>
-              <w:ind w:left="100" w:right="100" w:firstLine="0" w:firstLineChars="0"/>
-              <w:rPr>
-                <w:rFonts w:ascii="Helvetica" w:hAnsi="Helvetica" w:eastAsia="Helvetica" w:cs="Helvetica"/>
-                <w:i w:val="false"/>
-                <w:b w:val="false"/>
-                <w:u w:val="none"/>
-                <w:sz w:val="22"/>
-                <w:szCs w:val="22"/>
-                <w:color w:val="000000"/>
-              </w:rPr>
-            </w:pPr>
-            <w:r>
-              <w:rPr>
-                <w:rFonts w:ascii="Helvetica" w:hAnsi="Helvetica" w:eastAsia="Helvetica" w:cs="Helvetica"/>
-                <w:i w:val="false"/>
-                <w:b w:val="false"/>
-                <w:u w:val="none"/>
-                <w:sz w:val="22"/>
-                <w:szCs w:val="22"/>
-                <w:color w:val="000000"/>
-              </w:rPr>
-              <w:t xml:space="preserve">0.290</w:t>
+              <w:t xml:space="preserve">1.47</w:t>
+            </w:r>
+          </w:p>
+        </w:tc>
+        <w:tc>
+          <w:tcPr>
+            <w:tcBorders>
+              <w:bottom w:val="none" w:sz="0" w:space="0" w:color="000000"/>
+              <w:top w:val="none" w:sz="0" w:space="0" w:color="000000"/>
+              <w:left w:val="none" w:sz="0" w:space="0" w:color="000000"/>
+              <w:right w:val="none" w:sz="0" w:space="0" w:color="000000"/>
+            </w:tcBorders>
+            <w:shd w:val="clear" w:color="auto" w:fill="FFFFFF"/>
+            <w:tcMar>
+              <w:top w:w="0" w:type="dxa"/>
+              <w:bottom w:w="0" w:type="dxa"/>
+              <w:left w:w="0" w:type="dxa"/>
+              <w:right w:w="0" w:type="dxa"/>
+            </w:tcMar>
+            <w:vAlign w:val="top"/>
+          </w:tcPr>
+          <w:p>
+            <w:pPr>
+              <w:pStyle w:val="Normal"/>
+              <w:jc w:val="center"/>
+              <w:pBdr>
+                <w:bottom w:val="none" w:sz="0" w:space="0" w:color="000000"/>
+                <w:top w:val="none" w:sz="0" w:space="0" w:color="000000"/>
+                <w:left w:val="none" w:sz="0" w:space="0" w:color="000000"/>
+                <w:right w:val="none" w:sz="0" w:space="0" w:color="000000"/>
+              </w:pBdr>
+              <w:spacing w:after="100" w:before="100" w:line="240"/>
+              <w:ind w:left="100" w:right="100" w:firstLine="0" w:firstLineChars="0"/>
+              <w:rPr>
+                <w:rFonts w:ascii="Helvetica" w:hAnsi="Helvetica" w:eastAsia="Helvetica" w:cs="Helvetica"/>
+                <w:i w:val="false"/>
+                <w:b w:val="false"/>
+                <w:u w:val="none"/>
+                <w:sz w:val="22"/>
+                <w:szCs w:val="22"/>
+                <w:color w:val="000000"/>
+              </w:rPr>
+            </w:pPr>
+            <w:r>
+              <w:rPr>
+                <w:rFonts w:ascii="Helvetica" w:hAnsi="Helvetica" w:eastAsia="Helvetica" w:cs="Helvetica"/>
+                <w:i w:val="false"/>
+                <w:b w:val="false"/>
+                <w:u w:val="none"/>
+                <w:sz w:val="22"/>
+                <w:szCs w:val="22"/>
+                <w:color w:val="000000"/>
+              </w:rPr>
+              <w:t xml:space="preserve">0.59, 3.69</w:t>
+            </w:r>
+          </w:p>
+        </w:tc>
+        <w:tc>
+          <w:tcPr>
+            <w:tcBorders>
+              <w:bottom w:val="none" w:sz="0" w:space="0" w:color="000000"/>
+              <w:top w:val="none" w:sz="0" w:space="0" w:color="000000"/>
+              <w:left w:val="none" w:sz="0" w:space="0" w:color="000000"/>
+              <w:right w:val="none" w:sz="0" w:space="0" w:color="000000"/>
+            </w:tcBorders>
+            <w:shd w:val="clear" w:color="auto" w:fill="FFFFFF"/>
+            <w:tcMar>
+              <w:top w:w="0" w:type="dxa"/>
+              <w:bottom w:w="0" w:type="dxa"/>
+              <w:left w:w="0" w:type="dxa"/>
+              <w:right w:w="0" w:type="dxa"/>
+            </w:tcMar>
+            <w:vAlign w:val="top"/>
+          </w:tcPr>
+          <w:p>
+            <w:pPr>
+              <w:pStyle w:val="Normal"/>
+              <w:jc w:val="center"/>
+              <w:pBdr>
+                <w:bottom w:val="none" w:sz="0" w:space="0" w:color="000000"/>
+                <w:top w:val="none" w:sz="0" w:space="0" w:color="000000"/>
+                <w:left w:val="none" w:sz="0" w:space="0" w:color="000000"/>
+                <w:right w:val="none" w:sz="0" w:space="0" w:color="000000"/>
+              </w:pBdr>
+              <w:spacing w:after="100" w:before="100" w:line="240"/>
+              <w:ind w:left="100" w:right="100" w:firstLine="0" w:firstLineChars="0"/>
+              <w:rPr>
+                <w:rFonts w:ascii="Helvetica" w:hAnsi="Helvetica" w:eastAsia="Helvetica" w:cs="Helvetica"/>
+                <w:i w:val="false"/>
+                <w:b w:val="false"/>
+                <w:u w:val="none"/>
+                <w:sz w:val="22"/>
+                <w:szCs w:val="22"/>
+                <w:color w:val="000000"/>
+              </w:rPr>
+            </w:pPr>
+            <w:r>
+              <w:rPr>
+                <w:rFonts w:ascii="Helvetica" w:hAnsi="Helvetica" w:eastAsia="Helvetica" w:cs="Helvetica"/>
+                <w:i w:val="false"/>
+                <w:b w:val="false"/>
+                <w:u w:val="none"/>
+                <w:sz w:val="22"/>
+                <w:szCs w:val="22"/>
+                <w:color w:val="000000"/>
+              </w:rPr>
+              <w:t xml:space="preserve">0.410</w:t>
             </w:r>
           </w:p>
         </w:tc>
@@ -6204,113 +6204,113 @@
                 <w:szCs w:val="22"/>
                 <w:color w:val="000000"/>
               </w:rPr>
-              <w:t xml:space="preserve">0.52</w:t>
-            </w:r>
-          </w:p>
-        </w:tc>
-        <w:tc>
-          <w:tcPr>
-            <w:tcBorders>
-              <w:bottom w:val="none" w:sz="0" w:space="0" w:color="000000"/>
-              <w:top w:val="none" w:sz="0" w:space="0" w:color="000000"/>
-              <w:left w:val="none" w:sz="0" w:space="0" w:color="000000"/>
-              <w:right w:val="none" w:sz="0" w:space="0" w:color="000000"/>
-            </w:tcBorders>
-            <w:shd w:val="clear" w:color="auto" w:fill="FFFFFF"/>
-            <w:tcMar>
-              <w:top w:w="0" w:type="dxa"/>
-              <w:bottom w:w="0" w:type="dxa"/>
-              <w:left w:w="0" w:type="dxa"/>
-              <w:right w:w="0" w:type="dxa"/>
-            </w:tcMar>
-            <w:vAlign w:val="top"/>
-          </w:tcPr>
-          <w:p>
-            <w:pPr>
-              <w:pStyle w:val="Normal"/>
-              <w:jc w:val="center"/>
-              <w:pBdr>
-                <w:bottom w:val="none" w:sz="0" w:space="0" w:color="000000"/>
-                <w:top w:val="none" w:sz="0" w:space="0" w:color="000000"/>
-                <w:left w:val="none" w:sz="0" w:space="0" w:color="000000"/>
-                <w:right w:val="none" w:sz="0" w:space="0" w:color="000000"/>
-              </w:pBdr>
-              <w:spacing w:after="100" w:before="100" w:line="240"/>
-              <w:ind w:left="100" w:right="100" w:firstLine="0" w:firstLineChars="0"/>
-              <w:rPr>
-                <w:rFonts w:ascii="Helvetica" w:hAnsi="Helvetica" w:eastAsia="Helvetica" w:cs="Helvetica"/>
-                <w:i w:val="false"/>
-                <w:b w:val="false"/>
-                <w:u w:val="none"/>
-                <w:sz w:val="22"/>
-                <w:szCs w:val="22"/>
-                <w:color w:val="000000"/>
-              </w:rPr>
-            </w:pPr>
-            <w:r>
-              <w:rPr>
-                <w:rFonts w:ascii="Helvetica" w:hAnsi="Helvetica" w:eastAsia="Helvetica" w:cs="Helvetica"/>
-                <w:i w:val="false"/>
-                <w:b w:val="false"/>
-                <w:u w:val="none"/>
-                <w:sz w:val="22"/>
-                <w:szCs w:val="22"/>
-                <w:color w:val="000000"/>
-              </w:rPr>
-              <w:t xml:space="preserve">0.14, 1.93</w:t>
-            </w:r>
-          </w:p>
-        </w:tc>
-        <w:tc>
-          <w:tcPr>
-            <w:tcBorders>
-              <w:bottom w:val="none" w:sz="0" w:space="0" w:color="000000"/>
-              <w:top w:val="none" w:sz="0" w:space="0" w:color="000000"/>
-              <w:left w:val="none" w:sz="0" w:space="0" w:color="000000"/>
-              <w:right w:val="none" w:sz="0" w:space="0" w:color="000000"/>
-            </w:tcBorders>
-            <w:shd w:val="clear" w:color="auto" w:fill="FFFFFF"/>
-            <w:tcMar>
-              <w:top w:w="0" w:type="dxa"/>
-              <w:bottom w:w="0" w:type="dxa"/>
-              <w:left w:w="0" w:type="dxa"/>
-              <w:right w:w="0" w:type="dxa"/>
-            </w:tcMar>
-            <w:vAlign w:val="top"/>
-          </w:tcPr>
-          <w:p>
-            <w:pPr>
-              <w:pStyle w:val="Normal"/>
-              <w:jc w:val="center"/>
-              <w:pBdr>
-                <w:bottom w:val="none" w:sz="0" w:space="0" w:color="000000"/>
-                <w:top w:val="none" w:sz="0" w:space="0" w:color="000000"/>
-                <w:left w:val="none" w:sz="0" w:space="0" w:color="000000"/>
-                <w:right w:val="none" w:sz="0" w:space="0" w:color="000000"/>
-              </w:pBdr>
-              <w:spacing w:after="100" w:before="100" w:line="240"/>
-              <w:ind w:left="100" w:right="100" w:firstLine="0" w:firstLineChars="0"/>
-              <w:rPr>
-                <w:rFonts w:ascii="Helvetica" w:hAnsi="Helvetica" w:eastAsia="Helvetica" w:cs="Helvetica"/>
-                <w:i w:val="false"/>
-                <w:b w:val="false"/>
-                <w:u w:val="none"/>
-                <w:sz w:val="22"/>
-                <w:szCs w:val="22"/>
-                <w:color w:val="000000"/>
-              </w:rPr>
-            </w:pPr>
-            <w:r>
-              <w:rPr>
-                <w:rFonts w:ascii="Helvetica" w:hAnsi="Helvetica" w:eastAsia="Helvetica" w:cs="Helvetica"/>
-                <w:i w:val="false"/>
-                <w:b w:val="false"/>
-                <w:u w:val="none"/>
-                <w:sz w:val="22"/>
-                <w:szCs w:val="22"/>
-                <w:color w:val="000000"/>
-              </w:rPr>
-              <w:t xml:space="preserve">0.330</w:t>
+              <w:t xml:space="preserve">0.51</w:t>
+            </w:r>
+          </w:p>
+        </w:tc>
+        <w:tc>
+          <w:tcPr>
+            <w:tcBorders>
+              <w:bottom w:val="none" w:sz="0" w:space="0" w:color="000000"/>
+              <w:top w:val="none" w:sz="0" w:space="0" w:color="000000"/>
+              <w:left w:val="none" w:sz="0" w:space="0" w:color="000000"/>
+              <w:right w:val="none" w:sz="0" w:space="0" w:color="000000"/>
+            </w:tcBorders>
+            <w:shd w:val="clear" w:color="auto" w:fill="FFFFFF"/>
+            <w:tcMar>
+              <w:top w:w="0" w:type="dxa"/>
+              <w:bottom w:w="0" w:type="dxa"/>
+              <w:left w:w="0" w:type="dxa"/>
+              <w:right w:w="0" w:type="dxa"/>
+            </w:tcMar>
+            <w:vAlign w:val="top"/>
+          </w:tcPr>
+          <w:p>
+            <w:pPr>
+              <w:pStyle w:val="Normal"/>
+              <w:jc w:val="center"/>
+              <w:pBdr>
+                <w:bottom w:val="none" w:sz="0" w:space="0" w:color="000000"/>
+                <w:top w:val="none" w:sz="0" w:space="0" w:color="000000"/>
+                <w:left w:val="none" w:sz="0" w:space="0" w:color="000000"/>
+                <w:right w:val="none" w:sz="0" w:space="0" w:color="000000"/>
+              </w:pBdr>
+              <w:spacing w:after="100" w:before="100" w:line="240"/>
+              <w:ind w:left="100" w:right="100" w:firstLine="0" w:firstLineChars="0"/>
+              <w:rPr>
+                <w:rFonts w:ascii="Helvetica" w:hAnsi="Helvetica" w:eastAsia="Helvetica" w:cs="Helvetica"/>
+                <w:i w:val="false"/>
+                <w:b w:val="false"/>
+                <w:u w:val="none"/>
+                <w:sz w:val="22"/>
+                <w:szCs w:val="22"/>
+                <w:color w:val="000000"/>
+              </w:rPr>
+            </w:pPr>
+            <w:r>
+              <w:rPr>
+                <w:rFonts w:ascii="Helvetica" w:hAnsi="Helvetica" w:eastAsia="Helvetica" w:cs="Helvetica"/>
+                <w:i w:val="false"/>
+                <w:b w:val="false"/>
+                <w:u w:val="none"/>
+                <w:sz w:val="22"/>
+                <w:szCs w:val="22"/>
+                <w:color w:val="000000"/>
+              </w:rPr>
+              <w:t xml:space="preserve">0.14, 1.90</w:t>
+            </w:r>
+          </w:p>
+        </w:tc>
+        <w:tc>
+          <w:tcPr>
+            <w:tcBorders>
+              <w:bottom w:val="none" w:sz="0" w:space="0" w:color="000000"/>
+              <w:top w:val="none" w:sz="0" w:space="0" w:color="000000"/>
+              <w:left w:val="none" w:sz="0" w:space="0" w:color="000000"/>
+              <w:right w:val="none" w:sz="0" w:space="0" w:color="000000"/>
+            </w:tcBorders>
+            <w:shd w:val="clear" w:color="auto" w:fill="FFFFFF"/>
+            <w:tcMar>
+              <w:top w:w="0" w:type="dxa"/>
+              <w:bottom w:w="0" w:type="dxa"/>
+              <w:left w:w="0" w:type="dxa"/>
+              <w:right w:w="0" w:type="dxa"/>
+            </w:tcMar>
+            <w:vAlign w:val="top"/>
+          </w:tcPr>
+          <w:p>
+            <w:pPr>
+              <w:pStyle w:val="Normal"/>
+              <w:jc w:val="center"/>
+              <w:pBdr>
+                <w:bottom w:val="none" w:sz="0" w:space="0" w:color="000000"/>
+                <w:top w:val="none" w:sz="0" w:space="0" w:color="000000"/>
+                <w:left w:val="none" w:sz="0" w:space="0" w:color="000000"/>
+                <w:right w:val="none" w:sz="0" w:space="0" w:color="000000"/>
+              </w:pBdr>
+              <w:spacing w:after="100" w:before="100" w:line="240"/>
+              <w:ind w:left="100" w:right="100" w:firstLine="0" w:firstLineChars="0"/>
+              <w:rPr>
+                <w:rFonts w:ascii="Helvetica" w:hAnsi="Helvetica" w:eastAsia="Helvetica" w:cs="Helvetica"/>
+                <w:i w:val="false"/>
+                <w:b w:val="false"/>
+                <w:u w:val="none"/>
+                <w:sz w:val="22"/>
+                <w:szCs w:val="22"/>
+                <w:color w:val="000000"/>
+              </w:rPr>
+            </w:pPr>
+            <w:r>
+              <w:rPr>
+                <w:rFonts w:ascii="Helvetica" w:hAnsi="Helvetica" w:eastAsia="Helvetica" w:cs="Helvetica"/>
+                <w:i w:val="false"/>
+                <w:b w:val="false"/>
+                <w:u w:val="none"/>
+                <w:sz w:val="22"/>
+                <w:szCs w:val="22"/>
+                <w:color w:val="000000"/>
+              </w:rPr>
+              <w:t xml:space="preserve">0.310</w:t>
             </w:r>
           </w:p>
         </w:tc>
@@ -6416,113 +6416,113 @@
                 <w:szCs w:val="22"/>
                 <w:color w:val="000000"/>
               </w:rPr>
-              <w:t xml:space="preserve">0.52</w:t>
-            </w:r>
-          </w:p>
-        </w:tc>
-        <w:tc>
-          <w:tcPr>
-            <w:tcBorders>
-              <w:bottom w:val="none" w:sz="0" w:space="0" w:color="000000"/>
-              <w:top w:val="none" w:sz="0" w:space="0" w:color="000000"/>
-              <w:left w:val="none" w:sz="0" w:space="0" w:color="000000"/>
-              <w:right w:val="none" w:sz="0" w:space="0" w:color="000000"/>
-            </w:tcBorders>
-            <w:shd w:val="clear" w:color="auto" w:fill="FFFFFF"/>
-            <w:tcMar>
-              <w:top w:w="0" w:type="dxa"/>
-              <w:bottom w:w="0" w:type="dxa"/>
-              <w:left w:w="0" w:type="dxa"/>
-              <w:right w:w="0" w:type="dxa"/>
-            </w:tcMar>
-            <w:vAlign w:val="top"/>
-          </w:tcPr>
-          <w:p>
-            <w:pPr>
-              <w:pStyle w:val="Normal"/>
-              <w:jc w:val="center"/>
-              <w:pBdr>
-                <w:bottom w:val="none" w:sz="0" w:space="0" w:color="000000"/>
-                <w:top w:val="none" w:sz="0" w:space="0" w:color="000000"/>
-                <w:left w:val="none" w:sz="0" w:space="0" w:color="000000"/>
-                <w:right w:val="none" w:sz="0" w:space="0" w:color="000000"/>
-              </w:pBdr>
-              <w:spacing w:after="100" w:before="100" w:line="240"/>
-              <w:ind w:left="100" w:right="100" w:firstLine="0" w:firstLineChars="0"/>
-              <w:rPr>
-                <w:rFonts w:ascii="Helvetica" w:hAnsi="Helvetica" w:eastAsia="Helvetica" w:cs="Helvetica"/>
-                <w:i w:val="false"/>
-                <w:b w:val="false"/>
-                <w:u w:val="none"/>
-                <w:sz w:val="22"/>
-                <w:szCs w:val="22"/>
-                <w:color w:val="000000"/>
-              </w:rPr>
-            </w:pPr>
-            <w:r>
-              <w:rPr>
-                <w:rFonts w:ascii="Helvetica" w:hAnsi="Helvetica" w:eastAsia="Helvetica" w:cs="Helvetica"/>
-                <w:i w:val="false"/>
-                <w:b w:val="false"/>
-                <w:u w:val="none"/>
-                <w:sz w:val="22"/>
-                <w:szCs w:val="22"/>
-                <w:color w:val="000000"/>
-              </w:rPr>
-              <w:t xml:space="preserve">0.02, 16.2</w:t>
-            </w:r>
-          </w:p>
-        </w:tc>
-        <w:tc>
-          <w:tcPr>
-            <w:tcBorders>
-              <w:bottom w:val="none" w:sz="0" w:space="0" w:color="000000"/>
-              <w:top w:val="none" w:sz="0" w:space="0" w:color="000000"/>
-              <w:left w:val="none" w:sz="0" w:space="0" w:color="000000"/>
-              <w:right w:val="none" w:sz="0" w:space="0" w:color="000000"/>
-            </w:tcBorders>
-            <w:shd w:val="clear" w:color="auto" w:fill="FFFFFF"/>
-            <w:tcMar>
-              <w:top w:w="0" w:type="dxa"/>
-              <w:bottom w:w="0" w:type="dxa"/>
-              <w:left w:w="0" w:type="dxa"/>
-              <w:right w:w="0" w:type="dxa"/>
-            </w:tcMar>
-            <w:vAlign w:val="top"/>
-          </w:tcPr>
-          <w:p>
-            <w:pPr>
-              <w:pStyle w:val="Normal"/>
-              <w:jc w:val="center"/>
-              <w:pBdr>
-                <w:bottom w:val="none" w:sz="0" w:space="0" w:color="000000"/>
-                <w:top w:val="none" w:sz="0" w:space="0" w:color="000000"/>
-                <w:left w:val="none" w:sz="0" w:space="0" w:color="000000"/>
-                <w:right w:val="none" w:sz="0" w:space="0" w:color="000000"/>
-              </w:pBdr>
-              <w:spacing w:after="100" w:before="100" w:line="240"/>
-              <w:ind w:left="100" w:right="100" w:firstLine="0" w:firstLineChars="0"/>
-              <w:rPr>
-                <w:rFonts w:ascii="Helvetica" w:hAnsi="Helvetica" w:eastAsia="Helvetica" w:cs="Helvetica"/>
-                <w:i w:val="false"/>
-                <w:b w:val="false"/>
-                <w:u w:val="none"/>
-                <w:sz w:val="22"/>
-                <w:szCs w:val="22"/>
-                <w:color w:val="000000"/>
-              </w:rPr>
-            </w:pPr>
-            <w:r>
-              <w:rPr>
-                <w:rFonts w:ascii="Helvetica" w:hAnsi="Helvetica" w:eastAsia="Helvetica" w:cs="Helvetica"/>
-                <w:i w:val="false"/>
-                <w:b w:val="false"/>
-                <w:u w:val="none"/>
-                <w:sz w:val="22"/>
-                <w:szCs w:val="22"/>
-                <w:color w:val="000000"/>
-              </w:rPr>
-              <w:t xml:space="preserve">0.710</w:t>
+              <w:t xml:space="preserve">0.53</w:t>
+            </w:r>
+          </w:p>
+        </w:tc>
+        <w:tc>
+          <w:tcPr>
+            <w:tcBorders>
+              <w:bottom w:val="none" w:sz="0" w:space="0" w:color="000000"/>
+              <w:top w:val="none" w:sz="0" w:space="0" w:color="000000"/>
+              <w:left w:val="none" w:sz="0" w:space="0" w:color="000000"/>
+              <w:right w:val="none" w:sz="0" w:space="0" w:color="000000"/>
+            </w:tcBorders>
+            <w:shd w:val="clear" w:color="auto" w:fill="FFFFFF"/>
+            <w:tcMar>
+              <w:top w:w="0" w:type="dxa"/>
+              <w:bottom w:w="0" w:type="dxa"/>
+              <w:left w:w="0" w:type="dxa"/>
+              <w:right w:w="0" w:type="dxa"/>
+            </w:tcMar>
+            <w:vAlign w:val="top"/>
+          </w:tcPr>
+          <w:p>
+            <w:pPr>
+              <w:pStyle w:val="Normal"/>
+              <w:jc w:val="center"/>
+              <w:pBdr>
+                <w:bottom w:val="none" w:sz="0" w:space="0" w:color="000000"/>
+                <w:top w:val="none" w:sz="0" w:space="0" w:color="000000"/>
+                <w:left w:val="none" w:sz="0" w:space="0" w:color="000000"/>
+                <w:right w:val="none" w:sz="0" w:space="0" w:color="000000"/>
+              </w:pBdr>
+              <w:spacing w:after="100" w:before="100" w:line="240"/>
+              <w:ind w:left="100" w:right="100" w:firstLine="0" w:firstLineChars="0"/>
+              <w:rPr>
+                <w:rFonts w:ascii="Helvetica" w:hAnsi="Helvetica" w:eastAsia="Helvetica" w:cs="Helvetica"/>
+                <w:i w:val="false"/>
+                <w:b w:val="false"/>
+                <w:u w:val="none"/>
+                <w:sz w:val="22"/>
+                <w:szCs w:val="22"/>
+                <w:color w:val="000000"/>
+              </w:rPr>
+            </w:pPr>
+            <w:r>
+              <w:rPr>
+                <w:rFonts w:ascii="Helvetica" w:hAnsi="Helvetica" w:eastAsia="Helvetica" w:cs="Helvetica"/>
+                <w:i w:val="false"/>
+                <w:b w:val="false"/>
+                <w:u w:val="none"/>
+                <w:sz w:val="22"/>
+                <w:szCs w:val="22"/>
+                <w:color w:val="000000"/>
+              </w:rPr>
+              <w:t xml:space="preserve">0.02, 17.6</w:t>
+            </w:r>
+          </w:p>
+        </w:tc>
+        <w:tc>
+          <w:tcPr>
+            <w:tcBorders>
+              <w:bottom w:val="none" w:sz="0" w:space="0" w:color="000000"/>
+              <w:top w:val="none" w:sz="0" w:space="0" w:color="000000"/>
+              <w:left w:val="none" w:sz="0" w:space="0" w:color="000000"/>
+              <w:right w:val="none" w:sz="0" w:space="0" w:color="000000"/>
+            </w:tcBorders>
+            <w:shd w:val="clear" w:color="auto" w:fill="FFFFFF"/>
+            <w:tcMar>
+              <w:top w:w="0" w:type="dxa"/>
+              <w:bottom w:w="0" w:type="dxa"/>
+              <w:left w:w="0" w:type="dxa"/>
+              <w:right w:w="0" w:type="dxa"/>
+            </w:tcMar>
+            <w:vAlign w:val="top"/>
+          </w:tcPr>
+          <w:p>
+            <w:pPr>
+              <w:pStyle w:val="Normal"/>
+              <w:jc w:val="center"/>
+              <w:pBdr>
+                <w:bottom w:val="none" w:sz="0" w:space="0" w:color="000000"/>
+                <w:top w:val="none" w:sz="0" w:space="0" w:color="000000"/>
+                <w:left w:val="none" w:sz="0" w:space="0" w:color="000000"/>
+                <w:right w:val="none" w:sz="0" w:space="0" w:color="000000"/>
+              </w:pBdr>
+              <w:spacing w:after="100" w:before="100" w:line="240"/>
+              <w:ind w:left="100" w:right="100" w:firstLine="0" w:firstLineChars="0"/>
+              <w:rPr>
+                <w:rFonts w:ascii="Helvetica" w:hAnsi="Helvetica" w:eastAsia="Helvetica" w:cs="Helvetica"/>
+                <w:i w:val="false"/>
+                <w:b w:val="false"/>
+                <w:u w:val="none"/>
+                <w:sz w:val="22"/>
+                <w:szCs w:val="22"/>
+                <w:color w:val="000000"/>
+              </w:rPr>
+            </w:pPr>
+            <w:r>
+              <w:rPr>
+                <w:rFonts w:ascii="Helvetica" w:hAnsi="Helvetica" w:eastAsia="Helvetica" w:cs="Helvetica"/>
+                <w:i w:val="false"/>
+                <w:b w:val="false"/>
+                <w:u w:val="none"/>
+                <w:sz w:val="22"/>
+                <w:szCs w:val="22"/>
+                <w:color w:val="000000"/>
+              </w:rPr>
+              <w:t xml:space="preserve">0.730</w:t>
             </w:r>
           </w:p>
         </w:tc>
@@ -6687,60 +6687,60 @@
                 <w:szCs w:val="22"/>
                 <w:color w:val="000000"/>
               </w:rPr>
-              <w:t xml:space="preserve">1.69</w:t>
-            </w:r>
-          </w:p>
-        </w:tc>
-        <w:tc>
-          <w:tcPr>
-            <w:tcBorders>
-              <w:bottom w:val="none" w:sz="0" w:space="0" w:color="000000"/>
-              <w:top w:val="none" w:sz="0" w:space="0" w:color="000000"/>
-              <w:left w:val="none" w:sz="0" w:space="0" w:color="000000"/>
-              <w:right w:val="none" w:sz="0" w:space="0" w:color="000000"/>
-            </w:tcBorders>
-            <w:shd w:val="clear" w:color="auto" w:fill="FFFFFF"/>
-            <w:tcMar>
-              <w:top w:w="0" w:type="dxa"/>
-              <w:bottom w:w="0" w:type="dxa"/>
-              <w:left w:w="0" w:type="dxa"/>
-              <w:right w:w="0" w:type="dxa"/>
-            </w:tcMar>
-            <w:vAlign w:val="top"/>
-          </w:tcPr>
-          <w:p>
-            <w:pPr>
-              <w:pStyle w:val="Normal"/>
-              <w:jc w:val="center"/>
-              <w:pBdr>
-                <w:bottom w:val="none" w:sz="0" w:space="0" w:color="000000"/>
-                <w:top w:val="none" w:sz="0" w:space="0" w:color="000000"/>
-                <w:left w:val="none" w:sz="0" w:space="0" w:color="000000"/>
-                <w:right w:val="none" w:sz="0" w:space="0" w:color="000000"/>
-              </w:pBdr>
-              <w:spacing w:after="100" w:before="100" w:line="240"/>
-              <w:ind w:left="100" w:right="100" w:firstLine="0" w:firstLineChars="0"/>
-              <w:rPr>
-                <w:rFonts w:ascii="Helvetica" w:hAnsi="Helvetica" w:eastAsia="Helvetica" w:cs="Helvetica"/>
-                <w:i w:val="false"/>
-                <w:b w:val="false"/>
-                <w:u w:val="none"/>
-                <w:sz w:val="22"/>
-                <w:szCs w:val="22"/>
-                <w:color w:val="000000"/>
-              </w:rPr>
-            </w:pPr>
-            <w:r>
-              <w:rPr>
-                <w:rFonts w:ascii="Helvetica" w:hAnsi="Helvetica" w:eastAsia="Helvetica" w:cs="Helvetica"/>
-                <w:i w:val="false"/>
-                <w:b w:val="false"/>
-                <w:u w:val="none"/>
-                <w:sz w:val="22"/>
-                <w:szCs w:val="22"/>
-                <w:color w:val="000000"/>
-              </w:rPr>
-              <w:t xml:space="preserve">0.51, 5.57</w:t>
+              <w:t xml:space="preserve">1.70</w:t>
+            </w:r>
+          </w:p>
+        </w:tc>
+        <w:tc>
+          <w:tcPr>
+            <w:tcBorders>
+              <w:bottom w:val="none" w:sz="0" w:space="0" w:color="000000"/>
+              <w:top w:val="none" w:sz="0" w:space="0" w:color="000000"/>
+              <w:left w:val="none" w:sz="0" w:space="0" w:color="000000"/>
+              <w:right w:val="none" w:sz="0" w:space="0" w:color="000000"/>
+            </w:tcBorders>
+            <w:shd w:val="clear" w:color="auto" w:fill="FFFFFF"/>
+            <w:tcMar>
+              <w:top w:w="0" w:type="dxa"/>
+              <w:bottom w:w="0" w:type="dxa"/>
+              <w:left w:w="0" w:type="dxa"/>
+              <w:right w:w="0" w:type="dxa"/>
+            </w:tcMar>
+            <w:vAlign w:val="top"/>
+          </w:tcPr>
+          <w:p>
+            <w:pPr>
+              <w:pStyle w:val="Normal"/>
+              <w:jc w:val="center"/>
+              <w:pBdr>
+                <w:bottom w:val="none" w:sz="0" w:space="0" w:color="000000"/>
+                <w:top w:val="none" w:sz="0" w:space="0" w:color="000000"/>
+                <w:left w:val="none" w:sz="0" w:space="0" w:color="000000"/>
+                <w:right w:val="none" w:sz="0" w:space="0" w:color="000000"/>
+              </w:pBdr>
+              <w:spacing w:after="100" w:before="100" w:line="240"/>
+              <w:ind w:left="100" w:right="100" w:firstLine="0" w:firstLineChars="0"/>
+              <w:rPr>
+                <w:rFonts w:ascii="Helvetica" w:hAnsi="Helvetica" w:eastAsia="Helvetica" w:cs="Helvetica"/>
+                <w:i w:val="false"/>
+                <w:b w:val="false"/>
+                <w:u w:val="none"/>
+                <w:sz w:val="22"/>
+                <w:szCs w:val="22"/>
+                <w:color w:val="000000"/>
+              </w:rPr>
+            </w:pPr>
+            <w:r>
+              <w:rPr>
+                <w:rFonts w:ascii="Helvetica" w:hAnsi="Helvetica" w:eastAsia="Helvetica" w:cs="Helvetica"/>
+                <w:i w:val="false"/>
+                <w:b w:val="false"/>
+                <w:u w:val="none"/>
+                <w:sz w:val="22"/>
+                <w:szCs w:val="22"/>
+                <w:color w:val="000000"/>
+              </w:rPr>
+              <w:t xml:space="preserve">0.51, 5.64</w:t>
             </w:r>
           </w:p>
         </w:tc>
@@ -6899,113 +6899,113 @@
                 <w:szCs w:val="22"/>
                 <w:color w:val="000000"/>
               </w:rPr>
-              <w:t xml:space="preserve">0.46</w:t>
-            </w:r>
-          </w:p>
-        </w:tc>
-        <w:tc>
-          <w:tcPr>
-            <w:tcBorders>
-              <w:bottom w:val="none" w:sz="0" w:space="0" w:color="000000"/>
-              <w:top w:val="none" w:sz="0" w:space="0" w:color="000000"/>
-              <w:left w:val="none" w:sz="0" w:space="0" w:color="000000"/>
-              <w:right w:val="none" w:sz="0" w:space="0" w:color="000000"/>
-            </w:tcBorders>
-            <w:shd w:val="clear" w:color="auto" w:fill="FFFFFF"/>
-            <w:tcMar>
-              <w:top w:w="0" w:type="dxa"/>
-              <w:bottom w:w="0" w:type="dxa"/>
-              <w:left w:w="0" w:type="dxa"/>
-              <w:right w:w="0" w:type="dxa"/>
-            </w:tcMar>
-            <w:vAlign w:val="top"/>
-          </w:tcPr>
-          <w:p>
-            <w:pPr>
-              <w:pStyle w:val="Normal"/>
-              <w:jc w:val="center"/>
-              <w:pBdr>
-                <w:bottom w:val="none" w:sz="0" w:space="0" w:color="000000"/>
-                <w:top w:val="none" w:sz="0" w:space="0" w:color="000000"/>
-                <w:left w:val="none" w:sz="0" w:space="0" w:color="000000"/>
-                <w:right w:val="none" w:sz="0" w:space="0" w:color="000000"/>
-              </w:pBdr>
-              <w:spacing w:after="100" w:before="100" w:line="240"/>
-              <w:ind w:left="100" w:right="100" w:firstLine="0" w:firstLineChars="0"/>
-              <w:rPr>
-                <w:rFonts w:ascii="Helvetica" w:hAnsi="Helvetica" w:eastAsia="Helvetica" w:cs="Helvetica"/>
-                <w:i w:val="false"/>
-                <w:b w:val="false"/>
-                <w:u w:val="none"/>
-                <w:sz w:val="22"/>
-                <w:szCs w:val="22"/>
-                <w:color w:val="000000"/>
-              </w:rPr>
-            </w:pPr>
-            <w:r>
-              <w:rPr>
-                <w:rFonts w:ascii="Helvetica" w:hAnsi="Helvetica" w:eastAsia="Helvetica" w:cs="Helvetica"/>
-                <w:i w:val="false"/>
-                <w:b w:val="false"/>
-                <w:u w:val="none"/>
-                <w:sz w:val="22"/>
-                <w:szCs w:val="22"/>
-                <w:color w:val="000000"/>
-              </w:rPr>
-              <w:t xml:space="preserve">0.05, 3.80</w:t>
-            </w:r>
-          </w:p>
-        </w:tc>
-        <w:tc>
-          <w:tcPr>
-            <w:tcBorders>
-              <w:bottom w:val="none" w:sz="0" w:space="0" w:color="000000"/>
-              <w:top w:val="none" w:sz="0" w:space="0" w:color="000000"/>
-              <w:left w:val="none" w:sz="0" w:space="0" w:color="000000"/>
-              <w:right w:val="none" w:sz="0" w:space="0" w:color="000000"/>
-            </w:tcBorders>
-            <w:shd w:val="clear" w:color="auto" w:fill="FFFFFF"/>
-            <w:tcMar>
-              <w:top w:w="0" w:type="dxa"/>
-              <w:bottom w:w="0" w:type="dxa"/>
-              <w:left w:w="0" w:type="dxa"/>
-              <w:right w:w="0" w:type="dxa"/>
-            </w:tcMar>
-            <w:vAlign w:val="top"/>
-          </w:tcPr>
-          <w:p>
-            <w:pPr>
-              <w:pStyle w:val="Normal"/>
-              <w:jc w:val="center"/>
-              <w:pBdr>
-                <w:bottom w:val="none" w:sz="0" w:space="0" w:color="000000"/>
-                <w:top w:val="none" w:sz="0" w:space="0" w:color="000000"/>
-                <w:left w:val="none" w:sz="0" w:space="0" w:color="000000"/>
-                <w:right w:val="none" w:sz="0" w:space="0" w:color="000000"/>
-              </w:pBdr>
-              <w:spacing w:after="100" w:before="100" w:line="240"/>
-              <w:ind w:left="100" w:right="100" w:firstLine="0" w:firstLineChars="0"/>
-              <w:rPr>
-                <w:rFonts w:ascii="Helvetica" w:hAnsi="Helvetica" w:eastAsia="Helvetica" w:cs="Helvetica"/>
-                <w:i w:val="false"/>
-                <w:b w:val="false"/>
-                <w:u w:val="none"/>
-                <w:sz w:val="22"/>
-                <w:szCs w:val="22"/>
-                <w:color w:val="000000"/>
-              </w:rPr>
-            </w:pPr>
-            <w:r>
-              <w:rPr>
-                <w:rFonts w:ascii="Helvetica" w:hAnsi="Helvetica" w:eastAsia="Helvetica" w:cs="Helvetica"/>
-                <w:i w:val="false"/>
-                <w:b w:val="false"/>
-                <w:u w:val="none"/>
-                <w:sz w:val="22"/>
-                <w:szCs w:val="22"/>
-                <w:color w:val="000000"/>
-              </w:rPr>
-              <w:t xml:space="preserve">0.470</w:t>
+              <w:t xml:space="preserve">0.54</w:t>
+            </w:r>
+          </w:p>
+        </w:tc>
+        <w:tc>
+          <w:tcPr>
+            <w:tcBorders>
+              <w:bottom w:val="none" w:sz="0" w:space="0" w:color="000000"/>
+              <w:top w:val="none" w:sz="0" w:space="0" w:color="000000"/>
+              <w:left w:val="none" w:sz="0" w:space="0" w:color="000000"/>
+              <w:right w:val="none" w:sz="0" w:space="0" w:color="000000"/>
+            </w:tcBorders>
+            <w:shd w:val="clear" w:color="auto" w:fill="FFFFFF"/>
+            <w:tcMar>
+              <w:top w:w="0" w:type="dxa"/>
+              <w:bottom w:w="0" w:type="dxa"/>
+              <w:left w:w="0" w:type="dxa"/>
+              <w:right w:w="0" w:type="dxa"/>
+            </w:tcMar>
+            <w:vAlign w:val="top"/>
+          </w:tcPr>
+          <w:p>
+            <w:pPr>
+              <w:pStyle w:val="Normal"/>
+              <w:jc w:val="center"/>
+              <w:pBdr>
+                <w:bottom w:val="none" w:sz="0" w:space="0" w:color="000000"/>
+                <w:top w:val="none" w:sz="0" w:space="0" w:color="000000"/>
+                <w:left w:val="none" w:sz="0" w:space="0" w:color="000000"/>
+                <w:right w:val="none" w:sz="0" w:space="0" w:color="000000"/>
+              </w:pBdr>
+              <w:spacing w:after="100" w:before="100" w:line="240"/>
+              <w:ind w:left="100" w:right="100" w:firstLine="0" w:firstLineChars="0"/>
+              <w:rPr>
+                <w:rFonts w:ascii="Helvetica" w:hAnsi="Helvetica" w:eastAsia="Helvetica" w:cs="Helvetica"/>
+                <w:i w:val="false"/>
+                <w:b w:val="false"/>
+                <w:u w:val="none"/>
+                <w:sz w:val="22"/>
+                <w:szCs w:val="22"/>
+                <w:color w:val="000000"/>
+              </w:rPr>
+            </w:pPr>
+            <w:r>
+              <w:rPr>
+                <w:rFonts w:ascii="Helvetica" w:hAnsi="Helvetica" w:eastAsia="Helvetica" w:cs="Helvetica"/>
+                <w:i w:val="false"/>
+                <w:b w:val="false"/>
+                <w:u w:val="none"/>
+                <w:sz w:val="22"/>
+                <w:szCs w:val="22"/>
+                <w:color w:val="000000"/>
+              </w:rPr>
+              <w:t xml:space="preserve">0.06, 4.61</w:t>
+            </w:r>
+          </w:p>
+        </w:tc>
+        <w:tc>
+          <w:tcPr>
+            <w:tcBorders>
+              <w:bottom w:val="none" w:sz="0" w:space="0" w:color="000000"/>
+              <w:top w:val="none" w:sz="0" w:space="0" w:color="000000"/>
+              <w:left w:val="none" w:sz="0" w:space="0" w:color="000000"/>
+              <w:right w:val="none" w:sz="0" w:space="0" w:color="000000"/>
+            </w:tcBorders>
+            <w:shd w:val="clear" w:color="auto" w:fill="FFFFFF"/>
+            <w:tcMar>
+              <w:top w:w="0" w:type="dxa"/>
+              <w:bottom w:w="0" w:type="dxa"/>
+              <w:left w:w="0" w:type="dxa"/>
+              <w:right w:w="0" w:type="dxa"/>
+            </w:tcMar>
+            <w:vAlign w:val="top"/>
+          </w:tcPr>
+          <w:p>
+            <w:pPr>
+              <w:pStyle w:val="Normal"/>
+              <w:jc w:val="center"/>
+              <w:pBdr>
+                <w:bottom w:val="none" w:sz="0" w:space="0" w:color="000000"/>
+                <w:top w:val="none" w:sz="0" w:space="0" w:color="000000"/>
+                <w:left w:val="none" w:sz="0" w:space="0" w:color="000000"/>
+                <w:right w:val="none" w:sz="0" w:space="0" w:color="000000"/>
+              </w:pBdr>
+              <w:spacing w:after="100" w:before="100" w:line="240"/>
+              <w:ind w:left="100" w:right="100" w:firstLine="0" w:firstLineChars="0"/>
+              <w:rPr>
+                <w:rFonts w:ascii="Helvetica" w:hAnsi="Helvetica" w:eastAsia="Helvetica" w:cs="Helvetica"/>
+                <w:i w:val="false"/>
+                <w:b w:val="false"/>
+                <w:u w:val="none"/>
+                <w:sz w:val="22"/>
+                <w:szCs w:val="22"/>
+                <w:color w:val="000000"/>
+              </w:rPr>
+            </w:pPr>
+            <w:r>
+              <w:rPr>
+                <w:rFonts w:ascii="Helvetica" w:hAnsi="Helvetica" w:eastAsia="Helvetica" w:cs="Helvetica"/>
+                <w:i w:val="false"/>
+                <w:b w:val="false"/>
+                <w:u w:val="none"/>
+                <w:sz w:val="22"/>
+                <w:szCs w:val="22"/>
+                <w:color w:val="000000"/>
+              </w:rPr>
+              <w:t xml:space="preserve">0.580</w:t>
             </w:r>
           </w:p>
         </w:tc>
@@ -7170,60 +7170,60 @@
                 <w:szCs w:val="22"/>
                 <w:color w:val="000000"/>
               </w:rPr>
-              <w:t xml:space="preserve">1.27</w:t>
-            </w:r>
-          </w:p>
-        </w:tc>
-        <w:tc>
-          <w:tcPr>
-            <w:tcBorders>
-              <w:bottom w:val="none" w:sz="0" w:space="0" w:color="000000"/>
-              <w:top w:val="none" w:sz="0" w:space="0" w:color="000000"/>
-              <w:left w:val="none" w:sz="0" w:space="0" w:color="000000"/>
-              <w:right w:val="none" w:sz="0" w:space="0" w:color="000000"/>
-            </w:tcBorders>
-            <w:shd w:val="clear" w:color="auto" w:fill="FFFFFF"/>
-            <w:tcMar>
-              <w:top w:w="0" w:type="dxa"/>
-              <w:bottom w:w="0" w:type="dxa"/>
-              <w:left w:w="0" w:type="dxa"/>
-              <w:right w:w="0" w:type="dxa"/>
-            </w:tcMar>
-            <w:vAlign w:val="top"/>
-          </w:tcPr>
-          <w:p>
-            <w:pPr>
-              <w:pStyle w:val="Normal"/>
-              <w:jc w:val="center"/>
-              <w:pBdr>
-                <w:bottom w:val="none" w:sz="0" w:space="0" w:color="000000"/>
-                <w:top w:val="none" w:sz="0" w:space="0" w:color="000000"/>
-                <w:left w:val="none" w:sz="0" w:space="0" w:color="000000"/>
-                <w:right w:val="none" w:sz="0" w:space="0" w:color="000000"/>
-              </w:pBdr>
-              <w:spacing w:after="100" w:before="100" w:line="240"/>
-              <w:ind w:left="100" w:right="100" w:firstLine="0" w:firstLineChars="0"/>
-              <w:rPr>
-                <w:rFonts w:ascii="Helvetica" w:hAnsi="Helvetica" w:eastAsia="Helvetica" w:cs="Helvetica"/>
-                <w:i w:val="false"/>
-                <w:b w:val="false"/>
-                <w:u w:val="none"/>
-                <w:sz w:val="22"/>
-                <w:szCs w:val="22"/>
-                <w:color w:val="000000"/>
-              </w:rPr>
-            </w:pPr>
-            <w:r>
-              <w:rPr>
-                <w:rFonts w:ascii="Helvetica" w:hAnsi="Helvetica" w:eastAsia="Helvetica" w:cs="Helvetica"/>
-                <w:i w:val="false"/>
-                <w:b w:val="false"/>
-                <w:u w:val="none"/>
-                <w:sz w:val="22"/>
-                <w:szCs w:val="22"/>
-                <w:color w:val="000000"/>
-              </w:rPr>
-              <w:t xml:space="preserve">0.16, 10.2</w:t>
+              <w:t xml:space="preserve">1.28</w:t>
+            </w:r>
+          </w:p>
+        </w:tc>
+        <w:tc>
+          <w:tcPr>
+            <w:tcBorders>
+              <w:bottom w:val="none" w:sz="0" w:space="0" w:color="000000"/>
+              <w:top w:val="none" w:sz="0" w:space="0" w:color="000000"/>
+              <w:left w:val="none" w:sz="0" w:space="0" w:color="000000"/>
+              <w:right w:val="none" w:sz="0" w:space="0" w:color="000000"/>
+            </w:tcBorders>
+            <w:shd w:val="clear" w:color="auto" w:fill="FFFFFF"/>
+            <w:tcMar>
+              <w:top w:w="0" w:type="dxa"/>
+              <w:bottom w:w="0" w:type="dxa"/>
+              <w:left w:w="0" w:type="dxa"/>
+              <w:right w:w="0" w:type="dxa"/>
+            </w:tcMar>
+            <w:vAlign w:val="top"/>
+          </w:tcPr>
+          <w:p>
+            <w:pPr>
+              <w:pStyle w:val="Normal"/>
+              <w:jc w:val="center"/>
+              <w:pBdr>
+                <w:bottom w:val="none" w:sz="0" w:space="0" w:color="000000"/>
+                <w:top w:val="none" w:sz="0" w:space="0" w:color="000000"/>
+                <w:left w:val="none" w:sz="0" w:space="0" w:color="000000"/>
+                <w:right w:val="none" w:sz="0" w:space="0" w:color="000000"/>
+              </w:pBdr>
+              <w:spacing w:after="100" w:before="100" w:line="240"/>
+              <w:ind w:left="100" w:right="100" w:firstLine="0" w:firstLineChars="0"/>
+              <w:rPr>
+                <w:rFonts w:ascii="Helvetica" w:hAnsi="Helvetica" w:eastAsia="Helvetica" w:cs="Helvetica"/>
+                <w:i w:val="false"/>
+                <w:b w:val="false"/>
+                <w:u w:val="none"/>
+                <w:sz w:val="22"/>
+                <w:szCs w:val="22"/>
+                <w:color w:val="000000"/>
+              </w:rPr>
+            </w:pPr>
+            <w:r>
+              <w:rPr>
+                <w:rFonts w:ascii="Helvetica" w:hAnsi="Helvetica" w:eastAsia="Helvetica" w:cs="Helvetica"/>
+                <w:i w:val="false"/>
+                <w:b w:val="false"/>
+                <w:u w:val="none"/>
+                <w:sz w:val="22"/>
+                <w:szCs w:val="22"/>
+                <w:color w:val="000000"/>
+              </w:rPr>
+              <w:t xml:space="preserve">0.16, 10.4</w:t>
             </w:r>
           </w:p>
         </w:tc>
@@ -7382,113 +7382,113 @@
                 <w:szCs w:val="22"/>
                 <w:color w:val="000000"/>
               </w:rPr>
-              <w:t xml:space="preserve">0.30</w:t>
-            </w:r>
-          </w:p>
-        </w:tc>
-        <w:tc>
-          <w:tcPr>
-            <w:tcBorders>
-              <w:bottom w:val="none" w:sz="0" w:space="0" w:color="000000"/>
-              <w:top w:val="none" w:sz="0" w:space="0" w:color="000000"/>
-              <w:left w:val="none" w:sz="0" w:space="0" w:color="000000"/>
-              <w:right w:val="none" w:sz="0" w:space="0" w:color="000000"/>
-            </w:tcBorders>
-            <w:shd w:val="clear" w:color="auto" w:fill="FFFFFF"/>
-            <w:tcMar>
-              <w:top w:w="0" w:type="dxa"/>
-              <w:bottom w:w="0" w:type="dxa"/>
-              <w:left w:w="0" w:type="dxa"/>
-              <w:right w:w="0" w:type="dxa"/>
-            </w:tcMar>
-            <w:vAlign w:val="top"/>
-          </w:tcPr>
-          <w:p>
-            <w:pPr>
-              <w:pStyle w:val="Normal"/>
-              <w:jc w:val="center"/>
-              <w:pBdr>
-                <w:bottom w:val="none" w:sz="0" w:space="0" w:color="000000"/>
-                <w:top w:val="none" w:sz="0" w:space="0" w:color="000000"/>
-                <w:left w:val="none" w:sz="0" w:space="0" w:color="000000"/>
-                <w:right w:val="none" w:sz="0" w:space="0" w:color="000000"/>
-              </w:pBdr>
-              <w:spacing w:after="100" w:before="100" w:line="240"/>
-              <w:ind w:left="100" w:right="100" w:firstLine="0" w:firstLineChars="0"/>
-              <w:rPr>
-                <w:rFonts w:ascii="Helvetica" w:hAnsi="Helvetica" w:eastAsia="Helvetica" w:cs="Helvetica"/>
-                <w:i w:val="false"/>
-                <w:b w:val="false"/>
-                <w:u w:val="none"/>
-                <w:sz w:val="22"/>
-                <w:szCs w:val="22"/>
-                <w:color w:val="000000"/>
-              </w:rPr>
-            </w:pPr>
-            <w:r>
-              <w:rPr>
-                <w:rFonts w:ascii="Helvetica" w:hAnsi="Helvetica" w:eastAsia="Helvetica" w:cs="Helvetica"/>
-                <w:i w:val="false"/>
-                <w:b w:val="false"/>
-                <w:u w:val="none"/>
-                <w:sz w:val="22"/>
-                <w:szCs w:val="22"/>
-                <w:color w:val="000000"/>
-              </w:rPr>
-              <w:t xml:space="preserve">0.02, 5.47</w:t>
-            </w:r>
-          </w:p>
-        </w:tc>
-        <w:tc>
-          <w:tcPr>
-            <w:tcBorders>
-              <w:bottom w:val="none" w:sz="0" w:space="0" w:color="000000"/>
-              <w:top w:val="none" w:sz="0" w:space="0" w:color="000000"/>
-              <w:left w:val="none" w:sz="0" w:space="0" w:color="000000"/>
-              <w:right w:val="none" w:sz="0" w:space="0" w:color="000000"/>
-            </w:tcBorders>
-            <w:shd w:val="clear" w:color="auto" w:fill="FFFFFF"/>
-            <w:tcMar>
-              <w:top w:w="0" w:type="dxa"/>
-              <w:bottom w:w="0" w:type="dxa"/>
-              <w:left w:w="0" w:type="dxa"/>
-              <w:right w:w="0" w:type="dxa"/>
-            </w:tcMar>
-            <w:vAlign w:val="top"/>
-          </w:tcPr>
-          <w:p>
-            <w:pPr>
-              <w:pStyle w:val="Normal"/>
-              <w:jc w:val="center"/>
-              <w:pBdr>
-                <w:bottom w:val="none" w:sz="0" w:space="0" w:color="000000"/>
-                <w:top w:val="none" w:sz="0" w:space="0" w:color="000000"/>
-                <w:left w:val="none" w:sz="0" w:space="0" w:color="000000"/>
-                <w:right w:val="none" w:sz="0" w:space="0" w:color="000000"/>
-              </w:pBdr>
-              <w:spacing w:after="100" w:before="100" w:line="240"/>
-              <w:ind w:left="100" w:right="100" w:firstLine="0" w:firstLineChars="0"/>
-              <w:rPr>
-                <w:rFonts w:ascii="Helvetica" w:hAnsi="Helvetica" w:eastAsia="Helvetica" w:cs="Helvetica"/>
-                <w:i w:val="false"/>
-                <w:b w:val="false"/>
-                <w:u w:val="none"/>
-                <w:sz w:val="22"/>
-                <w:szCs w:val="22"/>
-                <w:color w:val="000000"/>
-              </w:rPr>
-            </w:pPr>
-            <w:r>
-              <w:rPr>
-                <w:rFonts w:ascii="Helvetica" w:hAnsi="Helvetica" w:eastAsia="Helvetica" w:cs="Helvetica"/>
-                <w:i w:val="false"/>
-                <w:b w:val="false"/>
-                <w:u w:val="none"/>
-                <w:sz w:val="22"/>
-                <w:szCs w:val="22"/>
-                <w:color w:val="000000"/>
-              </w:rPr>
-              <w:t xml:space="preserve">0.420</w:t>
+              <w:t xml:space="preserve">0.36</w:t>
+            </w:r>
+          </w:p>
+        </w:tc>
+        <w:tc>
+          <w:tcPr>
+            <w:tcBorders>
+              <w:bottom w:val="none" w:sz="0" w:space="0" w:color="000000"/>
+              <w:top w:val="none" w:sz="0" w:space="0" w:color="000000"/>
+              <w:left w:val="none" w:sz="0" w:space="0" w:color="000000"/>
+              <w:right w:val="none" w:sz="0" w:space="0" w:color="000000"/>
+            </w:tcBorders>
+            <w:shd w:val="clear" w:color="auto" w:fill="FFFFFF"/>
+            <w:tcMar>
+              <w:top w:w="0" w:type="dxa"/>
+              <w:bottom w:w="0" w:type="dxa"/>
+              <w:left w:w="0" w:type="dxa"/>
+              <w:right w:w="0" w:type="dxa"/>
+            </w:tcMar>
+            <w:vAlign w:val="top"/>
+          </w:tcPr>
+          <w:p>
+            <w:pPr>
+              <w:pStyle w:val="Normal"/>
+              <w:jc w:val="center"/>
+              <w:pBdr>
+                <w:bottom w:val="none" w:sz="0" w:space="0" w:color="000000"/>
+                <w:top w:val="none" w:sz="0" w:space="0" w:color="000000"/>
+                <w:left w:val="none" w:sz="0" w:space="0" w:color="000000"/>
+                <w:right w:val="none" w:sz="0" w:space="0" w:color="000000"/>
+              </w:pBdr>
+              <w:spacing w:after="100" w:before="100" w:line="240"/>
+              <w:ind w:left="100" w:right="100" w:firstLine="0" w:firstLineChars="0"/>
+              <w:rPr>
+                <w:rFonts w:ascii="Helvetica" w:hAnsi="Helvetica" w:eastAsia="Helvetica" w:cs="Helvetica"/>
+                <w:i w:val="false"/>
+                <w:b w:val="false"/>
+                <w:u w:val="none"/>
+                <w:sz w:val="22"/>
+                <w:szCs w:val="22"/>
+                <w:color w:val="000000"/>
+              </w:rPr>
+            </w:pPr>
+            <w:r>
+              <w:rPr>
+                <w:rFonts w:ascii="Helvetica" w:hAnsi="Helvetica" w:eastAsia="Helvetica" w:cs="Helvetica"/>
+                <w:i w:val="false"/>
+                <w:b w:val="false"/>
+                <w:u w:val="none"/>
+                <w:sz w:val="22"/>
+                <w:szCs w:val="22"/>
+                <w:color w:val="000000"/>
+              </w:rPr>
+              <w:t xml:space="preserve">0.02, 6.66</w:t>
+            </w:r>
+          </w:p>
+        </w:tc>
+        <w:tc>
+          <w:tcPr>
+            <w:tcBorders>
+              <w:bottom w:val="none" w:sz="0" w:space="0" w:color="000000"/>
+              <w:top w:val="none" w:sz="0" w:space="0" w:color="000000"/>
+              <w:left w:val="none" w:sz="0" w:space="0" w:color="000000"/>
+              <w:right w:val="none" w:sz="0" w:space="0" w:color="000000"/>
+            </w:tcBorders>
+            <w:shd w:val="clear" w:color="auto" w:fill="FFFFFF"/>
+            <w:tcMar>
+              <w:top w:w="0" w:type="dxa"/>
+              <w:bottom w:w="0" w:type="dxa"/>
+              <w:left w:w="0" w:type="dxa"/>
+              <w:right w:w="0" w:type="dxa"/>
+            </w:tcMar>
+            <w:vAlign w:val="top"/>
+          </w:tcPr>
+          <w:p>
+            <w:pPr>
+              <w:pStyle w:val="Normal"/>
+              <w:jc w:val="center"/>
+              <w:pBdr>
+                <w:bottom w:val="none" w:sz="0" w:space="0" w:color="000000"/>
+                <w:top w:val="none" w:sz="0" w:space="0" w:color="000000"/>
+                <w:left w:val="none" w:sz="0" w:space="0" w:color="000000"/>
+                <w:right w:val="none" w:sz="0" w:space="0" w:color="000000"/>
+              </w:pBdr>
+              <w:spacing w:after="100" w:before="100" w:line="240"/>
+              <w:ind w:left="100" w:right="100" w:firstLine="0" w:firstLineChars="0"/>
+              <w:rPr>
+                <w:rFonts w:ascii="Helvetica" w:hAnsi="Helvetica" w:eastAsia="Helvetica" w:cs="Helvetica"/>
+                <w:i w:val="false"/>
+                <w:b w:val="false"/>
+                <w:u w:val="none"/>
+                <w:sz w:val="22"/>
+                <w:szCs w:val="22"/>
+                <w:color w:val="000000"/>
+              </w:rPr>
+            </w:pPr>
+            <w:r>
+              <w:rPr>
+                <w:rFonts w:ascii="Helvetica" w:hAnsi="Helvetica" w:eastAsia="Helvetica" w:cs="Helvetica"/>
+                <w:i w:val="false"/>
+                <w:b w:val="false"/>
+                <w:u w:val="none"/>
+                <w:sz w:val="22"/>
+                <w:szCs w:val="22"/>
+                <w:color w:val="000000"/>
+              </w:rPr>
+              <w:t xml:space="preserve">0.490</w:t>
             </w:r>
           </w:p>
         </w:tc>
@@ -7653,113 +7653,113 @@
                 <w:szCs w:val="22"/>
                 <w:color w:val="000000"/>
               </w:rPr>
-              <w:t xml:space="preserve">0.20</w:t>
-            </w:r>
-          </w:p>
-        </w:tc>
-        <w:tc>
-          <w:tcPr>
-            <w:tcBorders>
-              <w:bottom w:val="none" w:sz="0" w:space="0" w:color="000000"/>
-              <w:top w:val="none" w:sz="0" w:space="0" w:color="000000"/>
-              <w:left w:val="none" w:sz="0" w:space="0" w:color="000000"/>
-              <w:right w:val="none" w:sz="0" w:space="0" w:color="000000"/>
-            </w:tcBorders>
-            <w:shd w:val="clear" w:color="auto" w:fill="FFFFFF"/>
-            <w:tcMar>
-              <w:top w:w="0" w:type="dxa"/>
-              <w:bottom w:w="0" w:type="dxa"/>
-              <w:left w:w="0" w:type="dxa"/>
-              <w:right w:w="0" w:type="dxa"/>
-            </w:tcMar>
-            <w:vAlign w:val="top"/>
-          </w:tcPr>
-          <w:p>
-            <w:pPr>
-              <w:pStyle w:val="Normal"/>
-              <w:jc w:val="center"/>
-              <w:pBdr>
-                <w:bottom w:val="none" w:sz="0" w:space="0" w:color="000000"/>
-                <w:top w:val="none" w:sz="0" w:space="0" w:color="000000"/>
-                <w:left w:val="none" w:sz="0" w:space="0" w:color="000000"/>
-                <w:right w:val="none" w:sz="0" w:space="0" w:color="000000"/>
-              </w:pBdr>
-              <w:spacing w:after="100" w:before="100" w:line="240"/>
-              <w:ind w:left="100" w:right="100" w:firstLine="0" w:firstLineChars="0"/>
-              <w:rPr>
-                <w:rFonts w:ascii="Helvetica" w:hAnsi="Helvetica" w:eastAsia="Helvetica" w:cs="Helvetica"/>
-                <w:i w:val="false"/>
-                <w:b w:val="false"/>
-                <w:u w:val="none"/>
-                <w:sz w:val="22"/>
-                <w:szCs w:val="22"/>
-                <w:color w:val="000000"/>
-              </w:rPr>
-            </w:pPr>
-            <w:r>
-              <w:rPr>
-                <w:rFonts w:ascii="Helvetica" w:hAnsi="Helvetica" w:eastAsia="Helvetica" w:cs="Helvetica"/>
-                <w:i w:val="false"/>
-                <w:b w:val="false"/>
-                <w:u w:val="none"/>
-                <w:sz w:val="22"/>
-                <w:szCs w:val="22"/>
-                <w:color w:val="000000"/>
-              </w:rPr>
-              <w:t xml:space="preserve">0.04, 0.86</w:t>
-            </w:r>
-          </w:p>
-        </w:tc>
-        <w:tc>
-          <w:tcPr>
-            <w:tcBorders>
-              <w:bottom w:val="none" w:sz="0" w:space="0" w:color="000000"/>
-              <w:top w:val="none" w:sz="0" w:space="0" w:color="000000"/>
-              <w:left w:val="none" w:sz="0" w:space="0" w:color="000000"/>
-              <w:right w:val="none" w:sz="0" w:space="0" w:color="000000"/>
-            </w:tcBorders>
-            <w:shd w:val="clear" w:color="auto" w:fill="FFFFFF"/>
-            <w:tcMar>
-              <w:top w:w="0" w:type="dxa"/>
-              <w:bottom w:w="0" w:type="dxa"/>
-              <w:left w:w="0" w:type="dxa"/>
-              <w:right w:w="0" w:type="dxa"/>
-            </w:tcMar>
-            <w:vAlign w:val="top"/>
-          </w:tcPr>
-          <w:p>
-            <w:pPr>
-              <w:pStyle w:val="Normal"/>
-              <w:jc w:val="center"/>
-              <w:pBdr>
-                <w:bottom w:val="none" w:sz="0" w:space="0" w:color="000000"/>
-                <w:top w:val="none" w:sz="0" w:space="0" w:color="000000"/>
-                <w:left w:val="none" w:sz="0" w:space="0" w:color="000000"/>
-                <w:right w:val="none" w:sz="0" w:space="0" w:color="000000"/>
-              </w:pBdr>
-              <w:spacing w:after="100" w:before="100" w:line="240"/>
-              <w:ind w:left="100" w:right="100" w:firstLine="0" w:firstLineChars="0"/>
-              <w:rPr>
-                <w:rFonts w:ascii="Helvetica" w:hAnsi="Helvetica" w:eastAsia="Helvetica" w:cs="Helvetica"/>
-                <w:i w:val="false"/>
-                <w:b w:val="false"/>
-                <w:u w:val="none"/>
-                <w:sz w:val="22"/>
-                <w:szCs w:val="22"/>
-                <w:color w:val="000000"/>
-              </w:rPr>
-            </w:pPr>
-            <w:r>
-              <w:rPr>
-                <w:rFonts w:ascii="Helvetica" w:hAnsi="Helvetica" w:eastAsia="Helvetica" w:cs="Helvetica"/>
-                <w:i w:val="false"/>
-                <w:b w:val="false"/>
-                <w:u w:val="none"/>
-                <w:sz w:val="22"/>
-                <w:szCs w:val="22"/>
-                <w:color w:val="000000"/>
-              </w:rPr>
-              <w:t xml:space="preserve">0.031</w:t>
+              <w:t xml:space="preserve">0.26</w:t>
+            </w:r>
+          </w:p>
+        </w:tc>
+        <w:tc>
+          <w:tcPr>
+            <w:tcBorders>
+              <w:bottom w:val="none" w:sz="0" w:space="0" w:color="000000"/>
+              <w:top w:val="none" w:sz="0" w:space="0" w:color="000000"/>
+              <w:left w:val="none" w:sz="0" w:space="0" w:color="000000"/>
+              <w:right w:val="none" w:sz="0" w:space="0" w:color="000000"/>
+            </w:tcBorders>
+            <w:shd w:val="clear" w:color="auto" w:fill="FFFFFF"/>
+            <w:tcMar>
+              <w:top w:w="0" w:type="dxa"/>
+              <w:bottom w:w="0" w:type="dxa"/>
+              <w:left w:w="0" w:type="dxa"/>
+              <w:right w:w="0" w:type="dxa"/>
+            </w:tcMar>
+            <w:vAlign w:val="top"/>
+          </w:tcPr>
+          <w:p>
+            <w:pPr>
+              <w:pStyle w:val="Normal"/>
+              <w:jc w:val="center"/>
+              <w:pBdr>
+                <w:bottom w:val="none" w:sz="0" w:space="0" w:color="000000"/>
+                <w:top w:val="none" w:sz="0" w:space="0" w:color="000000"/>
+                <w:left w:val="none" w:sz="0" w:space="0" w:color="000000"/>
+                <w:right w:val="none" w:sz="0" w:space="0" w:color="000000"/>
+              </w:pBdr>
+              <w:spacing w:after="100" w:before="100" w:line="240"/>
+              <w:ind w:left="100" w:right="100" w:firstLine="0" w:firstLineChars="0"/>
+              <w:rPr>
+                <w:rFonts w:ascii="Helvetica" w:hAnsi="Helvetica" w:eastAsia="Helvetica" w:cs="Helvetica"/>
+                <w:i w:val="false"/>
+                <w:b w:val="false"/>
+                <w:u w:val="none"/>
+                <w:sz w:val="22"/>
+                <w:szCs w:val="22"/>
+                <w:color w:val="000000"/>
+              </w:rPr>
+            </w:pPr>
+            <w:r>
+              <w:rPr>
+                <w:rFonts w:ascii="Helvetica" w:hAnsi="Helvetica" w:eastAsia="Helvetica" w:cs="Helvetica"/>
+                <w:i w:val="false"/>
+                <w:b w:val="false"/>
+                <w:u w:val="none"/>
+                <w:sz w:val="22"/>
+                <w:szCs w:val="22"/>
+                <w:color w:val="000000"/>
+              </w:rPr>
+              <w:t xml:space="preserve">0.06, 1.01</w:t>
+            </w:r>
+          </w:p>
+        </w:tc>
+        <w:tc>
+          <w:tcPr>
+            <w:tcBorders>
+              <w:bottom w:val="none" w:sz="0" w:space="0" w:color="000000"/>
+              <w:top w:val="none" w:sz="0" w:space="0" w:color="000000"/>
+              <w:left w:val="none" w:sz="0" w:space="0" w:color="000000"/>
+              <w:right w:val="none" w:sz="0" w:space="0" w:color="000000"/>
+            </w:tcBorders>
+            <w:shd w:val="clear" w:color="auto" w:fill="FFFFFF"/>
+            <w:tcMar>
+              <w:top w:w="0" w:type="dxa"/>
+              <w:bottom w:w="0" w:type="dxa"/>
+              <w:left w:w="0" w:type="dxa"/>
+              <w:right w:w="0" w:type="dxa"/>
+            </w:tcMar>
+            <w:vAlign w:val="top"/>
+          </w:tcPr>
+          <w:p>
+            <w:pPr>
+              <w:pStyle w:val="Normal"/>
+              <w:jc w:val="center"/>
+              <w:pBdr>
+                <w:bottom w:val="none" w:sz="0" w:space="0" w:color="000000"/>
+                <w:top w:val="none" w:sz="0" w:space="0" w:color="000000"/>
+                <w:left w:val="none" w:sz="0" w:space="0" w:color="000000"/>
+                <w:right w:val="none" w:sz="0" w:space="0" w:color="000000"/>
+              </w:pBdr>
+              <w:spacing w:after="100" w:before="100" w:line="240"/>
+              <w:ind w:left="100" w:right="100" w:firstLine="0" w:firstLineChars="0"/>
+              <w:rPr>
+                <w:rFonts w:ascii="Helvetica" w:hAnsi="Helvetica" w:eastAsia="Helvetica" w:cs="Helvetica"/>
+                <w:i w:val="false"/>
+                <w:b w:val="false"/>
+                <w:u w:val="none"/>
+                <w:sz w:val="22"/>
+                <w:szCs w:val="22"/>
+                <w:color w:val="000000"/>
+              </w:rPr>
+            </w:pPr>
+            <w:r>
+              <w:rPr>
+                <w:rFonts w:ascii="Helvetica" w:hAnsi="Helvetica" w:eastAsia="Helvetica" w:cs="Helvetica"/>
+                <w:i w:val="false"/>
+                <w:b w:val="false"/>
+                <w:u w:val="none"/>
+                <w:sz w:val="22"/>
+                <w:szCs w:val="22"/>
+                <w:color w:val="000000"/>
+              </w:rPr>
+              <w:t xml:space="preserve">0.052</w:t>
             </w:r>
           </w:p>
         </w:tc>
@@ -7865,113 +7865,113 @@
                 <w:szCs w:val="22"/>
                 <w:color w:val="000000"/>
               </w:rPr>
-              <w:t xml:space="preserve">0.27</w:t>
-            </w:r>
-          </w:p>
-        </w:tc>
-        <w:tc>
-          <w:tcPr>
-            <w:tcBorders>
-              <w:bottom w:val="none" w:sz="0" w:space="0" w:color="000000"/>
-              <w:top w:val="none" w:sz="0" w:space="0" w:color="000000"/>
-              <w:left w:val="none" w:sz="0" w:space="0" w:color="000000"/>
-              <w:right w:val="none" w:sz="0" w:space="0" w:color="000000"/>
-            </w:tcBorders>
-            <w:shd w:val="clear" w:color="auto" w:fill="FFFFFF"/>
-            <w:tcMar>
-              <w:top w:w="0" w:type="dxa"/>
-              <w:bottom w:w="0" w:type="dxa"/>
-              <w:left w:w="0" w:type="dxa"/>
-              <w:right w:w="0" w:type="dxa"/>
-            </w:tcMar>
-            <w:vAlign w:val="top"/>
-          </w:tcPr>
-          <w:p>
-            <w:pPr>
-              <w:pStyle w:val="Normal"/>
-              <w:jc w:val="center"/>
-              <w:pBdr>
-                <w:bottom w:val="none" w:sz="0" w:space="0" w:color="000000"/>
-                <w:top w:val="none" w:sz="0" w:space="0" w:color="000000"/>
-                <w:left w:val="none" w:sz="0" w:space="0" w:color="000000"/>
-                <w:right w:val="none" w:sz="0" w:space="0" w:color="000000"/>
-              </w:pBdr>
-              <w:spacing w:after="100" w:before="100" w:line="240"/>
-              <w:ind w:left="100" w:right="100" w:firstLine="0" w:firstLineChars="0"/>
-              <w:rPr>
-                <w:rFonts w:ascii="Helvetica" w:hAnsi="Helvetica" w:eastAsia="Helvetica" w:cs="Helvetica"/>
-                <w:i w:val="false"/>
-                <w:b w:val="false"/>
-                <w:u w:val="none"/>
-                <w:sz w:val="22"/>
-                <w:szCs w:val="22"/>
-                <w:color w:val="000000"/>
-              </w:rPr>
-            </w:pPr>
-            <w:r>
-              <w:rPr>
-                <w:rFonts w:ascii="Helvetica" w:hAnsi="Helvetica" w:eastAsia="Helvetica" w:cs="Helvetica"/>
-                <w:i w:val="false"/>
-                <w:b w:val="false"/>
-                <w:u w:val="none"/>
-                <w:sz w:val="22"/>
-                <w:szCs w:val="22"/>
-                <w:color w:val="000000"/>
-              </w:rPr>
-              <w:t xml:space="preserve">0.01, 9.41</w:t>
-            </w:r>
-          </w:p>
-        </w:tc>
-        <w:tc>
-          <w:tcPr>
-            <w:tcBorders>
-              <w:bottom w:val="none" w:sz="0" w:space="0" w:color="000000"/>
-              <w:top w:val="none" w:sz="0" w:space="0" w:color="000000"/>
-              <w:left w:val="none" w:sz="0" w:space="0" w:color="000000"/>
-              <w:right w:val="none" w:sz="0" w:space="0" w:color="000000"/>
-            </w:tcBorders>
-            <w:shd w:val="clear" w:color="auto" w:fill="FFFFFF"/>
-            <w:tcMar>
-              <w:top w:w="0" w:type="dxa"/>
-              <w:bottom w:w="0" w:type="dxa"/>
-              <w:left w:w="0" w:type="dxa"/>
-              <w:right w:w="0" w:type="dxa"/>
-            </w:tcMar>
-            <w:vAlign w:val="top"/>
-          </w:tcPr>
-          <w:p>
-            <w:pPr>
-              <w:pStyle w:val="Normal"/>
-              <w:jc w:val="center"/>
-              <w:pBdr>
-                <w:bottom w:val="none" w:sz="0" w:space="0" w:color="000000"/>
-                <w:top w:val="none" w:sz="0" w:space="0" w:color="000000"/>
-                <w:left w:val="none" w:sz="0" w:space="0" w:color="000000"/>
-                <w:right w:val="none" w:sz="0" w:space="0" w:color="000000"/>
-              </w:pBdr>
-              <w:spacing w:after="100" w:before="100" w:line="240"/>
-              <w:ind w:left="100" w:right="100" w:firstLine="0" w:firstLineChars="0"/>
-              <w:rPr>
-                <w:rFonts w:ascii="Helvetica" w:hAnsi="Helvetica" w:eastAsia="Helvetica" w:cs="Helvetica"/>
-                <w:i w:val="false"/>
-                <w:b w:val="false"/>
-                <w:u w:val="none"/>
-                <w:sz w:val="22"/>
-                <w:szCs w:val="22"/>
-                <w:color w:val="000000"/>
-              </w:rPr>
-            </w:pPr>
-            <w:r>
-              <w:rPr>
-                <w:rFonts w:ascii="Helvetica" w:hAnsi="Helvetica" w:eastAsia="Helvetica" w:cs="Helvetica"/>
-                <w:i w:val="false"/>
-                <w:b w:val="false"/>
-                <w:u w:val="none"/>
-                <w:sz w:val="22"/>
-                <w:szCs w:val="22"/>
-                <w:color w:val="000000"/>
-              </w:rPr>
-              <w:t xml:space="preserve">0.470</w:t>
+              <w:t xml:space="preserve">0.51</w:t>
+            </w:r>
+          </w:p>
+        </w:tc>
+        <w:tc>
+          <w:tcPr>
+            <w:tcBorders>
+              <w:bottom w:val="none" w:sz="0" w:space="0" w:color="000000"/>
+              <w:top w:val="none" w:sz="0" w:space="0" w:color="000000"/>
+              <w:left w:val="none" w:sz="0" w:space="0" w:color="000000"/>
+              <w:right w:val="none" w:sz="0" w:space="0" w:color="000000"/>
+            </w:tcBorders>
+            <w:shd w:val="clear" w:color="auto" w:fill="FFFFFF"/>
+            <w:tcMar>
+              <w:top w:w="0" w:type="dxa"/>
+              <w:bottom w:w="0" w:type="dxa"/>
+              <w:left w:w="0" w:type="dxa"/>
+              <w:right w:w="0" w:type="dxa"/>
+            </w:tcMar>
+            <w:vAlign w:val="top"/>
+          </w:tcPr>
+          <w:p>
+            <w:pPr>
+              <w:pStyle w:val="Normal"/>
+              <w:jc w:val="center"/>
+              <w:pBdr>
+                <w:bottom w:val="none" w:sz="0" w:space="0" w:color="000000"/>
+                <w:top w:val="none" w:sz="0" w:space="0" w:color="000000"/>
+                <w:left w:val="none" w:sz="0" w:space="0" w:color="000000"/>
+                <w:right w:val="none" w:sz="0" w:space="0" w:color="000000"/>
+              </w:pBdr>
+              <w:spacing w:after="100" w:before="100" w:line="240"/>
+              <w:ind w:left="100" w:right="100" w:firstLine="0" w:firstLineChars="0"/>
+              <w:rPr>
+                <w:rFonts w:ascii="Helvetica" w:hAnsi="Helvetica" w:eastAsia="Helvetica" w:cs="Helvetica"/>
+                <w:i w:val="false"/>
+                <w:b w:val="false"/>
+                <w:u w:val="none"/>
+                <w:sz w:val="22"/>
+                <w:szCs w:val="22"/>
+                <w:color w:val="000000"/>
+              </w:rPr>
+            </w:pPr>
+            <w:r>
+              <w:rPr>
+                <w:rFonts w:ascii="Helvetica" w:hAnsi="Helvetica" w:eastAsia="Helvetica" w:cs="Helvetica"/>
+                <w:i w:val="false"/>
+                <w:b w:val="false"/>
+                <w:u w:val="none"/>
+                <w:sz w:val="22"/>
+                <w:szCs w:val="22"/>
+                <w:color w:val="000000"/>
+              </w:rPr>
+              <w:t xml:space="preserve">0.02, 17.1</w:t>
+            </w:r>
+          </w:p>
+        </w:tc>
+        <w:tc>
+          <w:tcPr>
+            <w:tcBorders>
+              <w:bottom w:val="none" w:sz="0" w:space="0" w:color="000000"/>
+              <w:top w:val="none" w:sz="0" w:space="0" w:color="000000"/>
+              <w:left w:val="none" w:sz="0" w:space="0" w:color="000000"/>
+              <w:right w:val="none" w:sz="0" w:space="0" w:color="000000"/>
+            </w:tcBorders>
+            <w:shd w:val="clear" w:color="auto" w:fill="FFFFFF"/>
+            <w:tcMar>
+              <w:top w:w="0" w:type="dxa"/>
+              <w:bottom w:w="0" w:type="dxa"/>
+              <w:left w:w="0" w:type="dxa"/>
+              <w:right w:w="0" w:type="dxa"/>
+            </w:tcMar>
+            <w:vAlign w:val="top"/>
+          </w:tcPr>
+          <w:p>
+            <w:pPr>
+              <w:pStyle w:val="Normal"/>
+              <w:jc w:val="center"/>
+              <w:pBdr>
+                <w:bottom w:val="none" w:sz="0" w:space="0" w:color="000000"/>
+                <w:top w:val="none" w:sz="0" w:space="0" w:color="000000"/>
+                <w:left w:val="none" w:sz="0" w:space="0" w:color="000000"/>
+                <w:right w:val="none" w:sz="0" w:space="0" w:color="000000"/>
+              </w:pBdr>
+              <w:spacing w:after="100" w:before="100" w:line="240"/>
+              <w:ind w:left="100" w:right="100" w:firstLine="0" w:firstLineChars="0"/>
+              <w:rPr>
+                <w:rFonts w:ascii="Helvetica" w:hAnsi="Helvetica" w:eastAsia="Helvetica" w:cs="Helvetica"/>
+                <w:i w:val="false"/>
+                <w:b w:val="false"/>
+                <w:u w:val="none"/>
+                <w:sz w:val="22"/>
+                <w:szCs w:val="22"/>
+                <w:color w:val="000000"/>
+              </w:rPr>
+            </w:pPr>
+            <w:r>
+              <w:rPr>
+                <w:rFonts w:ascii="Helvetica" w:hAnsi="Helvetica" w:eastAsia="Helvetica" w:cs="Helvetica"/>
+                <w:i w:val="false"/>
+                <w:b w:val="false"/>
+                <w:u w:val="none"/>
+                <w:sz w:val="22"/>
+                <w:szCs w:val="22"/>
+                <w:color w:val="000000"/>
+              </w:rPr>
+              <w:t xml:space="preserve">0.710</w:t>
             </w:r>
           </w:p>
         </w:tc>
@@ -8136,113 +8136,113 @@
                 <w:szCs w:val="22"/>
                 <w:color w:val="000000"/>
               </w:rPr>
-              <w:t xml:space="preserve">0.93</w:t>
-            </w:r>
-          </w:p>
-        </w:tc>
-        <w:tc>
-          <w:tcPr>
-            <w:tcBorders>
-              <w:bottom w:val="none" w:sz="0" w:space="0" w:color="000000"/>
-              <w:top w:val="none" w:sz="0" w:space="0" w:color="000000"/>
-              <w:left w:val="none" w:sz="0" w:space="0" w:color="000000"/>
-              <w:right w:val="none" w:sz="0" w:space="0" w:color="000000"/>
-            </w:tcBorders>
-            <w:shd w:val="clear" w:color="auto" w:fill="FFFFFF"/>
-            <w:tcMar>
-              <w:top w:w="0" w:type="dxa"/>
-              <w:bottom w:w="0" w:type="dxa"/>
-              <w:left w:w="0" w:type="dxa"/>
-              <w:right w:w="0" w:type="dxa"/>
-            </w:tcMar>
-            <w:vAlign w:val="top"/>
-          </w:tcPr>
-          <w:p>
-            <w:pPr>
-              <w:pStyle w:val="Normal"/>
-              <w:jc w:val="center"/>
-              <w:pBdr>
-                <w:bottom w:val="none" w:sz="0" w:space="0" w:color="000000"/>
-                <w:top w:val="none" w:sz="0" w:space="0" w:color="000000"/>
-                <w:left w:val="none" w:sz="0" w:space="0" w:color="000000"/>
-                <w:right w:val="none" w:sz="0" w:space="0" w:color="000000"/>
-              </w:pBdr>
-              <w:spacing w:after="100" w:before="100" w:line="240"/>
-              <w:ind w:left="100" w:right="100" w:firstLine="0" w:firstLineChars="0"/>
-              <w:rPr>
-                <w:rFonts w:ascii="Helvetica" w:hAnsi="Helvetica" w:eastAsia="Helvetica" w:cs="Helvetica"/>
-                <w:i w:val="false"/>
-                <w:b w:val="false"/>
-                <w:u w:val="none"/>
-                <w:sz w:val="22"/>
-                <w:szCs w:val="22"/>
-                <w:color w:val="000000"/>
-              </w:rPr>
-            </w:pPr>
-            <w:r>
-              <w:rPr>
-                <w:rFonts w:ascii="Helvetica" w:hAnsi="Helvetica" w:eastAsia="Helvetica" w:cs="Helvetica"/>
-                <w:i w:val="false"/>
-                <w:b w:val="false"/>
-                <w:u w:val="none"/>
-                <w:sz w:val="22"/>
-                <w:szCs w:val="22"/>
-                <w:color w:val="000000"/>
-              </w:rPr>
-              <w:t xml:space="preserve">0.16, 5.34</w:t>
-            </w:r>
-          </w:p>
-        </w:tc>
-        <w:tc>
-          <w:tcPr>
-            <w:tcBorders>
-              <w:bottom w:val="none" w:sz="0" w:space="0" w:color="000000"/>
-              <w:top w:val="none" w:sz="0" w:space="0" w:color="000000"/>
-              <w:left w:val="none" w:sz="0" w:space="0" w:color="000000"/>
-              <w:right w:val="none" w:sz="0" w:space="0" w:color="000000"/>
-            </w:tcBorders>
-            <w:shd w:val="clear" w:color="auto" w:fill="FFFFFF"/>
-            <w:tcMar>
-              <w:top w:w="0" w:type="dxa"/>
-              <w:bottom w:w="0" w:type="dxa"/>
-              <w:left w:w="0" w:type="dxa"/>
-              <w:right w:w="0" w:type="dxa"/>
-            </w:tcMar>
-            <w:vAlign w:val="top"/>
-          </w:tcPr>
-          <w:p>
-            <w:pPr>
-              <w:pStyle w:val="Normal"/>
-              <w:jc w:val="center"/>
-              <w:pBdr>
-                <w:bottom w:val="none" w:sz="0" w:space="0" w:color="000000"/>
-                <w:top w:val="none" w:sz="0" w:space="0" w:color="000000"/>
-                <w:left w:val="none" w:sz="0" w:space="0" w:color="000000"/>
-                <w:right w:val="none" w:sz="0" w:space="0" w:color="000000"/>
-              </w:pBdr>
-              <w:spacing w:after="100" w:before="100" w:line="240"/>
-              <w:ind w:left="100" w:right="100" w:firstLine="0" w:firstLineChars="0"/>
-              <w:rPr>
-                <w:rFonts w:ascii="Helvetica" w:hAnsi="Helvetica" w:eastAsia="Helvetica" w:cs="Helvetica"/>
-                <w:i w:val="false"/>
-                <w:b w:val="false"/>
-                <w:u w:val="none"/>
-                <w:sz w:val="22"/>
-                <w:szCs w:val="22"/>
-                <w:color w:val="000000"/>
-              </w:rPr>
-            </w:pPr>
-            <w:r>
-              <w:rPr>
-                <w:rFonts w:ascii="Helvetica" w:hAnsi="Helvetica" w:eastAsia="Helvetica" w:cs="Helvetica"/>
-                <w:i w:val="false"/>
-                <w:b w:val="false"/>
-                <w:u w:val="none"/>
-                <w:sz w:val="22"/>
-                <w:szCs w:val="22"/>
-                <w:color w:val="000000"/>
-              </w:rPr>
-              <w:t xml:space="preserve">0.940</w:t>
+              <w:t xml:space="preserve">0.90</w:t>
+            </w:r>
+          </w:p>
+        </w:tc>
+        <w:tc>
+          <w:tcPr>
+            <w:tcBorders>
+              <w:bottom w:val="none" w:sz="0" w:space="0" w:color="000000"/>
+              <w:top w:val="none" w:sz="0" w:space="0" w:color="000000"/>
+              <w:left w:val="none" w:sz="0" w:space="0" w:color="000000"/>
+              <w:right w:val="none" w:sz="0" w:space="0" w:color="000000"/>
+            </w:tcBorders>
+            <w:shd w:val="clear" w:color="auto" w:fill="FFFFFF"/>
+            <w:tcMar>
+              <w:top w:w="0" w:type="dxa"/>
+              <w:bottom w:w="0" w:type="dxa"/>
+              <w:left w:w="0" w:type="dxa"/>
+              <w:right w:w="0" w:type="dxa"/>
+            </w:tcMar>
+            <w:vAlign w:val="top"/>
+          </w:tcPr>
+          <w:p>
+            <w:pPr>
+              <w:pStyle w:val="Normal"/>
+              <w:jc w:val="center"/>
+              <w:pBdr>
+                <w:bottom w:val="none" w:sz="0" w:space="0" w:color="000000"/>
+                <w:top w:val="none" w:sz="0" w:space="0" w:color="000000"/>
+                <w:left w:val="none" w:sz="0" w:space="0" w:color="000000"/>
+                <w:right w:val="none" w:sz="0" w:space="0" w:color="000000"/>
+              </w:pBdr>
+              <w:spacing w:after="100" w:before="100" w:line="240"/>
+              <w:ind w:left="100" w:right="100" w:firstLine="0" w:firstLineChars="0"/>
+              <w:rPr>
+                <w:rFonts w:ascii="Helvetica" w:hAnsi="Helvetica" w:eastAsia="Helvetica" w:cs="Helvetica"/>
+                <w:i w:val="false"/>
+                <w:b w:val="false"/>
+                <w:u w:val="none"/>
+                <w:sz w:val="22"/>
+                <w:szCs w:val="22"/>
+                <w:color w:val="000000"/>
+              </w:rPr>
+            </w:pPr>
+            <w:r>
+              <w:rPr>
+                <w:rFonts w:ascii="Helvetica" w:hAnsi="Helvetica" w:eastAsia="Helvetica" w:cs="Helvetica"/>
+                <w:i w:val="false"/>
+                <w:b w:val="false"/>
+                <w:u w:val="none"/>
+                <w:sz w:val="22"/>
+                <w:szCs w:val="22"/>
+                <w:color w:val="000000"/>
+              </w:rPr>
+              <w:t xml:space="preserve">0.16, 5.19</w:t>
+            </w:r>
+          </w:p>
+        </w:tc>
+        <w:tc>
+          <w:tcPr>
+            <w:tcBorders>
+              <w:bottom w:val="none" w:sz="0" w:space="0" w:color="000000"/>
+              <w:top w:val="none" w:sz="0" w:space="0" w:color="000000"/>
+              <w:left w:val="none" w:sz="0" w:space="0" w:color="000000"/>
+              <w:right w:val="none" w:sz="0" w:space="0" w:color="000000"/>
+            </w:tcBorders>
+            <w:shd w:val="clear" w:color="auto" w:fill="FFFFFF"/>
+            <w:tcMar>
+              <w:top w:w="0" w:type="dxa"/>
+              <w:bottom w:w="0" w:type="dxa"/>
+              <w:left w:w="0" w:type="dxa"/>
+              <w:right w:w="0" w:type="dxa"/>
+            </w:tcMar>
+            <w:vAlign w:val="top"/>
+          </w:tcPr>
+          <w:p>
+            <w:pPr>
+              <w:pStyle w:val="Normal"/>
+              <w:jc w:val="center"/>
+              <w:pBdr>
+                <w:bottom w:val="none" w:sz="0" w:space="0" w:color="000000"/>
+                <w:top w:val="none" w:sz="0" w:space="0" w:color="000000"/>
+                <w:left w:val="none" w:sz="0" w:space="0" w:color="000000"/>
+                <w:right w:val="none" w:sz="0" w:space="0" w:color="000000"/>
+              </w:pBdr>
+              <w:spacing w:after="100" w:before="100" w:line="240"/>
+              <w:ind w:left="100" w:right="100" w:firstLine="0" w:firstLineChars="0"/>
+              <w:rPr>
+                <w:rFonts w:ascii="Helvetica" w:hAnsi="Helvetica" w:eastAsia="Helvetica" w:cs="Helvetica"/>
+                <w:i w:val="false"/>
+                <w:b w:val="false"/>
+                <w:u w:val="none"/>
+                <w:sz w:val="22"/>
+                <w:szCs w:val="22"/>
+                <w:color w:val="000000"/>
+              </w:rPr>
+            </w:pPr>
+            <w:r>
+              <w:rPr>
+                <w:rFonts w:ascii="Helvetica" w:hAnsi="Helvetica" w:eastAsia="Helvetica" w:cs="Helvetica"/>
+                <w:i w:val="false"/>
+                <w:b w:val="false"/>
+                <w:u w:val="none"/>
+                <w:sz w:val="22"/>
+                <w:szCs w:val="22"/>
+                <w:color w:val="000000"/>
+              </w:rPr>
+              <w:t xml:space="preserve">0.910</w:t>
             </w:r>
           </w:p>
         </w:tc>
@@ -8348,113 +8348,113 @@
                 <w:szCs w:val="22"/>
                 <w:color w:val="000000"/>
               </w:rPr>
-              <w:t xml:space="preserve">0.24</w:t>
-            </w:r>
-          </w:p>
-        </w:tc>
-        <w:tc>
-          <w:tcPr>
-            <w:tcBorders>
-              <w:bottom w:val="none" w:sz="0" w:space="0" w:color="000000"/>
-              <w:top w:val="none" w:sz="0" w:space="0" w:color="000000"/>
-              <w:left w:val="none" w:sz="0" w:space="0" w:color="000000"/>
-              <w:right w:val="none" w:sz="0" w:space="0" w:color="000000"/>
-            </w:tcBorders>
-            <w:shd w:val="clear" w:color="auto" w:fill="FFFFFF"/>
-            <w:tcMar>
-              <w:top w:w="0" w:type="dxa"/>
-              <w:bottom w:w="0" w:type="dxa"/>
-              <w:left w:w="0" w:type="dxa"/>
-              <w:right w:w="0" w:type="dxa"/>
-            </w:tcMar>
-            <w:vAlign w:val="top"/>
-          </w:tcPr>
-          <w:p>
-            <w:pPr>
-              <w:pStyle w:val="Normal"/>
-              <w:jc w:val="center"/>
-              <w:pBdr>
-                <w:bottom w:val="none" w:sz="0" w:space="0" w:color="000000"/>
-                <w:top w:val="none" w:sz="0" w:space="0" w:color="000000"/>
-                <w:left w:val="none" w:sz="0" w:space="0" w:color="000000"/>
-                <w:right w:val="none" w:sz="0" w:space="0" w:color="000000"/>
-              </w:pBdr>
-              <w:spacing w:after="100" w:before="100" w:line="240"/>
-              <w:ind w:left="100" w:right="100" w:firstLine="0" w:firstLineChars="0"/>
-              <w:rPr>
-                <w:rFonts w:ascii="Helvetica" w:hAnsi="Helvetica" w:eastAsia="Helvetica" w:cs="Helvetica"/>
-                <w:i w:val="false"/>
-                <w:b w:val="false"/>
-                <w:u w:val="none"/>
-                <w:sz w:val="22"/>
-                <w:szCs w:val="22"/>
-                <w:color w:val="000000"/>
-              </w:rPr>
-            </w:pPr>
-            <w:r>
-              <w:rPr>
-                <w:rFonts w:ascii="Helvetica" w:hAnsi="Helvetica" w:eastAsia="Helvetica" w:cs="Helvetica"/>
-                <w:i w:val="false"/>
-                <w:b w:val="false"/>
-                <w:u w:val="none"/>
-                <w:sz w:val="22"/>
-                <w:szCs w:val="22"/>
-                <w:color w:val="000000"/>
-              </w:rPr>
-              <w:t xml:space="preserve">0.03, 2.12</w:t>
-            </w:r>
-          </w:p>
-        </w:tc>
-        <w:tc>
-          <w:tcPr>
-            <w:tcBorders>
-              <w:bottom w:val="none" w:sz="0" w:space="0" w:color="000000"/>
-              <w:top w:val="none" w:sz="0" w:space="0" w:color="000000"/>
-              <w:left w:val="none" w:sz="0" w:space="0" w:color="000000"/>
-              <w:right w:val="none" w:sz="0" w:space="0" w:color="000000"/>
-            </w:tcBorders>
-            <w:shd w:val="clear" w:color="auto" w:fill="FFFFFF"/>
-            <w:tcMar>
-              <w:top w:w="0" w:type="dxa"/>
-              <w:bottom w:w="0" w:type="dxa"/>
-              <w:left w:w="0" w:type="dxa"/>
-              <w:right w:w="0" w:type="dxa"/>
-            </w:tcMar>
-            <w:vAlign w:val="top"/>
-          </w:tcPr>
-          <w:p>
-            <w:pPr>
-              <w:pStyle w:val="Normal"/>
-              <w:jc w:val="center"/>
-              <w:pBdr>
-                <w:bottom w:val="none" w:sz="0" w:space="0" w:color="000000"/>
-                <w:top w:val="none" w:sz="0" w:space="0" w:color="000000"/>
-                <w:left w:val="none" w:sz="0" w:space="0" w:color="000000"/>
-                <w:right w:val="none" w:sz="0" w:space="0" w:color="000000"/>
-              </w:pBdr>
-              <w:spacing w:after="100" w:before="100" w:line="240"/>
-              <w:ind w:left="100" w:right="100" w:firstLine="0" w:firstLineChars="0"/>
-              <w:rPr>
-                <w:rFonts w:ascii="Helvetica" w:hAnsi="Helvetica" w:eastAsia="Helvetica" w:cs="Helvetica"/>
-                <w:i w:val="false"/>
-                <w:b w:val="false"/>
-                <w:u w:val="none"/>
-                <w:sz w:val="22"/>
-                <w:szCs w:val="22"/>
-                <w:color w:val="000000"/>
-              </w:rPr>
-            </w:pPr>
-            <w:r>
-              <w:rPr>
-                <w:rFonts w:ascii="Helvetica" w:hAnsi="Helvetica" w:eastAsia="Helvetica" w:cs="Helvetica"/>
-                <w:i w:val="false"/>
-                <w:b w:val="false"/>
-                <w:u w:val="none"/>
-                <w:sz w:val="22"/>
-                <w:szCs w:val="22"/>
-                <w:color w:val="000000"/>
-              </w:rPr>
-              <w:t xml:space="preserve">0.200</w:t>
+              <w:t xml:space="preserve">0.23</w:t>
+            </w:r>
+          </w:p>
+        </w:tc>
+        <w:tc>
+          <w:tcPr>
+            <w:tcBorders>
+              <w:bottom w:val="none" w:sz="0" w:space="0" w:color="000000"/>
+              <w:top w:val="none" w:sz="0" w:space="0" w:color="000000"/>
+              <w:left w:val="none" w:sz="0" w:space="0" w:color="000000"/>
+              <w:right w:val="none" w:sz="0" w:space="0" w:color="000000"/>
+            </w:tcBorders>
+            <w:shd w:val="clear" w:color="auto" w:fill="FFFFFF"/>
+            <w:tcMar>
+              <w:top w:w="0" w:type="dxa"/>
+              <w:bottom w:w="0" w:type="dxa"/>
+              <w:left w:w="0" w:type="dxa"/>
+              <w:right w:w="0" w:type="dxa"/>
+            </w:tcMar>
+            <w:vAlign w:val="top"/>
+          </w:tcPr>
+          <w:p>
+            <w:pPr>
+              <w:pStyle w:val="Normal"/>
+              <w:jc w:val="center"/>
+              <w:pBdr>
+                <w:bottom w:val="none" w:sz="0" w:space="0" w:color="000000"/>
+                <w:top w:val="none" w:sz="0" w:space="0" w:color="000000"/>
+                <w:left w:val="none" w:sz="0" w:space="0" w:color="000000"/>
+                <w:right w:val="none" w:sz="0" w:space="0" w:color="000000"/>
+              </w:pBdr>
+              <w:spacing w:after="100" w:before="100" w:line="240"/>
+              <w:ind w:left="100" w:right="100" w:firstLine="0" w:firstLineChars="0"/>
+              <w:rPr>
+                <w:rFonts w:ascii="Helvetica" w:hAnsi="Helvetica" w:eastAsia="Helvetica" w:cs="Helvetica"/>
+                <w:i w:val="false"/>
+                <w:b w:val="false"/>
+                <w:u w:val="none"/>
+                <w:sz w:val="22"/>
+                <w:szCs w:val="22"/>
+                <w:color w:val="000000"/>
+              </w:rPr>
+            </w:pPr>
+            <w:r>
+              <w:rPr>
+                <w:rFonts w:ascii="Helvetica" w:hAnsi="Helvetica" w:eastAsia="Helvetica" w:cs="Helvetica"/>
+                <w:i w:val="false"/>
+                <w:b w:val="false"/>
+                <w:u w:val="none"/>
+                <w:sz w:val="22"/>
+                <w:szCs w:val="22"/>
+                <w:color w:val="000000"/>
+              </w:rPr>
+              <w:t xml:space="preserve">0.03, 2.00</w:t>
+            </w:r>
+          </w:p>
+        </w:tc>
+        <w:tc>
+          <w:tcPr>
+            <w:tcBorders>
+              <w:bottom w:val="none" w:sz="0" w:space="0" w:color="000000"/>
+              <w:top w:val="none" w:sz="0" w:space="0" w:color="000000"/>
+              <w:left w:val="none" w:sz="0" w:space="0" w:color="000000"/>
+              <w:right w:val="none" w:sz="0" w:space="0" w:color="000000"/>
+            </w:tcBorders>
+            <w:shd w:val="clear" w:color="auto" w:fill="FFFFFF"/>
+            <w:tcMar>
+              <w:top w:w="0" w:type="dxa"/>
+              <w:bottom w:w="0" w:type="dxa"/>
+              <w:left w:w="0" w:type="dxa"/>
+              <w:right w:w="0" w:type="dxa"/>
+            </w:tcMar>
+            <w:vAlign w:val="top"/>
+          </w:tcPr>
+          <w:p>
+            <w:pPr>
+              <w:pStyle w:val="Normal"/>
+              <w:jc w:val="center"/>
+              <w:pBdr>
+                <w:bottom w:val="none" w:sz="0" w:space="0" w:color="000000"/>
+                <w:top w:val="none" w:sz="0" w:space="0" w:color="000000"/>
+                <w:left w:val="none" w:sz="0" w:space="0" w:color="000000"/>
+                <w:right w:val="none" w:sz="0" w:space="0" w:color="000000"/>
+              </w:pBdr>
+              <w:spacing w:after="100" w:before="100" w:line="240"/>
+              <w:ind w:left="100" w:right="100" w:firstLine="0" w:firstLineChars="0"/>
+              <w:rPr>
+                <w:rFonts w:ascii="Helvetica" w:hAnsi="Helvetica" w:eastAsia="Helvetica" w:cs="Helvetica"/>
+                <w:i w:val="false"/>
+                <w:b w:val="false"/>
+                <w:u w:val="none"/>
+                <w:sz w:val="22"/>
+                <w:szCs w:val="22"/>
+                <w:color w:val="000000"/>
+              </w:rPr>
+            </w:pPr>
+            <w:r>
+              <w:rPr>
+                <w:rFonts w:ascii="Helvetica" w:hAnsi="Helvetica" w:eastAsia="Helvetica" w:cs="Helvetica"/>
+                <w:i w:val="false"/>
+                <w:b w:val="false"/>
+                <w:u w:val="none"/>
+                <w:sz w:val="22"/>
+                <w:szCs w:val="22"/>
+                <w:color w:val="000000"/>
+              </w:rPr>
+              <w:t xml:space="preserve">0.180</w:t>
             </w:r>
           </w:p>
         </w:tc>
@@ -8619,113 +8619,113 @@
                 <w:szCs w:val="22"/>
                 <w:color w:val="000000"/>
               </w:rPr>
-              <w:t xml:space="preserve">1.95</w:t>
-            </w:r>
-          </w:p>
-        </w:tc>
-        <w:tc>
-          <w:tcPr>
-            <w:tcBorders>
-              <w:bottom w:val="none" w:sz="0" w:space="0" w:color="000000"/>
-              <w:top w:val="none" w:sz="0" w:space="0" w:color="000000"/>
-              <w:left w:val="none" w:sz="0" w:space="0" w:color="000000"/>
-              <w:right w:val="none" w:sz="0" w:space="0" w:color="000000"/>
-            </w:tcBorders>
-            <w:shd w:val="clear" w:color="auto" w:fill="FFFFFF"/>
-            <w:tcMar>
-              <w:top w:w="0" w:type="dxa"/>
-              <w:bottom w:w="0" w:type="dxa"/>
-              <w:left w:w="0" w:type="dxa"/>
-              <w:right w:w="0" w:type="dxa"/>
-            </w:tcMar>
-            <w:vAlign w:val="top"/>
-          </w:tcPr>
-          <w:p>
-            <w:pPr>
-              <w:pStyle w:val="Normal"/>
-              <w:jc w:val="center"/>
-              <w:pBdr>
-                <w:bottom w:val="none" w:sz="0" w:space="0" w:color="000000"/>
-                <w:top w:val="none" w:sz="0" w:space="0" w:color="000000"/>
-                <w:left w:val="none" w:sz="0" w:space="0" w:color="000000"/>
-                <w:right w:val="none" w:sz="0" w:space="0" w:color="000000"/>
-              </w:pBdr>
-              <w:spacing w:after="100" w:before="100" w:line="240"/>
-              <w:ind w:left="100" w:right="100" w:firstLine="0" w:firstLineChars="0"/>
-              <w:rPr>
-                <w:rFonts w:ascii="Helvetica" w:hAnsi="Helvetica" w:eastAsia="Helvetica" w:cs="Helvetica"/>
-                <w:i w:val="false"/>
-                <w:b w:val="false"/>
-                <w:u w:val="none"/>
-                <w:sz w:val="22"/>
-                <w:szCs w:val="22"/>
-                <w:color w:val="000000"/>
-              </w:rPr>
-            </w:pPr>
-            <w:r>
-              <w:rPr>
-                <w:rFonts w:ascii="Helvetica" w:hAnsi="Helvetica" w:eastAsia="Helvetica" w:cs="Helvetica"/>
-                <w:i w:val="false"/>
-                <w:b w:val="false"/>
-                <w:u w:val="none"/>
-                <w:sz w:val="22"/>
-                <w:szCs w:val="22"/>
-                <w:color w:val="000000"/>
-              </w:rPr>
-              <w:t xml:space="preserve">0.28, 13.5</w:t>
-            </w:r>
-          </w:p>
-        </w:tc>
-        <w:tc>
-          <w:tcPr>
-            <w:tcBorders>
-              <w:bottom w:val="none" w:sz="0" w:space="0" w:color="000000"/>
-              <w:top w:val="none" w:sz="0" w:space="0" w:color="000000"/>
-              <w:left w:val="none" w:sz="0" w:space="0" w:color="000000"/>
-              <w:right w:val="none" w:sz="0" w:space="0" w:color="000000"/>
-            </w:tcBorders>
-            <w:shd w:val="clear" w:color="auto" w:fill="FFFFFF"/>
-            <w:tcMar>
-              <w:top w:w="0" w:type="dxa"/>
-              <w:bottom w:w="0" w:type="dxa"/>
-              <w:left w:w="0" w:type="dxa"/>
-              <w:right w:w="0" w:type="dxa"/>
-            </w:tcMar>
-            <w:vAlign w:val="top"/>
-          </w:tcPr>
-          <w:p>
-            <w:pPr>
-              <w:pStyle w:val="Normal"/>
-              <w:jc w:val="center"/>
-              <w:pBdr>
-                <w:bottom w:val="none" w:sz="0" w:space="0" w:color="000000"/>
-                <w:top w:val="none" w:sz="0" w:space="0" w:color="000000"/>
-                <w:left w:val="none" w:sz="0" w:space="0" w:color="000000"/>
-                <w:right w:val="none" w:sz="0" w:space="0" w:color="000000"/>
-              </w:pBdr>
-              <w:spacing w:after="100" w:before="100" w:line="240"/>
-              <w:ind w:left="100" w:right="100" w:firstLine="0" w:firstLineChars="0"/>
-              <w:rPr>
-                <w:rFonts w:ascii="Helvetica" w:hAnsi="Helvetica" w:eastAsia="Helvetica" w:cs="Helvetica"/>
-                <w:i w:val="false"/>
-                <w:b w:val="false"/>
-                <w:u w:val="none"/>
-                <w:sz w:val="22"/>
-                <w:szCs w:val="22"/>
-                <w:color w:val="000000"/>
-              </w:rPr>
-            </w:pPr>
-            <w:r>
-              <w:rPr>
-                <w:rFonts w:ascii="Helvetica" w:hAnsi="Helvetica" w:eastAsia="Helvetica" w:cs="Helvetica"/>
-                <w:i w:val="false"/>
-                <w:b w:val="false"/>
-                <w:u w:val="none"/>
-                <w:sz w:val="22"/>
-                <w:szCs w:val="22"/>
-                <w:color w:val="000000"/>
-              </w:rPr>
-              <w:t xml:space="preserve">0.500</w:t>
+              <w:t xml:space="preserve">2.03</w:t>
+            </w:r>
+          </w:p>
+        </w:tc>
+        <w:tc>
+          <w:tcPr>
+            <w:tcBorders>
+              <w:bottom w:val="none" w:sz="0" w:space="0" w:color="000000"/>
+              <w:top w:val="none" w:sz="0" w:space="0" w:color="000000"/>
+              <w:left w:val="none" w:sz="0" w:space="0" w:color="000000"/>
+              <w:right w:val="none" w:sz="0" w:space="0" w:color="000000"/>
+            </w:tcBorders>
+            <w:shd w:val="clear" w:color="auto" w:fill="FFFFFF"/>
+            <w:tcMar>
+              <w:top w:w="0" w:type="dxa"/>
+              <w:bottom w:w="0" w:type="dxa"/>
+              <w:left w:w="0" w:type="dxa"/>
+              <w:right w:w="0" w:type="dxa"/>
+            </w:tcMar>
+            <w:vAlign w:val="top"/>
+          </w:tcPr>
+          <w:p>
+            <w:pPr>
+              <w:pStyle w:val="Normal"/>
+              <w:jc w:val="center"/>
+              <w:pBdr>
+                <w:bottom w:val="none" w:sz="0" w:space="0" w:color="000000"/>
+                <w:top w:val="none" w:sz="0" w:space="0" w:color="000000"/>
+                <w:left w:val="none" w:sz="0" w:space="0" w:color="000000"/>
+                <w:right w:val="none" w:sz="0" w:space="0" w:color="000000"/>
+              </w:pBdr>
+              <w:spacing w:after="100" w:before="100" w:line="240"/>
+              <w:ind w:left="100" w:right="100" w:firstLine="0" w:firstLineChars="0"/>
+              <w:rPr>
+                <w:rFonts w:ascii="Helvetica" w:hAnsi="Helvetica" w:eastAsia="Helvetica" w:cs="Helvetica"/>
+                <w:i w:val="false"/>
+                <w:b w:val="false"/>
+                <w:u w:val="none"/>
+                <w:sz w:val="22"/>
+                <w:szCs w:val="22"/>
+                <w:color w:val="000000"/>
+              </w:rPr>
+            </w:pPr>
+            <w:r>
+              <w:rPr>
+                <w:rFonts w:ascii="Helvetica" w:hAnsi="Helvetica" w:eastAsia="Helvetica" w:cs="Helvetica"/>
+                <w:i w:val="false"/>
+                <w:b w:val="false"/>
+                <w:u w:val="none"/>
+                <w:sz w:val="22"/>
+                <w:szCs w:val="22"/>
+                <w:color w:val="000000"/>
+              </w:rPr>
+              <w:t xml:space="preserve">0.29, 14.1</w:t>
+            </w:r>
+          </w:p>
+        </w:tc>
+        <w:tc>
+          <w:tcPr>
+            <w:tcBorders>
+              <w:bottom w:val="none" w:sz="0" w:space="0" w:color="000000"/>
+              <w:top w:val="none" w:sz="0" w:space="0" w:color="000000"/>
+              <w:left w:val="none" w:sz="0" w:space="0" w:color="000000"/>
+              <w:right w:val="none" w:sz="0" w:space="0" w:color="000000"/>
+            </w:tcBorders>
+            <w:shd w:val="clear" w:color="auto" w:fill="FFFFFF"/>
+            <w:tcMar>
+              <w:top w:w="0" w:type="dxa"/>
+              <w:bottom w:w="0" w:type="dxa"/>
+              <w:left w:w="0" w:type="dxa"/>
+              <w:right w:w="0" w:type="dxa"/>
+            </w:tcMar>
+            <w:vAlign w:val="top"/>
+          </w:tcPr>
+          <w:p>
+            <w:pPr>
+              <w:pStyle w:val="Normal"/>
+              <w:jc w:val="center"/>
+              <w:pBdr>
+                <w:bottom w:val="none" w:sz="0" w:space="0" w:color="000000"/>
+                <w:top w:val="none" w:sz="0" w:space="0" w:color="000000"/>
+                <w:left w:val="none" w:sz="0" w:space="0" w:color="000000"/>
+                <w:right w:val="none" w:sz="0" w:space="0" w:color="000000"/>
+              </w:pBdr>
+              <w:spacing w:after="100" w:before="100" w:line="240"/>
+              <w:ind w:left="100" w:right="100" w:firstLine="0" w:firstLineChars="0"/>
+              <w:rPr>
+                <w:rFonts w:ascii="Helvetica" w:hAnsi="Helvetica" w:eastAsia="Helvetica" w:cs="Helvetica"/>
+                <w:i w:val="false"/>
+                <w:b w:val="false"/>
+                <w:u w:val="none"/>
+                <w:sz w:val="22"/>
+                <w:szCs w:val="22"/>
+                <w:color w:val="000000"/>
+              </w:rPr>
+            </w:pPr>
+            <w:r>
+              <w:rPr>
+                <w:rFonts w:ascii="Helvetica" w:hAnsi="Helvetica" w:eastAsia="Helvetica" w:cs="Helvetica"/>
+                <w:i w:val="false"/>
+                <w:b w:val="false"/>
+                <w:u w:val="none"/>
+                <w:sz w:val="22"/>
+                <w:szCs w:val="22"/>
+                <w:color w:val="000000"/>
+              </w:rPr>
+              <w:t xml:space="preserve">0.470</w:t>
             </w:r>
           </w:p>
         </w:tc>
@@ -8831,113 +8831,113 @@
                 <w:szCs w:val="22"/>
                 <w:color w:val="000000"/>
               </w:rPr>
-              <w:t xml:space="preserve">1.96</w:t>
-            </w:r>
-          </w:p>
-        </w:tc>
-        <w:tc>
-          <w:tcPr>
-            <w:tcBorders>
-              <w:bottom w:val="none" w:sz="0" w:space="0" w:color="000000"/>
-              <w:top w:val="none" w:sz="0" w:space="0" w:color="000000"/>
-              <w:left w:val="none" w:sz="0" w:space="0" w:color="000000"/>
-              <w:right w:val="none" w:sz="0" w:space="0" w:color="000000"/>
-            </w:tcBorders>
-            <w:shd w:val="clear" w:color="auto" w:fill="FFFFFF"/>
-            <w:tcMar>
-              <w:top w:w="0" w:type="dxa"/>
-              <w:bottom w:w="0" w:type="dxa"/>
-              <w:left w:w="0" w:type="dxa"/>
-              <w:right w:w="0" w:type="dxa"/>
-            </w:tcMar>
-            <w:vAlign w:val="top"/>
-          </w:tcPr>
-          <w:p>
-            <w:pPr>
-              <w:pStyle w:val="Normal"/>
-              <w:jc w:val="center"/>
-              <w:pBdr>
-                <w:bottom w:val="none" w:sz="0" w:space="0" w:color="000000"/>
-                <w:top w:val="none" w:sz="0" w:space="0" w:color="000000"/>
-                <w:left w:val="none" w:sz="0" w:space="0" w:color="000000"/>
-                <w:right w:val="none" w:sz="0" w:space="0" w:color="000000"/>
-              </w:pBdr>
-              <w:spacing w:after="100" w:before="100" w:line="240"/>
-              <w:ind w:left="100" w:right="100" w:firstLine="0" w:firstLineChars="0"/>
-              <w:rPr>
-                <w:rFonts w:ascii="Helvetica" w:hAnsi="Helvetica" w:eastAsia="Helvetica" w:cs="Helvetica"/>
-                <w:i w:val="false"/>
-                <w:b w:val="false"/>
-                <w:u w:val="none"/>
-                <w:sz w:val="22"/>
-                <w:szCs w:val="22"/>
-                <w:color w:val="000000"/>
-              </w:rPr>
-            </w:pPr>
-            <w:r>
-              <w:rPr>
-                <w:rFonts w:ascii="Helvetica" w:hAnsi="Helvetica" w:eastAsia="Helvetica" w:cs="Helvetica"/>
-                <w:i w:val="false"/>
-                <w:b w:val="false"/>
-                <w:u w:val="none"/>
-                <w:sz w:val="22"/>
-                <w:szCs w:val="22"/>
-                <w:color w:val="000000"/>
-              </w:rPr>
-              <w:t xml:space="preserve">0.11, 36.2</w:t>
-            </w:r>
-          </w:p>
-        </w:tc>
-        <w:tc>
-          <w:tcPr>
-            <w:tcBorders>
-              <w:bottom w:val="none" w:sz="0" w:space="0" w:color="000000"/>
-              <w:top w:val="none" w:sz="0" w:space="0" w:color="000000"/>
-              <w:left w:val="none" w:sz="0" w:space="0" w:color="000000"/>
-              <w:right w:val="none" w:sz="0" w:space="0" w:color="000000"/>
-            </w:tcBorders>
-            <w:shd w:val="clear" w:color="auto" w:fill="FFFFFF"/>
-            <w:tcMar>
-              <w:top w:w="0" w:type="dxa"/>
-              <w:bottom w:w="0" w:type="dxa"/>
-              <w:left w:w="0" w:type="dxa"/>
-              <w:right w:w="0" w:type="dxa"/>
-            </w:tcMar>
-            <w:vAlign w:val="top"/>
-          </w:tcPr>
-          <w:p>
-            <w:pPr>
-              <w:pStyle w:val="Normal"/>
-              <w:jc w:val="center"/>
-              <w:pBdr>
-                <w:bottom w:val="none" w:sz="0" w:space="0" w:color="000000"/>
-                <w:top w:val="none" w:sz="0" w:space="0" w:color="000000"/>
-                <w:left w:val="none" w:sz="0" w:space="0" w:color="000000"/>
-                <w:right w:val="none" w:sz="0" w:space="0" w:color="000000"/>
-              </w:pBdr>
-              <w:spacing w:after="100" w:before="100" w:line="240"/>
-              <w:ind w:left="100" w:right="100" w:firstLine="0" w:firstLineChars="0"/>
-              <w:rPr>
-                <w:rFonts w:ascii="Helvetica" w:hAnsi="Helvetica" w:eastAsia="Helvetica" w:cs="Helvetica"/>
-                <w:i w:val="false"/>
-                <w:b w:val="false"/>
-                <w:u w:val="none"/>
-                <w:sz w:val="22"/>
-                <w:szCs w:val="22"/>
-                <w:color w:val="000000"/>
-              </w:rPr>
-            </w:pPr>
-            <w:r>
-              <w:rPr>
-                <w:rFonts w:ascii="Helvetica" w:hAnsi="Helvetica" w:eastAsia="Helvetica" w:cs="Helvetica"/>
-                <w:i w:val="false"/>
-                <w:b w:val="false"/>
-                <w:u w:val="none"/>
-                <w:sz w:val="22"/>
-                <w:szCs w:val="22"/>
-                <w:color w:val="000000"/>
-              </w:rPr>
-              <w:t xml:space="preserve">0.650</w:t>
+              <w:t xml:space="preserve">2.85</w:t>
+            </w:r>
+          </w:p>
+        </w:tc>
+        <w:tc>
+          <w:tcPr>
+            <w:tcBorders>
+              <w:bottom w:val="none" w:sz="0" w:space="0" w:color="000000"/>
+              <w:top w:val="none" w:sz="0" w:space="0" w:color="000000"/>
+              <w:left w:val="none" w:sz="0" w:space="0" w:color="000000"/>
+              <w:right w:val="none" w:sz="0" w:space="0" w:color="000000"/>
+            </w:tcBorders>
+            <w:shd w:val="clear" w:color="auto" w:fill="FFFFFF"/>
+            <w:tcMar>
+              <w:top w:w="0" w:type="dxa"/>
+              <w:bottom w:w="0" w:type="dxa"/>
+              <w:left w:w="0" w:type="dxa"/>
+              <w:right w:w="0" w:type="dxa"/>
+            </w:tcMar>
+            <w:vAlign w:val="top"/>
+          </w:tcPr>
+          <w:p>
+            <w:pPr>
+              <w:pStyle w:val="Normal"/>
+              <w:jc w:val="center"/>
+              <w:pBdr>
+                <w:bottom w:val="none" w:sz="0" w:space="0" w:color="000000"/>
+                <w:top w:val="none" w:sz="0" w:space="0" w:color="000000"/>
+                <w:left w:val="none" w:sz="0" w:space="0" w:color="000000"/>
+                <w:right w:val="none" w:sz="0" w:space="0" w:color="000000"/>
+              </w:pBdr>
+              <w:spacing w:after="100" w:before="100" w:line="240"/>
+              <w:ind w:left="100" w:right="100" w:firstLine="0" w:firstLineChars="0"/>
+              <w:rPr>
+                <w:rFonts w:ascii="Helvetica" w:hAnsi="Helvetica" w:eastAsia="Helvetica" w:cs="Helvetica"/>
+                <w:i w:val="false"/>
+                <w:b w:val="false"/>
+                <w:u w:val="none"/>
+                <w:sz w:val="22"/>
+                <w:szCs w:val="22"/>
+                <w:color w:val="000000"/>
+              </w:rPr>
+            </w:pPr>
+            <w:r>
+              <w:rPr>
+                <w:rFonts w:ascii="Helvetica" w:hAnsi="Helvetica" w:eastAsia="Helvetica" w:cs="Helvetica"/>
+                <w:i w:val="false"/>
+                <w:b w:val="false"/>
+                <w:u w:val="none"/>
+                <w:sz w:val="22"/>
+                <w:szCs w:val="22"/>
+                <w:color w:val="000000"/>
+              </w:rPr>
+              <w:t xml:space="preserve">0.16, 49.5</w:t>
+            </w:r>
+          </w:p>
+        </w:tc>
+        <w:tc>
+          <w:tcPr>
+            <w:tcBorders>
+              <w:bottom w:val="none" w:sz="0" w:space="0" w:color="000000"/>
+              <w:top w:val="none" w:sz="0" w:space="0" w:color="000000"/>
+              <w:left w:val="none" w:sz="0" w:space="0" w:color="000000"/>
+              <w:right w:val="none" w:sz="0" w:space="0" w:color="000000"/>
+            </w:tcBorders>
+            <w:shd w:val="clear" w:color="auto" w:fill="FFFFFF"/>
+            <w:tcMar>
+              <w:top w:w="0" w:type="dxa"/>
+              <w:bottom w:w="0" w:type="dxa"/>
+              <w:left w:w="0" w:type="dxa"/>
+              <w:right w:w="0" w:type="dxa"/>
+            </w:tcMar>
+            <w:vAlign w:val="top"/>
+          </w:tcPr>
+          <w:p>
+            <w:pPr>
+              <w:pStyle w:val="Normal"/>
+              <w:jc w:val="center"/>
+              <w:pBdr>
+                <w:bottom w:val="none" w:sz="0" w:space="0" w:color="000000"/>
+                <w:top w:val="none" w:sz="0" w:space="0" w:color="000000"/>
+                <w:left w:val="none" w:sz="0" w:space="0" w:color="000000"/>
+                <w:right w:val="none" w:sz="0" w:space="0" w:color="000000"/>
+              </w:pBdr>
+              <w:spacing w:after="100" w:before="100" w:line="240"/>
+              <w:ind w:left="100" w:right="100" w:firstLine="0" w:firstLineChars="0"/>
+              <w:rPr>
+                <w:rFonts w:ascii="Helvetica" w:hAnsi="Helvetica" w:eastAsia="Helvetica" w:cs="Helvetica"/>
+                <w:i w:val="false"/>
+                <w:b w:val="false"/>
+                <w:u w:val="none"/>
+                <w:sz w:val="22"/>
+                <w:szCs w:val="22"/>
+                <w:color w:val="000000"/>
+              </w:rPr>
+            </w:pPr>
+            <w:r>
+              <w:rPr>
+                <w:rFonts w:ascii="Helvetica" w:hAnsi="Helvetica" w:eastAsia="Helvetica" w:cs="Helvetica"/>
+                <w:i w:val="false"/>
+                <w:b w:val="false"/>
+                <w:u w:val="none"/>
+                <w:sz w:val="22"/>
+                <w:szCs w:val="22"/>
+                <w:color w:val="000000"/>
+              </w:rPr>
+              <w:t xml:space="preserve">0.470</w:t>
             </w:r>
           </w:p>
         </w:tc>
@@ -9910,7 +9910,7 @@
       </w:tr>
       <w:tr>
         <w:trPr>
-          <w:trHeight w:val="598" w:hRule="auto"/>
+          <w:trHeight w:val="597" w:hRule="auto"/>
         </w:trPr>
         body20
         <w:tc>
@@ -10068,113 +10068,113 @@
                 <w:szCs w:val="22"/>
                 <w:color w:val="000000"/>
               </w:rPr>
-              <w:t xml:space="preserve">0.27</w:t>
-            </w:r>
-          </w:p>
-        </w:tc>
-        <w:tc>
-          <w:tcPr>
-            <w:tcBorders>
-              <w:bottom w:val="none" w:sz="0" w:space="0" w:color="000000"/>
-              <w:top w:val="none" w:sz="0" w:space="0" w:color="000000"/>
-              <w:left w:val="none" w:sz="0" w:space="0" w:color="000000"/>
-              <w:right w:val="none" w:sz="0" w:space="0" w:color="000000"/>
-            </w:tcBorders>
-            <w:shd w:val="clear" w:color="auto" w:fill="FFFFFF"/>
-            <w:tcMar>
-              <w:top w:w="0" w:type="dxa"/>
-              <w:bottom w:w="0" w:type="dxa"/>
-              <w:left w:w="0" w:type="dxa"/>
-              <w:right w:w="0" w:type="dxa"/>
-            </w:tcMar>
-            <w:vAlign w:val="top"/>
-          </w:tcPr>
-          <w:p>
-            <w:pPr>
-              <w:pStyle w:val="Normal"/>
-              <w:jc w:val="center"/>
-              <w:pBdr>
-                <w:bottom w:val="none" w:sz="0" w:space="0" w:color="000000"/>
-                <w:top w:val="none" w:sz="0" w:space="0" w:color="000000"/>
-                <w:left w:val="none" w:sz="0" w:space="0" w:color="000000"/>
-                <w:right w:val="none" w:sz="0" w:space="0" w:color="000000"/>
-              </w:pBdr>
-              <w:spacing w:after="100" w:before="100" w:line="240"/>
-              <w:ind w:left="100" w:right="100" w:firstLine="0" w:firstLineChars="0"/>
-              <w:rPr>
-                <w:rFonts w:ascii="Helvetica" w:hAnsi="Helvetica" w:eastAsia="Helvetica" w:cs="Helvetica"/>
-                <w:i w:val="false"/>
-                <w:b w:val="false"/>
-                <w:u w:val="none"/>
-                <w:sz w:val="22"/>
-                <w:szCs w:val="22"/>
-                <w:color w:val="000000"/>
-              </w:rPr>
-            </w:pPr>
-            <w:r>
-              <w:rPr>
-                <w:rFonts w:ascii="Helvetica" w:hAnsi="Helvetica" w:eastAsia="Helvetica" w:cs="Helvetica"/>
-                <w:i w:val="false"/>
-                <w:b w:val="false"/>
-                <w:u w:val="none"/>
-                <w:sz w:val="22"/>
-                <w:szCs w:val="22"/>
-                <w:color w:val="000000"/>
-              </w:rPr>
-              <w:t xml:space="preserve">0.12, 0.60</w:t>
-            </w:r>
-          </w:p>
-        </w:tc>
-        <w:tc>
-          <w:tcPr>
-            <w:tcBorders>
-              <w:bottom w:val="none" w:sz="0" w:space="0" w:color="000000"/>
-              <w:top w:val="none" w:sz="0" w:space="0" w:color="000000"/>
-              <w:left w:val="none" w:sz="0" w:space="0" w:color="000000"/>
-              <w:right w:val="none" w:sz="0" w:space="0" w:color="000000"/>
-            </w:tcBorders>
-            <w:shd w:val="clear" w:color="auto" w:fill="FFFFFF"/>
-            <w:tcMar>
-              <w:top w:w="0" w:type="dxa"/>
-              <w:bottom w:w="0" w:type="dxa"/>
-              <w:left w:w="0" w:type="dxa"/>
-              <w:right w:w="0" w:type="dxa"/>
-            </w:tcMar>
-            <w:vAlign w:val="top"/>
-          </w:tcPr>
-          <w:p>
-            <w:pPr>
-              <w:pStyle w:val="Normal"/>
-              <w:jc w:val="center"/>
-              <w:pBdr>
-                <w:bottom w:val="none" w:sz="0" w:space="0" w:color="000000"/>
-                <w:top w:val="none" w:sz="0" w:space="0" w:color="000000"/>
-                <w:left w:val="none" w:sz="0" w:space="0" w:color="000000"/>
-                <w:right w:val="none" w:sz="0" w:space="0" w:color="000000"/>
-              </w:pBdr>
-              <w:spacing w:after="100" w:before="100" w:line="240"/>
-              <w:ind w:left="100" w:right="100" w:firstLine="0" w:firstLineChars="0"/>
-              <w:rPr>
-                <w:rFonts w:ascii="Helvetica" w:hAnsi="Helvetica" w:eastAsia="Helvetica" w:cs="Helvetica"/>
-                <w:i w:val="false"/>
-                <w:b w:val="false"/>
-                <w:u w:val="none"/>
-                <w:sz w:val="22"/>
-                <w:szCs w:val="22"/>
-                <w:color w:val="000000"/>
-              </w:rPr>
-            </w:pPr>
-            <w:r>
-              <w:rPr>
-                <w:rFonts w:ascii="Helvetica" w:hAnsi="Helvetica" w:eastAsia="Helvetica" w:cs="Helvetica"/>
-                <w:i w:val="false"/>
-                <w:b w:val="false"/>
-                <w:u w:val="none"/>
-                <w:sz w:val="22"/>
-                <w:szCs w:val="22"/>
-                <w:color w:val="000000"/>
-              </w:rPr>
-              <w:t xml:space="preserve">0.001</w:t>
+              <w:t xml:space="preserve">0.25</w:t>
+            </w:r>
+          </w:p>
+        </w:tc>
+        <w:tc>
+          <w:tcPr>
+            <w:tcBorders>
+              <w:bottom w:val="none" w:sz="0" w:space="0" w:color="000000"/>
+              <w:top w:val="none" w:sz="0" w:space="0" w:color="000000"/>
+              <w:left w:val="none" w:sz="0" w:space="0" w:color="000000"/>
+              <w:right w:val="none" w:sz="0" w:space="0" w:color="000000"/>
+            </w:tcBorders>
+            <w:shd w:val="clear" w:color="auto" w:fill="FFFFFF"/>
+            <w:tcMar>
+              <w:top w:w="0" w:type="dxa"/>
+              <w:bottom w:w="0" w:type="dxa"/>
+              <w:left w:w="0" w:type="dxa"/>
+              <w:right w:w="0" w:type="dxa"/>
+            </w:tcMar>
+            <w:vAlign w:val="top"/>
+          </w:tcPr>
+          <w:p>
+            <w:pPr>
+              <w:pStyle w:val="Normal"/>
+              <w:jc w:val="center"/>
+              <w:pBdr>
+                <w:bottom w:val="none" w:sz="0" w:space="0" w:color="000000"/>
+                <w:top w:val="none" w:sz="0" w:space="0" w:color="000000"/>
+                <w:left w:val="none" w:sz="0" w:space="0" w:color="000000"/>
+                <w:right w:val="none" w:sz="0" w:space="0" w:color="000000"/>
+              </w:pBdr>
+              <w:spacing w:after="100" w:before="100" w:line="240"/>
+              <w:ind w:left="100" w:right="100" w:firstLine="0" w:firstLineChars="0"/>
+              <w:rPr>
+                <w:rFonts w:ascii="Helvetica" w:hAnsi="Helvetica" w:eastAsia="Helvetica" w:cs="Helvetica"/>
+                <w:i w:val="false"/>
+                <w:b w:val="false"/>
+                <w:u w:val="none"/>
+                <w:sz w:val="22"/>
+                <w:szCs w:val="22"/>
+                <w:color w:val="000000"/>
+              </w:rPr>
+            </w:pPr>
+            <w:r>
+              <w:rPr>
+                <w:rFonts w:ascii="Helvetica" w:hAnsi="Helvetica" w:eastAsia="Helvetica" w:cs="Helvetica"/>
+                <w:i w:val="false"/>
+                <w:b w:val="false"/>
+                <w:u w:val="none"/>
+                <w:sz w:val="22"/>
+                <w:szCs w:val="22"/>
+                <w:color w:val="000000"/>
+              </w:rPr>
+              <w:t xml:space="preserve">0.11, 0.55</w:t>
+            </w:r>
+          </w:p>
+        </w:tc>
+        <w:tc>
+          <w:tcPr>
+            <w:tcBorders>
+              <w:bottom w:val="none" w:sz="0" w:space="0" w:color="000000"/>
+              <w:top w:val="none" w:sz="0" w:space="0" w:color="000000"/>
+              <w:left w:val="none" w:sz="0" w:space="0" w:color="000000"/>
+              <w:right w:val="none" w:sz="0" w:space="0" w:color="000000"/>
+            </w:tcBorders>
+            <w:shd w:val="clear" w:color="auto" w:fill="FFFFFF"/>
+            <w:tcMar>
+              <w:top w:w="0" w:type="dxa"/>
+              <w:bottom w:w="0" w:type="dxa"/>
+              <w:left w:w="0" w:type="dxa"/>
+              <w:right w:w="0" w:type="dxa"/>
+            </w:tcMar>
+            <w:vAlign w:val="top"/>
+          </w:tcPr>
+          <w:p>
+            <w:pPr>
+              <w:pStyle w:val="Normal"/>
+              <w:jc w:val="center"/>
+              <w:pBdr>
+                <w:bottom w:val="none" w:sz="0" w:space="0" w:color="000000"/>
+                <w:top w:val="none" w:sz="0" w:space="0" w:color="000000"/>
+                <w:left w:val="none" w:sz="0" w:space="0" w:color="000000"/>
+                <w:right w:val="none" w:sz="0" w:space="0" w:color="000000"/>
+              </w:pBdr>
+              <w:spacing w:after="100" w:before="100" w:line="240"/>
+              <w:ind w:left="100" w:right="100" w:firstLine="0" w:firstLineChars="0"/>
+              <w:rPr>
+                <w:rFonts w:ascii="Helvetica" w:hAnsi="Helvetica" w:eastAsia="Helvetica" w:cs="Helvetica"/>
+                <w:i w:val="false"/>
+                <w:b w:val="false"/>
+                <w:u w:val="none"/>
+                <w:sz w:val="22"/>
+                <w:szCs w:val="22"/>
+                <w:color w:val="000000"/>
+              </w:rPr>
+            </w:pPr>
+            <w:r>
+              <w:rPr>
+                <w:rFonts w:ascii="Helvetica" w:hAnsi="Helvetica" w:eastAsia="Helvetica" w:cs="Helvetica"/>
+                <w:i w:val="false"/>
+                <w:b w:val="false"/>
+                <w:u w:val="none"/>
+                <w:sz w:val="22"/>
+                <w:szCs w:val="22"/>
+                <w:color w:val="000000"/>
+              </w:rPr>
+              <w:t xml:space="preserve">&lt;0.001</w:t>
             </w:r>
           </w:p>
         </w:tc>
@@ -10280,113 +10280,113 @@
                 <w:szCs w:val="22"/>
                 <w:color w:val="000000"/>
               </w:rPr>
-              <w:t xml:space="preserve">0.20</w:t>
-            </w:r>
-          </w:p>
-        </w:tc>
-        <w:tc>
-          <w:tcPr>
-            <w:tcBorders>
-              <w:bottom w:val="none" w:sz="0" w:space="0" w:color="000000"/>
-              <w:top w:val="none" w:sz="0" w:space="0" w:color="000000"/>
-              <w:left w:val="none" w:sz="0" w:space="0" w:color="000000"/>
-              <w:right w:val="none" w:sz="0" w:space="0" w:color="000000"/>
-            </w:tcBorders>
-            <w:shd w:val="clear" w:color="auto" w:fill="FFFFFF"/>
-            <w:tcMar>
-              <w:top w:w="0" w:type="dxa"/>
-              <w:bottom w:w="0" w:type="dxa"/>
-              <w:left w:w="0" w:type="dxa"/>
-              <w:right w:w="0" w:type="dxa"/>
-            </w:tcMar>
-            <w:vAlign w:val="top"/>
-          </w:tcPr>
-          <w:p>
-            <w:pPr>
-              <w:pStyle w:val="Normal"/>
-              <w:jc w:val="center"/>
-              <w:pBdr>
-                <w:bottom w:val="none" w:sz="0" w:space="0" w:color="000000"/>
-                <w:top w:val="none" w:sz="0" w:space="0" w:color="000000"/>
-                <w:left w:val="none" w:sz="0" w:space="0" w:color="000000"/>
-                <w:right w:val="none" w:sz="0" w:space="0" w:color="000000"/>
-              </w:pBdr>
-              <w:spacing w:after="100" w:before="100" w:line="240"/>
-              <w:ind w:left="100" w:right="100" w:firstLine="0" w:firstLineChars="0"/>
-              <w:rPr>
-                <w:rFonts w:ascii="Helvetica" w:hAnsi="Helvetica" w:eastAsia="Helvetica" w:cs="Helvetica"/>
-                <w:i w:val="false"/>
-                <w:b w:val="false"/>
-                <w:u w:val="none"/>
-                <w:sz w:val="22"/>
-                <w:szCs w:val="22"/>
-                <w:color w:val="000000"/>
-              </w:rPr>
-            </w:pPr>
-            <w:r>
-              <w:rPr>
-                <w:rFonts w:ascii="Helvetica" w:hAnsi="Helvetica" w:eastAsia="Helvetica" w:cs="Helvetica"/>
-                <w:i w:val="false"/>
-                <w:b w:val="false"/>
-                <w:u w:val="none"/>
-                <w:sz w:val="22"/>
-                <w:szCs w:val="22"/>
-                <w:color w:val="000000"/>
-              </w:rPr>
-              <w:t xml:space="preserve">0.02, 2.12</w:t>
-            </w:r>
-          </w:p>
-        </w:tc>
-        <w:tc>
-          <w:tcPr>
-            <w:tcBorders>
-              <w:bottom w:val="none" w:sz="0" w:space="0" w:color="000000"/>
-              <w:top w:val="none" w:sz="0" w:space="0" w:color="000000"/>
-              <w:left w:val="none" w:sz="0" w:space="0" w:color="000000"/>
-              <w:right w:val="none" w:sz="0" w:space="0" w:color="000000"/>
-            </w:tcBorders>
-            <w:shd w:val="clear" w:color="auto" w:fill="FFFFFF"/>
-            <w:tcMar>
-              <w:top w:w="0" w:type="dxa"/>
-              <w:bottom w:w="0" w:type="dxa"/>
-              <w:left w:w="0" w:type="dxa"/>
-              <w:right w:w="0" w:type="dxa"/>
-            </w:tcMar>
-            <w:vAlign w:val="top"/>
-          </w:tcPr>
-          <w:p>
-            <w:pPr>
-              <w:pStyle w:val="Normal"/>
-              <w:jc w:val="center"/>
-              <w:pBdr>
-                <w:bottom w:val="none" w:sz="0" w:space="0" w:color="000000"/>
-                <w:top w:val="none" w:sz="0" w:space="0" w:color="000000"/>
-                <w:left w:val="none" w:sz="0" w:space="0" w:color="000000"/>
-                <w:right w:val="none" w:sz="0" w:space="0" w:color="000000"/>
-              </w:pBdr>
-              <w:spacing w:after="100" w:before="100" w:line="240"/>
-              <w:ind w:left="100" w:right="100" w:firstLine="0" w:firstLineChars="0"/>
-              <w:rPr>
-                <w:rFonts w:ascii="Helvetica" w:hAnsi="Helvetica" w:eastAsia="Helvetica" w:cs="Helvetica"/>
-                <w:i w:val="false"/>
-                <w:b w:val="false"/>
-                <w:u w:val="none"/>
-                <w:sz w:val="22"/>
-                <w:szCs w:val="22"/>
-                <w:color w:val="000000"/>
-              </w:rPr>
-            </w:pPr>
-            <w:r>
-              <w:rPr>
-                <w:rFonts w:ascii="Helvetica" w:hAnsi="Helvetica" w:eastAsia="Helvetica" w:cs="Helvetica"/>
-                <w:i w:val="false"/>
-                <w:b w:val="false"/>
-                <w:u w:val="none"/>
-                <w:sz w:val="22"/>
-                <w:szCs w:val="22"/>
-                <w:color w:val="000000"/>
-              </w:rPr>
-              <w:t xml:space="preserve">0.180</w:t>
+              <w:t xml:space="preserve">0.13</w:t>
+            </w:r>
+          </w:p>
+        </w:tc>
+        <w:tc>
+          <w:tcPr>
+            <w:tcBorders>
+              <w:bottom w:val="none" w:sz="0" w:space="0" w:color="000000"/>
+              <w:top w:val="none" w:sz="0" w:space="0" w:color="000000"/>
+              <w:left w:val="none" w:sz="0" w:space="0" w:color="000000"/>
+              <w:right w:val="none" w:sz="0" w:space="0" w:color="000000"/>
+            </w:tcBorders>
+            <w:shd w:val="clear" w:color="auto" w:fill="FFFFFF"/>
+            <w:tcMar>
+              <w:top w:w="0" w:type="dxa"/>
+              <w:bottom w:w="0" w:type="dxa"/>
+              <w:left w:w="0" w:type="dxa"/>
+              <w:right w:w="0" w:type="dxa"/>
+            </w:tcMar>
+            <w:vAlign w:val="top"/>
+          </w:tcPr>
+          <w:p>
+            <w:pPr>
+              <w:pStyle w:val="Normal"/>
+              <w:jc w:val="center"/>
+              <w:pBdr>
+                <w:bottom w:val="none" w:sz="0" w:space="0" w:color="000000"/>
+                <w:top w:val="none" w:sz="0" w:space="0" w:color="000000"/>
+                <w:left w:val="none" w:sz="0" w:space="0" w:color="000000"/>
+                <w:right w:val="none" w:sz="0" w:space="0" w:color="000000"/>
+              </w:pBdr>
+              <w:spacing w:after="100" w:before="100" w:line="240"/>
+              <w:ind w:left="100" w:right="100" w:firstLine="0" w:firstLineChars="0"/>
+              <w:rPr>
+                <w:rFonts w:ascii="Helvetica" w:hAnsi="Helvetica" w:eastAsia="Helvetica" w:cs="Helvetica"/>
+                <w:i w:val="false"/>
+                <w:b w:val="false"/>
+                <w:u w:val="none"/>
+                <w:sz w:val="22"/>
+                <w:szCs w:val="22"/>
+                <w:color w:val="000000"/>
+              </w:rPr>
+            </w:pPr>
+            <w:r>
+              <w:rPr>
+                <w:rFonts w:ascii="Helvetica" w:hAnsi="Helvetica" w:eastAsia="Helvetica" w:cs="Helvetica"/>
+                <w:i w:val="false"/>
+                <w:b w:val="false"/>
+                <w:u w:val="none"/>
+                <w:sz w:val="22"/>
+                <w:szCs w:val="22"/>
+                <w:color w:val="000000"/>
+              </w:rPr>
+              <w:t xml:space="preserve">0.01, 1.31</w:t>
+            </w:r>
+          </w:p>
+        </w:tc>
+        <w:tc>
+          <w:tcPr>
+            <w:tcBorders>
+              <w:bottom w:val="none" w:sz="0" w:space="0" w:color="000000"/>
+              <w:top w:val="none" w:sz="0" w:space="0" w:color="000000"/>
+              <w:left w:val="none" w:sz="0" w:space="0" w:color="000000"/>
+              <w:right w:val="none" w:sz="0" w:space="0" w:color="000000"/>
+            </w:tcBorders>
+            <w:shd w:val="clear" w:color="auto" w:fill="FFFFFF"/>
+            <w:tcMar>
+              <w:top w:w="0" w:type="dxa"/>
+              <w:bottom w:w="0" w:type="dxa"/>
+              <w:left w:w="0" w:type="dxa"/>
+              <w:right w:w="0" w:type="dxa"/>
+            </w:tcMar>
+            <w:vAlign w:val="top"/>
+          </w:tcPr>
+          <w:p>
+            <w:pPr>
+              <w:pStyle w:val="Normal"/>
+              <w:jc w:val="center"/>
+              <w:pBdr>
+                <w:bottom w:val="none" w:sz="0" w:space="0" w:color="000000"/>
+                <w:top w:val="none" w:sz="0" w:space="0" w:color="000000"/>
+                <w:left w:val="none" w:sz="0" w:space="0" w:color="000000"/>
+                <w:right w:val="none" w:sz="0" w:space="0" w:color="000000"/>
+              </w:pBdr>
+              <w:spacing w:after="100" w:before="100" w:line="240"/>
+              <w:ind w:left="100" w:right="100" w:firstLine="0" w:firstLineChars="0"/>
+              <w:rPr>
+                <w:rFonts w:ascii="Helvetica" w:hAnsi="Helvetica" w:eastAsia="Helvetica" w:cs="Helvetica"/>
+                <w:i w:val="false"/>
+                <w:b w:val="false"/>
+                <w:u w:val="none"/>
+                <w:sz w:val="22"/>
+                <w:szCs w:val="22"/>
+                <w:color w:val="000000"/>
+              </w:rPr>
+            </w:pPr>
+            <w:r>
+              <w:rPr>
+                <w:rFonts w:ascii="Helvetica" w:hAnsi="Helvetica" w:eastAsia="Helvetica" w:cs="Helvetica"/>
+                <w:i w:val="false"/>
+                <w:b w:val="false"/>
+                <w:u w:val="none"/>
+                <w:sz w:val="22"/>
+                <w:szCs w:val="22"/>
+                <w:color w:val="000000"/>
+              </w:rPr>
+              <w:t xml:space="preserve">0.084</w:t>
             </w:r>
           </w:p>
         </w:tc>
@@ -10551,113 +10551,113 @@
                 <w:szCs w:val="22"/>
                 <w:color w:val="000000"/>
               </w:rPr>
-              <w:t xml:space="preserve">0.95</w:t>
-            </w:r>
-          </w:p>
-        </w:tc>
-        <w:tc>
-          <w:tcPr>
-            <w:tcBorders>
-              <w:bottom w:val="none" w:sz="0" w:space="0" w:color="000000"/>
-              <w:top w:val="none" w:sz="0" w:space="0" w:color="000000"/>
-              <w:left w:val="none" w:sz="0" w:space="0" w:color="000000"/>
-              <w:right w:val="none" w:sz="0" w:space="0" w:color="000000"/>
-            </w:tcBorders>
-            <w:shd w:val="clear" w:color="auto" w:fill="FFFFFF"/>
-            <w:tcMar>
-              <w:top w:w="0" w:type="dxa"/>
-              <w:bottom w:w="0" w:type="dxa"/>
-              <w:left w:w="0" w:type="dxa"/>
-              <w:right w:w="0" w:type="dxa"/>
-            </w:tcMar>
-            <w:vAlign w:val="top"/>
-          </w:tcPr>
-          <w:p>
-            <w:pPr>
-              <w:pStyle w:val="Normal"/>
-              <w:jc w:val="center"/>
-              <w:pBdr>
-                <w:bottom w:val="none" w:sz="0" w:space="0" w:color="000000"/>
-                <w:top w:val="none" w:sz="0" w:space="0" w:color="000000"/>
-                <w:left w:val="none" w:sz="0" w:space="0" w:color="000000"/>
-                <w:right w:val="none" w:sz="0" w:space="0" w:color="000000"/>
-              </w:pBdr>
-              <w:spacing w:after="100" w:before="100" w:line="240"/>
-              <w:ind w:left="100" w:right="100" w:firstLine="0" w:firstLineChars="0"/>
-              <w:rPr>
-                <w:rFonts w:ascii="Helvetica" w:hAnsi="Helvetica" w:eastAsia="Helvetica" w:cs="Helvetica"/>
-                <w:i w:val="false"/>
-                <w:b w:val="false"/>
-                <w:u w:val="none"/>
-                <w:sz w:val="22"/>
-                <w:szCs w:val="22"/>
-                <w:color w:val="000000"/>
-              </w:rPr>
-            </w:pPr>
-            <w:r>
-              <w:rPr>
-                <w:rFonts w:ascii="Helvetica" w:hAnsi="Helvetica" w:eastAsia="Helvetica" w:cs="Helvetica"/>
-                <w:i w:val="false"/>
-                <w:b w:val="false"/>
-                <w:u w:val="none"/>
-                <w:sz w:val="22"/>
-                <w:szCs w:val="22"/>
-                <w:color w:val="000000"/>
-              </w:rPr>
-              <w:t xml:space="preserve">0.42, 2.16</w:t>
-            </w:r>
-          </w:p>
-        </w:tc>
-        <w:tc>
-          <w:tcPr>
-            <w:tcBorders>
-              <w:bottom w:val="none" w:sz="0" w:space="0" w:color="000000"/>
-              <w:top w:val="none" w:sz="0" w:space="0" w:color="000000"/>
-              <w:left w:val="none" w:sz="0" w:space="0" w:color="000000"/>
-              <w:right w:val="none" w:sz="0" w:space="0" w:color="000000"/>
-            </w:tcBorders>
-            <w:shd w:val="clear" w:color="auto" w:fill="FFFFFF"/>
-            <w:tcMar>
-              <w:top w:w="0" w:type="dxa"/>
-              <w:bottom w:w="0" w:type="dxa"/>
-              <w:left w:w="0" w:type="dxa"/>
-              <w:right w:w="0" w:type="dxa"/>
-            </w:tcMar>
-            <w:vAlign w:val="top"/>
-          </w:tcPr>
-          <w:p>
-            <w:pPr>
-              <w:pStyle w:val="Normal"/>
-              <w:jc w:val="center"/>
-              <w:pBdr>
-                <w:bottom w:val="none" w:sz="0" w:space="0" w:color="000000"/>
-                <w:top w:val="none" w:sz="0" w:space="0" w:color="000000"/>
-                <w:left w:val="none" w:sz="0" w:space="0" w:color="000000"/>
-                <w:right w:val="none" w:sz="0" w:space="0" w:color="000000"/>
-              </w:pBdr>
-              <w:spacing w:after="100" w:before="100" w:line="240"/>
-              <w:ind w:left="100" w:right="100" w:firstLine="0" w:firstLineChars="0"/>
-              <w:rPr>
-                <w:rFonts w:ascii="Helvetica" w:hAnsi="Helvetica" w:eastAsia="Helvetica" w:cs="Helvetica"/>
-                <w:i w:val="false"/>
-                <w:b w:val="false"/>
-                <w:u w:val="none"/>
-                <w:sz w:val="22"/>
-                <w:szCs w:val="22"/>
-                <w:color w:val="000000"/>
-              </w:rPr>
-            </w:pPr>
-            <w:r>
-              <w:rPr>
-                <w:rFonts w:ascii="Helvetica" w:hAnsi="Helvetica" w:eastAsia="Helvetica" w:cs="Helvetica"/>
-                <w:i w:val="false"/>
-                <w:b w:val="false"/>
-                <w:u w:val="none"/>
-                <w:sz w:val="22"/>
-                <w:szCs w:val="22"/>
-                <w:color w:val="000000"/>
-              </w:rPr>
-              <w:t xml:space="preserve">0.900</w:t>
+              <w:t xml:space="preserve">0.85</w:t>
+            </w:r>
+          </w:p>
+        </w:tc>
+        <w:tc>
+          <w:tcPr>
+            <w:tcBorders>
+              <w:bottom w:val="none" w:sz="0" w:space="0" w:color="000000"/>
+              <w:top w:val="none" w:sz="0" w:space="0" w:color="000000"/>
+              <w:left w:val="none" w:sz="0" w:space="0" w:color="000000"/>
+              <w:right w:val="none" w:sz="0" w:space="0" w:color="000000"/>
+            </w:tcBorders>
+            <w:shd w:val="clear" w:color="auto" w:fill="FFFFFF"/>
+            <w:tcMar>
+              <w:top w:w="0" w:type="dxa"/>
+              <w:bottom w:w="0" w:type="dxa"/>
+              <w:left w:w="0" w:type="dxa"/>
+              <w:right w:w="0" w:type="dxa"/>
+            </w:tcMar>
+            <w:vAlign w:val="top"/>
+          </w:tcPr>
+          <w:p>
+            <w:pPr>
+              <w:pStyle w:val="Normal"/>
+              <w:jc w:val="center"/>
+              <w:pBdr>
+                <w:bottom w:val="none" w:sz="0" w:space="0" w:color="000000"/>
+                <w:top w:val="none" w:sz="0" w:space="0" w:color="000000"/>
+                <w:left w:val="none" w:sz="0" w:space="0" w:color="000000"/>
+                <w:right w:val="none" w:sz="0" w:space="0" w:color="000000"/>
+              </w:pBdr>
+              <w:spacing w:after="100" w:before="100" w:line="240"/>
+              <w:ind w:left="100" w:right="100" w:firstLine="0" w:firstLineChars="0"/>
+              <w:rPr>
+                <w:rFonts w:ascii="Helvetica" w:hAnsi="Helvetica" w:eastAsia="Helvetica" w:cs="Helvetica"/>
+                <w:i w:val="false"/>
+                <w:b w:val="false"/>
+                <w:u w:val="none"/>
+                <w:sz w:val="22"/>
+                <w:szCs w:val="22"/>
+                <w:color w:val="000000"/>
+              </w:rPr>
+            </w:pPr>
+            <w:r>
+              <w:rPr>
+                <w:rFonts w:ascii="Helvetica" w:hAnsi="Helvetica" w:eastAsia="Helvetica" w:cs="Helvetica"/>
+                <w:i w:val="false"/>
+                <w:b w:val="false"/>
+                <w:u w:val="none"/>
+                <w:sz w:val="22"/>
+                <w:szCs w:val="22"/>
+                <w:color w:val="000000"/>
+              </w:rPr>
+              <w:t xml:space="preserve">0.38, 1.88</w:t>
+            </w:r>
+          </w:p>
+        </w:tc>
+        <w:tc>
+          <w:tcPr>
+            <w:tcBorders>
+              <w:bottom w:val="none" w:sz="0" w:space="0" w:color="000000"/>
+              <w:top w:val="none" w:sz="0" w:space="0" w:color="000000"/>
+              <w:left w:val="none" w:sz="0" w:space="0" w:color="000000"/>
+              <w:right w:val="none" w:sz="0" w:space="0" w:color="000000"/>
+            </w:tcBorders>
+            <w:shd w:val="clear" w:color="auto" w:fill="FFFFFF"/>
+            <w:tcMar>
+              <w:top w:w="0" w:type="dxa"/>
+              <w:bottom w:w="0" w:type="dxa"/>
+              <w:left w:w="0" w:type="dxa"/>
+              <w:right w:w="0" w:type="dxa"/>
+            </w:tcMar>
+            <w:vAlign w:val="top"/>
+          </w:tcPr>
+          <w:p>
+            <w:pPr>
+              <w:pStyle w:val="Normal"/>
+              <w:jc w:val="center"/>
+              <w:pBdr>
+                <w:bottom w:val="none" w:sz="0" w:space="0" w:color="000000"/>
+                <w:top w:val="none" w:sz="0" w:space="0" w:color="000000"/>
+                <w:left w:val="none" w:sz="0" w:space="0" w:color="000000"/>
+                <w:right w:val="none" w:sz="0" w:space="0" w:color="000000"/>
+              </w:pBdr>
+              <w:spacing w:after="100" w:before="100" w:line="240"/>
+              <w:ind w:left="100" w:right="100" w:firstLine="0" w:firstLineChars="0"/>
+              <w:rPr>
+                <w:rFonts w:ascii="Helvetica" w:hAnsi="Helvetica" w:eastAsia="Helvetica" w:cs="Helvetica"/>
+                <w:i w:val="false"/>
+                <w:b w:val="false"/>
+                <w:u w:val="none"/>
+                <w:sz w:val="22"/>
+                <w:szCs w:val="22"/>
+                <w:color w:val="000000"/>
+              </w:rPr>
+            </w:pPr>
+            <w:r>
+              <w:rPr>
+                <w:rFonts w:ascii="Helvetica" w:hAnsi="Helvetica" w:eastAsia="Helvetica" w:cs="Helvetica"/>
+                <w:i w:val="false"/>
+                <w:b w:val="false"/>
+                <w:u w:val="none"/>
+                <w:sz w:val="22"/>
+                <w:szCs w:val="22"/>
+                <w:color w:val="000000"/>
+              </w:rPr>
+              <w:t xml:space="preserve">0.680</w:t>
             </w:r>
           </w:p>
         </w:tc>
@@ -10763,113 +10763,113 @@
                 <w:szCs w:val="22"/>
                 <w:color w:val="000000"/>
               </w:rPr>
-              <w:t xml:space="preserve">0.60</w:t>
-            </w:r>
-          </w:p>
-        </w:tc>
-        <w:tc>
-          <w:tcPr>
-            <w:tcBorders>
-              <w:bottom w:val="none" w:sz="0" w:space="0" w:color="000000"/>
-              <w:top w:val="none" w:sz="0" w:space="0" w:color="000000"/>
-              <w:left w:val="none" w:sz="0" w:space="0" w:color="000000"/>
-              <w:right w:val="none" w:sz="0" w:space="0" w:color="000000"/>
-            </w:tcBorders>
-            <w:shd w:val="clear" w:color="auto" w:fill="FFFFFF"/>
-            <w:tcMar>
-              <w:top w:w="0" w:type="dxa"/>
-              <w:bottom w:w="0" w:type="dxa"/>
-              <w:left w:w="0" w:type="dxa"/>
-              <w:right w:w="0" w:type="dxa"/>
-            </w:tcMar>
-            <w:vAlign w:val="top"/>
-          </w:tcPr>
-          <w:p>
-            <w:pPr>
-              <w:pStyle w:val="Normal"/>
-              <w:jc w:val="center"/>
-              <w:pBdr>
-                <w:bottom w:val="none" w:sz="0" w:space="0" w:color="000000"/>
-                <w:top w:val="none" w:sz="0" w:space="0" w:color="000000"/>
-                <w:left w:val="none" w:sz="0" w:space="0" w:color="000000"/>
-                <w:right w:val="none" w:sz="0" w:space="0" w:color="000000"/>
-              </w:pBdr>
-              <w:spacing w:after="100" w:before="100" w:line="240"/>
-              <w:ind w:left="100" w:right="100" w:firstLine="0" w:firstLineChars="0"/>
-              <w:rPr>
-                <w:rFonts w:ascii="Helvetica" w:hAnsi="Helvetica" w:eastAsia="Helvetica" w:cs="Helvetica"/>
-                <w:i w:val="false"/>
-                <w:b w:val="false"/>
-                <w:u w:val="none"/>
-                <w:sz w:val="22"/>
-                <w:szCs w:val="22"/>
-                <w:color w:val="000000"/>
-              </w:rPr>
-            </w:pPr>
-            <w:r>
-              <w:rPr>
-                <w:rFonts w:ascii="Helvetica" w:hAnsi="Helvetica" w:eastAsia="Helvetica" w:cs="Helvetica"/>
-                <w:i w:val="false"/>
-                <w:b w:val="false"/>
-                <w:u w:val="none"/>
-                <w:sz w:val="22"/>
-                <w:szCs w:val="22"/>
-                <w:color w:val="000000"/>
-              </w:rPr>
-              <w:t xml:space="preserve">0.18, 1.97</w:t>
-            </w:r>
-          </w:p>
-        </w:tc>
-        <w:tc>
-          <w:tcPr>
-            <w:tcBorders>
-              <w:bottom w:val="none" w:sz="0" w:space="0" w:color="000000"/>
-              <w:top w:val="none" w:sz="0" w:space="0" w:color="000000"/>
-              <w:left w:val="none" w:sz="0" w:space="0" w:color="000000"/>
-              <w:right w:val="none" w:sz="0" w:space="0" w:color="000000"/>
-            </w:tcBorders>
-            <w:shd w:val="clear" w:color="auto" w:fill="FFFFFF"/>
-            <w:tcMar>
-              <w:top w:w="0" w:type="dxa"/>
-              <w:bottom w:w="0" w:type="dxa"/>
-              <w:left w:w="0" w:type="dxa"/>
-              <w:right w:w="0" w:type="dxa"/>
-            </w:tcMar>
-            <w:vAlign w:val="top"/>
-          </w:tcPr>
-          <w:p>
-            <w:pPr>
-              <w:pStyle w:val="Normal"/>
-              <w:jc w:val="center"/>
-              <w:pBdr>
-                <w:bottom w:val="none" w:sz="0" w:space="0" w:color="000000"/>
-                <w:top w:val="none" w:sz="0" w:space="0" w:color="000000"/>
-                <w:left w:val="none" w:sz="0" w:space="0" w:color="000000"/>
-                <w:right w:val="none" w:sz="0" w:space="0" w:color="000000"/>
-              </w:pBdr>
-              <w:spacing w:after="100" w:before="100" w:line="240"/>
-              <w:ind w:left="100" w:right="100" w:firstLine="0" w:firstLineChars="0"/>
-              <w:rPr>
-                <w:rFonts w:ascii="Helvetica" w:hAnsi="Helvetica" w:eastAsia="Helvetica" w:cs="Helvetica"/>
-                <w:i w:val="false"/>
-                <w:b w:val="false"/>
-                <w:u w:val="none"/>
-                <w:sz w:val="22"/>
-                <w:szCs w:val="22"/>
-                <w:color w:val="000000"/>
-              </w:rPr>
-            </w:pPr>
-            <w:r>
-              <w:rPr>
-                <w:rFonts w:ascii="Helvetica" w:hAnsi="Helvetica" w:eastAsia="Helvetica" w:cs="Helvetica"/>
-                <w:i w:val="false"/>
-                <w:b w:val="false"/>
-                <w:u w:val="none"/>
-                <w:sz w:val="22"/>
-                <w:szCs w:val="22"/>
-                <w:color w:val="000000"/>
-              </w:rPr>
-              <w:t xml:space="preserve">0.400</w:t>
+              <w:t xml:space="preserve">0.40</w:t>
+            </w:r>
+          </w:p>
+        </w:tc>
+        <w:tc>
+          <w:tcPr>
+            <w:tcBorders>
+              <w:bottom w:val="none" w:sz="0" w:space="0" w:color="000000"/>
+              <w:top w:val="none" w:sz="0" w:space="0" w:color="000000"/>
+              <w:left w:val="none" w:sz="0" w:space="0" w:color="000000"/>
+              <w:right w:val="none" w:sz="0" w:space="0" w:color="000000"/>
+            </w:tcBorders>
+            <w:shd w:val="clear" w:color="auto" w:fill="FFFFFF"/>
+            <w:tcMar>
+              <w:top w:w="0" w:type="dxa"/>
+              <w:bottom w:w="0" w:type="dxa"/>
+              <w:left w:w="0" w:type="dxa"/>
+              <w:right w:w="0" w:type="dxa"/>
+            </w:tcMar>
+            <w:vAlign w:val="top"/>
+          </w:tcPr>
+          <w:p>
+            <w:pPr>
+              <w:pStyle w:val="Normal"/>
+              <w:jc w:val="center"/>
+              <w:pBdr>
+                <w:bottom w:val="none" w:sz="0" w:space="0" w:color="000000"/>
+                <w:top w:val="none" w:sz="0" w:space="0" w:color="000000"/>
+                <w:left w:val="none" w:sz="0" w:space="0" w:color="000000"/>
+                <w:right w:val="none" w:sz="0" w:space="0" w:color="000000"/>
+              </w:pBdr>
+              <w:spacing w:after="100" w:before="100" w:line="240"/>
+              <w:ind w:left="100" w:right="100" w:firstLine="0" w:firstLineChars="0"/>
+              <w:rPr>
+                <w:rFonts w:ascii="Helvetica" w:hAnsi="Helvetica" w:eastAsia="Helvetica" w:cs="Helvetica"/>
+                <w:i w:val="false"/>
+                <w:b w:val="false"/>
+                <w:u w:val="none"/>
+                <w:sz w:val="22"/>
+                <w:szCs w:val="22"/>
+                <w:color w:val="000000"/>
+              </w:rPr>
+            </w:pPr>
+            <w:r>
+              <w:rPr>
+                <w:rFonts w:ascii="Helvetica" w:hAnsi="Helvetica" w:eastAsia="Helvetica" w:cs="Helvetica"/>
+                <w:i w:val="false"/>
+                <w:b w:val="false"/>
+                <w:u w:val="none"/>
+                <w:sz w:val="22"/>
+                <w:szCs w:val="22"/>
+                <w:color w:val="000000"/>
+              </w:rPr>
+              <w:t xml:space="preserve">0.14, 1.17</w:t>
+            </w:r>
+          </w:p>
+        </w:tc>
+        <w:tc>
+          <w:tcPr>
+            <w:tcBorders>
+              <w:bottom w:val="none" w:sz="0" w:space="0" w:color="000000"/>
+              <w:top w:val="none" w:sz="0" w:space="0" w:color="000000"/>
+              <w:left w:val="none" w:sz="0" w:space="0" w:color="000000"/>
+              <w:right w:val="none" w:sz="0" w:space="0" w:color="000000"/>
+            </w:tcBorders>
+            <w:shd w:val="clear" w:color="auto" w:fill="FFFFFF"/>
+            <w:tcMar>
+              <w:top w:w="0" w:type="dxa"/>
+              <w:bottom w:w="0" w:type="dxa"/>
+              <w:left w:w="0" w:type="dxa"/>
+              <w:right w:w="0" w:type="dxa"/>
+            </w:tcMar>
+            <w:vAlign w:val="top"/>
+          </w:tcPr>
+          <w:p>
+            <w:pPr>
+              <w:pStyle w:val="Normal"/>
+              <w:jc w:val="center"/>
+              <w:pBdr>
+                <w:bottom w:val="none" w:sz="0" w:space="0" w:color="000000"/>
+                <w:top w:val="none" w:sz="0" w:space="0" w:color="000000"/>
+                <w:left w:val="none" w:sz="0" w:space="0" w:color="000000"/>
+                <w:right w:val="none" w:sz="0" w:space="0" w:color="000000"/>
+              </w:pBdr>
+              <w:spacing w:after="100" w:before="100" w:line="240"/>
+              <w:ind w:left="100" w:right="100" w:firstLine="0" w:firstLineChars="0"/>
+              <w:rPr>
+                <w:rFonts w:ascii="Helvetica" w:hAnsi="Helvetica" w:eastAsia="Helvetica" w:cs="Helvetica"/>
+                <w:i w:val="false"/>
+                <w:b w:val="false"/>
+                <w:u w:val="none"/>
+                <w:sz w:val="22"/>
+                <w:szCs w:val="22"/>
+                <w:color w:val="000000"/>
+              </w:rPr>
+            </w:pPr>
+            <w:r>
+              <w:rPr>
+                <w:rFonts w:ascii="Helvetica" w:hAnsi="Helvetica" w:eastAsia="Helvetica" w:cs="Helvetica"/>
+                <w:i w:val="false"/>
+                <w:b w:val="false"/>
+                <w:u w:val="none"/>
+                <w:sz w:val="22"/>
+                <w:szCs w:val="22"/>
+                <w:color w:val="000000"/>
+              </w:rPr>
+              <w:t xml:space="preserve">0.094</w:t>
             </w:r>
           </w:p>
         </w:tc>
@@ -11517,113 +11517,113 @@
                 <w:szCs w:val="22"/>
                 <w:color w:val="000000"/>
               </w:rPr>
-              <w:t xml:space="preserve">2.06</w:t>
-            </w:r>
-          </w:p>
-        </w:tc>
-        <w:tc>
-          <w:tcPr>
-            <w:tcBorders>
-              <w:bottom w:val="none" w:sz="0" w:space="0" w:color="000000"/>
-              <w:top w:val="none" w:sz="0" w:space="0" w:color="000000"/>
-              <w:left w:val="none" w:sz="0" w:space="0" w:color="000000"/>
-              <w:right w:val="none" w:sz="0" w:space="0" w:color="000000"/>
-            </w:tcBorders>
-            <w:shd w:val="clear" w:color="auto" w:fill="FFFFFF"/>
-            <w:tcMar>
-              <w:top w:w="0" w:type="dxa"/>
-              <w:bottom w:w="0" w:type="dxa"/>
-              <w:left w:w="0" w:type="dxa"/>
-              <w:right w:w="0" w:type="dxa"/>
-            </w:tcMar>
-            <w:vAlign w:val="top"/>
-          </w:tcPr>
-          <w:p>
-            <w:pPr>
-              <w:pStyle w:val="Normal"/>
-              <w:jc w:val="center"/>
-              <w:pBdr>
-                <w:bottom w:val="none" w:sz="0" w:space="0" w:color="000000"/>
-                <w:top w:val="none" w:sz="0" w:space="0" w:color="000000"/>
-                <w:left w:val="none" w:sz="0" w:space="0" w:color="000000"/>
-                <w:right w:val="none" w:sz="0" w:space="0" w:color="000000"/>
-              </w:pBdr>
-              <w:spacing w:after="100" w:before="100" w:line="240"/>
-              <w:ind w:left="100" w:right="100" w:firstLine="0" w:firstLineChars="0"/>
-              <w:rPr>
-                <w:rFonts w:ascii="Helvetica" w:hAnsi="Helvetica" w:eastAsia="Helvetica" w:cs="Helvetica"/>
-                <w:i w:val="false"/>
-                <w:b w:val="false"/>
-                <w:u w:val="none"/>
-                <w:sz w:val="22"/>
-                <w:szCs w:val="22"/>
-                <w:color w:val="000000"/>
-              </w:rPr>
-            </w:pPr>
-            <w:r>
-              <w:rPr>
-                <w:rFonts w:ascii="Helvetica" w:hAnsi="Helvetica" w:eastAsia="Helvetica" w:cs="Helvetica"/>
-                <w:i w:val="false"/>
-                <w:b w:val="false"/>
-                <w:u w:val="none"/>
-                <w:sz w:val="22"/>
-                <w:szCs w:val="22"/>
-                <w:color w:val="000000"/>
-              </w:rPr>
-              <w:t xml:space="preserve">0.31, 13.5</w:t>
-            </w:r>
-          </w:p>
-        </w:tc>
-        <w:tc>
-          <w:tcPr>
-            <w:tcBorders>
-              <w:bottom w:val="none" w:sz="0" w:space="0" w:color="000000"/>
-              <w:top w:val="none" w:sz="0" w:space="0" w:color="000000"/>
-              <w:left w:val="none" w:sz="0" w:space="0" w:color="000000"/>
-              <w:right w:val="none" w:sz="0" w:space="0" w:color="000000"/>
-            </w:tcBorders>
-            <w:shd w:val="clear" w:color="auto" w:fill="FFFFFF"/>
-            <w:tcMar>
-              <w:top w:w="0" w:type="dxa"/>
-              <w:bottom w:w="0" w:type="dxa"/>
-              <w:left w:w="0" w:type="dxa"/>
-              <w:right w:w="0" w:type="dxa"/>
-            </w:tcMar>
-            <w:vAlign w:val="top"/>
-          </w:tcPr>
-          <w:p>
-            <w:pPr>
-              <w:pStyle w:val="Normal"/>
-              <w:jc w:val="center"/>
-              <w:pBdr>
-                <w:bottom w:val="none" w:sz="0" w:space="0" w:color="000000"/>
-                <w:top w:val="none" w:sz="0" w:space="0" w:color="000000"/>
-                <w:left w:val="none" w:sz="0" w:space="0" w:color="000000"/>
-                <w:right w:val="none" w:sz="0" w:space="0" w:color="000000"/>
-              </w:pBdr>
-              <w:spacing w:after="100" w:before="100" w:line="240"/>
-              <w:ind w:left="100" w:right="100" w:firstLine="0" w:firstLineChars="0"/>
-              <w:rPr>
-                <w:rFonts w:ascii="Helvetica" w:hAnsi="Helvetica" w:eastAsia="Helvetica" w:cs="Helvetica"/>
-                <w:i w:val="false"/>
-                <w:b w:val="false"/>
-                <w:u w:val="none"/>
-                <w:sz w:val="22"/>
-                <w:szCs w:val="22"/>
-                <w:color w:val="000000"/>
-              </w:rPr>
-            </w:pPr>
-            <w:r>
-              <w:rPr>
-                <w:rFonts w:ascii="Helvetica" w:hAnsi="Helvetica" w:eastAsia="Helvetica" w:cs="Helvetica"/>
-                <w:i w:val="false"/>
-                <w:b w:val="false"/>
-                <w:u w:val="none"/>
-                <w:sz w:val="22"/>
-                <w:szCs w:val="22"/>
-                <w:color w:val="000000"/>
-              </w:rPr>
-              <w:t xml:space="preserve">0.450</w:t>
+              <w:t xml:space="preserve">2.02</w:t>
+            </w:r>
+          </w:p>
+        </w:tc>
+        <w:tc>
+          <w:tcPr>
+            <w:tcBorders>
+              <w:bottom w:val="none" w:sz="0" w:space="0" w:color="000000"/>
+              <w:top w:val="none" w:sz="0" w:space="0" w:color="000000"/>
+              <w:left w:val="none" w:sz="0" w:space="0" w:color="000000"/>
+              <w:right w:val="none" w:sz="0" w:space="0" w:color="000000"/>
+            </w:tcBorders>
+            <w:shd w:val="clear" w:color="auto" w:fill="FFFFFF"/>
+            <w:tcMar>
+              <w:top w:w="0" w:type="dxa"/>
+              <w:bottom w:w="0" w:type="dxa"/>
+              <w:left w:w="0" w:type="dxa"/>
+              <w:right w:w="0" w:type="dxa"/>
+            </w:tcMar>
+            <w:vAlign w:val="top"/>
+          </w:tcPr>
+          <w:p>
+            <w:pPr>
+              <w:pStyle w:val="Normal"/>
+              <w:jc w:val="center"/>
+              <w:pBdr>
+                <w:bottom w:val="none" w:sz="0" w:space="0" w:color="000000"/>
+                <w:top w:val="none" w:sz="0" w:space="0" w:color="000000"/>
+                <w:left w:val="none" w:sz="0" w:space="0" w:color="000000"/>
+                <w:right w:val="none" w:sz="0" w:space="0" w:color="000000"/>
+              </w:pBdr>
+              <w:spacing w:after="100" w:before="100" w:line="240"/>
+              <w:ind w:left="100" w:right="100" w:firstLine="0" w:firstLineChars="0"/>
+              <w:rPr>
+                <w:rFonts w:ascii="Helvetica" w:hAnsi="Helvetica" w:eastAsia="Helvetica" w:cs="Helvetica"/>
+                <w:i w:val="false"/>
+                <w:b w:val="false"/>
+                <w:u w:val="none"/>
+                <w:sz w:val="22"/>
+                <w:szCs w:val="22"/>
+                <w:color w:val="000000"/>
+              </w:rPr>
+            </w:pPr>
+            <w:r>
+              <w:rPr>
+                <w:rFonts w:ascii="Helvetica" w:hAnsi="Helvetica" w:eastAsia="Helvetica" w:cs="Helvetica"/>
+                <w:i w:val="false"/>
+                <w:b w:val="false"/>
+                <w:u w:val="none"/>
+                <w:sz w:val="22"/>
+                <w:szCs w:val="22"/>
+                <w:color w:val="000000"/>
+              </w:rPr>
+              <w:t xml:space="preserve">0.31, 13.4</w:t>
+            </w:r>
+          </w:p>
+        </w:tc>
+        <w:tc>
+          <w:tcPr>
+            <w:tcBorders>
+              <w:bottom w:val="none" w:sz="0" w:space="0" w:color="000000"/>
+              <w:top w:val="none" w:sz="0" w:space="0" w:color="000000"/>
+              <w:left w:val="none" w:sz="0" w:space="0" w:color="000000"/>
+              <w:right w:val="none" w:sz="0" w:space="0" w:color="000000"/>
+            </w:tcBorders>
+            <w:shd w:val="clear" w:color="auto" w:fill="FFFFFF"/>
+            <w:tcMar>
+              <w:top w:w="0" w:type="dxa"/>
+              <w:bottom w:w="0" w:type="dxa"/>
+              <w:left w:w="0" w:type="dxa"/>
+              <w:right w:w="0" w:type="dxa"/>
+            </w:tcMar>
+            <w:vAlign w:val="top"/>
+          </w:tcPr>
+          <w:p>
+            <w:pPr>
+              <w:pStyle w:val="Normal"/>
+              <w:jc w:val="center"/>
+              <w:pBdr>
+                <w:bottom w:val="none" w:sz="0" w:space="0" w:color="000000"/>
+                <w:top w:val="none" w:sz="0" w:space="0" w:color="000000"/>
+                <w:left w:val="none" w:sz="0" w:space="0" w:color="000000"/>
+                <w:right w:val="none" w:sz="0" w:space="0" w:color="000000"/>
+              </w:pBdr>
+              <w:spacing w:after="100" w:before="100" w:line="240"/>
+              <w:ind w:left="100" w:right="100" w:firstLine="0" w:firstLineChars="0"/>
+              <w:rPr>
+                <w:rFonts w:ascii="Helvetica" w:hAnsi="Helvetica" w:eastAsia="Helvetica" w:cs="Helvetica"/>
+                <w:i w:val="false"/>
+                <w:b w:val="false"/>
+                <w:u w:val="none"/>
+                <w:sz w:val="22"/>
+                <w:szCs w:val="22"/>
+                <w:color w:val="000000"/>
+              </w:rPr>
+            </w:pPr>
+            <w:r>
+              <w:rPr>
+                <w:rFonts w:ascii="Helvetica" w:hAnsi="Helvetica" w:eastAsia="Helvetica" w:cs="Helvetica"/>
+                <w:i w:val="false"/>
+                <w:b w:val="false"/>
+                <w:u w:val="none"/>
+                <w:sz w:val="22"/>
+                <w:szCs w:val="22"/>
+                <w:color w:val="000000"/>
+              </w:rPr>
+              <w:t xml:space="preserve">0.470</w:t>
             </w:r>
           </w:p>
         </w:tc>
@@ -11729,113 +11729,113 @@
                 <w:szCs w:val="22"/>
                 <w:color w:val="000000"/>
               </w:rPr>
-              <w:t xml:space="preserve">2.73</w:t>
-            </w:r>
-          </w:p>
-        </w:tc>
-        <w:tc>
-          <w:tcPr>
-            <w:tcBorders>
-              <w:bottom w:val="none" w:sz="0" w:space="0" w:color="000000"/>
-              <w:top w:val="none" w:sz="0" w:space="0" w:color="000000"/>
-              <w:left w:val="none" w:sz="0" w:space="0" w:color="000000"/>
-              <w:right w:val="none" w:sz="0" w:space="0" w:color="000000"/>
-            </w:tcBorders>
-            <w:shd w:val="clear" w:color="auto" w:fill="FFFFFF"/>
-            <w:tcMar>
-              <w:top w:w="0" w:type="dxa"/>
-              <w:bottom w:w="0" w:type="dxa"/>
-              <w:left w:w="0" w:type="dxa"/>
-              <w:right w:w="0" w:type="dxa"/>
-            </w:tcMar>
-            <w:vAlign w:val="top"/>
-          </w:tcPr>
-          <w:p>
-            <w:pPr>
-              <w:pStyle w:val="Normal"/>
-              <w:jc w:val="center"/>
-              <w:pBdr>
-                <w:bottom w:val="none" w:sz="0" w:space="0" w:color="000000"/>
-                <w:top w:val="none" w:sz="0" w:space="0" w:color="000000"/>
-                <w:left w:val="none" w:sz="0" w:space="0" w:color="000000"/>
-                <w:right w:val="none" w:sz="0" w:space="0" w:color="000000"/>
-              </w:pBdr>
-              <w:spacing w:after="100" w:before="100" w:line="240"/>
-              <w:ind w:left="100" w:right="100" w:firstLine="0" w:firstLineChars="0"/>
-              <w:rPr>
-                <w:rFonts w:ascii="Helvetica" w:hAnsi="Helvetica" w:eastAsia="Helvetica" w:cs="Helvetica"/>
-                <w:i w:val="false"/>
-                <w:b w:val="false"/>
-                <w:u w:val="none"/>
-                <w:sz w:val="22"/>
-                <w:szCs w:val="22"/>
-                <w:color w:val="000000"/>
-              </w:rPr>
-            </w:pPr>
-            <w:r>
-              <w:rPr>
-                <w:rFonts w:ascii="Helvetica" w:hAnsi="Helvetica" w:eastAsia="Helvetica" w:cs="Helvetica"/>
-                <w:i w:val="false"/>
-                <w:b w:val="false"/>
-                <w:u w:val="none"/>
-                <w:sz w:val="22"/>
-                <w:szCs w:val="22"/>
-                <w:color w:val="000000"/>
-              </w:rPr>
-              <w:t xml:space="preserve">0.08, 98.0</w:t>
-            </w:r>
-          </w:p>
-        </w:tc>
-        <w:tc>
-          <w:tcPr>
-            <w:tcBorders>
-              <w:bottom w:val="none" w:sz="0" w:space="0" w:color="000000"/>
-              <w:top w:val="none" w:sz="0" w:space="0" w:color="000000"/>
-              <w:left w:val="none" w:sz="0" w:space="0" w:color="000000"/>
-              <w:right w:val="none" w:sz="0" w:space="0" w:color="000000"/>
-            </w:tcBorders>
-            <w:shd w:val="clear" w:color="auto" w:fill="FFFFFF"/>
-            <w:tcMar>
-              <w:top w:w="0" w:type="dxa"/>
-              <w:bottom w:w="0" w:type="dxa"/>
-              <w:left w:w="0" w:type="dxa"/>
-              <w:right w:w="0" w:type="dxa"/>
-            </w:tcMar>
-            <w:vAlign w:val="top"/>
-          </w:tcPr>
-          <w:p>
-            <w:pPr>
-              <w:pStyle w:val="Normal"/>
-              <w:jc w:val="center"/>
-              <w:pBdr>
-                <w:bottom w:val="none" w:sz="0" w:space="0" w:color="000000"/>
-                <w:top w:val="none" w:sz="0" w:space="0" w:color="000000"/>
-                <w:left w:val="none" w:sz="0" w:space="0" w:color="000000"/>
-                <w:right w:val="none" w:sz="0" w:space="0" w:color="000000"/>
-              </w:pBdr>
-              <w:spacing w:after="100" w:before="100" w:line="240"/>
-              <w:ind w:left="100" w:right="100" w:firstLine="0" w:firstLineChars="0"/>
-              <w:rPr>
-                <w:rFonts w:ascii="Helvetica" w:hAnsi="Helvetica" w:eastAsia="Helvetica" w:cs="Helvetica"/>
-                <w:i w:val="false"/>
-                <w:b w:val="false"/>
-                <w:u w:val="none"/>
-                <w:sz w:val="22"/>
-                <w:szCs w:val="22"/>
-                <w:color w:val="000000"/>
-              </w:rPr>
-            </w:pPr>
-            <w:r>
-              <w:rPr>
-                <w:rFonts w:ascii="Helvetica" w:hAnsi="Helvetica" w:eastAsia="Helvetica" w:cs="Helvetica"/>
-                <w:i w:val="false"/>
-                <w:b w:val="false"/>
-                <w:u w:val="none"/>
-                <w:sz w:val="22"/>
-                <w:szCs w:val="22"/>
-                <w:color w:val="000000"/>
-              </w:rPr>
-              <w:t xml:space="preserve">0.580</w:t>
+              <w:t xml:space="preserve">2.44</w:t>
+            </w:r>
+          </w:p>
+        </w:tc>
+        <w:tc>
+          <w:tcPr>
+            <w:tcBorders>
+              <w:bottom w:val="none" w:sz="0" w:space="0" w:color="000000"/>
+              <w:top w:val="none" w:sz="0" w:space="0" w:color="000000"/>
+              <w:left w:val="none" w:sz="0" w:space="0" w:color="000000"/>
+              <w:right w:val="none" w:sz="0" w:space="0" w:color="000000"/>
+            </w:tcBorders>
+            <w:shd w:val="clear" w:color="auto" w:fill="FFFFFF"/>
+            <w:tcMar>
+              <w:top w:w="0" w:type="dxa"/>
+              <w:bottom w:w="0" w:type="dxa"/>
+              <w:left w:w="0" w:type="dxa"/>
+              <w:right w:w="0" w:type="dxa"/>
+            </w:tcMar>
+            <w:vAlign w:val="top"/>
+          </w:tcPr>
+          <w:p>
+            <w:pPr>
+              <w:pStyle w:val="Normal"/>
+              <w:jc w:val="center"/>
+              <w:pBdr>
+                <w:bottom w:val="none" w:sz="0" w:space="0" w:color="000000"/>
+                <w:top w:val="none" w:sz="0" w:space="0" w:color="000000"/>
+                <w:left w:val="none" w:sz="0" w:space="0" w:color="000000"/>
+                <w:right w:val="none" w:sz="0" w:space="0" w:color="000000"/>
+              </w:pBdr>
+              <w:spacing w:after="100" w:before="100" w:line="240"/>
+              <w:ind w:left="100" w:right="100" w:firstLine="0" w:firstLineChars="0"/>
+              <w:rPr>
+                <w:rFonts w:ascii="Helvetica" w:hAnsi="Helvetica" w:eastAsia="Helvetica" w:cs="Helvetica"/>
+                <w:i w:val="false"/>
+                <w:b w:val="false"/>
+                <w:u w:val="none"/>
+                <w:sz w:val="22"/>
+                <w:szCs w:val="22"/>
+                <w:color w:val="000000"/>
+              </w:rPr>
+            </w:pPr>
+            <w:r>
+              <w:rPr>
+                <w:rFonts w:ascii="Helvetica" w:hAnsi="Helvetica" w:eastAsia="Helvetica" w:cs="Helvetica"/>
+                <w:i w:val="false"/>
+                <w:b w:val="false"/>
+                <w:u w:val="none"/>
+                <w:sz w:val="22"/>
+                <w:szCs w:val="22"/>
+                <w:color w:val="000000"/>
+              </w:rPr>
+              <w:t xml:space="preserve">0.08, 75.4</w:t>
+            </w:r>
+          </w:p>
+        </w:tc>
+        <w:tc>
+          <w:tcPr>
+            <w:tcBorders>
+              <w:bottom w:val="none" w:sz="0" w:space="0" w:color="000000"/>
+              <w:top w:val="none" w:sz="0" w:space="0" w:color="000000"/>
+              <w:left w:val="none" w:sz="0" w:space="0" w:color="000000"/>
+              <w:right w:val="none" w:sz="0" w:space="0" w:color="000000"/>
+            </w:tcBorders>
+            <w:shd w:val="clear" w:color="auto" w:fill="FFFFFF"/>
+            <w:tcMar>
+              <w:top w:w="0" w:type="dxa"/>
+              <w:bottom w:w="0" w:type="dxa"/>
+              <w:left w:w="0" w:type="dxa"/>
+              <w:right w:w="0" w:type="dxa"/>
+            </w:tcMar>
+            <w:vAlign w:val="top"/>
+          </w:tcPr>
+          <w:p>
+            <w:pPr>
+              <w:pStyle w:val="Normal"/>
+              <w:jc w:val="center"/>
+              <w:pBdr>
+                <w:bottom w:val="none" w:sz="0" w:space="0" w:color="000000"/>
+                <w:top w:val="none" w:sz="0" w:space="0" w:color="000000"/>
+                <w:left w:val="none" w:sz="0" w:space="0" w:color="000000"/>
+                <w:right w:val="none" w:sz="0" w:space="0" w:color="000000"/>
+              </w:pBdr>
+              <w:spacing w:after="100" w:before="100" w:line="240"/>
+              <w:ind w:left="100" w:right="100" w:firstLine="0" w:firstLineChars="0"/>
+              <w:rPr>
+                <w:rFonts w:ascii="Helvetica" w:hAnsi="Helvetica" w:eastAsia="Helvetica" w:cs="Helvetica"/>
+                <w:i w:val="false"/>
+                <w:b w:val="false"/>
+                <w:u w:val="none"/>
+                <w:sz w:val="22"/>
+                <w:szCs w:val="22"/>
+                <w:color w:val="000000"/>
+              </w:rPr>
+            </w:pPr>
+            <w:r>
+              <w:rPr>
+                <w:rFonts w:ascii="Helvetica" w:hAnsi="Helvetica" w:eastAsia="Helvetica" w:cs="Helvetica"/>
+                <w:i w:val="false"/>
+                <w:b w:val="false"/>
+                <w:u w:val="none"/>
+                <w:sz w:val="22"/>
+                <w:szCs w:val="22"/>
+                <w:color w:val="000000"/>
+              </w:rPr>
+              <w:t xml:space="preserve">0.610</w:t>
             </w:r>
           </w:p>
         </w:tc>
@@ -12000,113 +12000,113 @@
                 <w:szCs w:val="22"/>
                 <w:color w:val="000000"/>
               </w:rPr>
-              <w:t xml:space="preserve">0.42</w:t>
-            </w:r>
-          </w:p>
-        </w:tc>
-        <w:tc>
-          <w:tcPr>
-            <w:tcBorders>
-              <w:bottom w:val="none" w:sz="0" w:space="0" w:color="000000"/>
-              <w:top w:val="none" w:sz="0" w:space="0" w:color="000000"/>
-              <w:left w:val="none" w:sz="0" w:space="0" w:color="000000"/>
-              <w:right w:val="none" w:sz="0" w:space="0" w:color="000000"/>
-            </w:tcBorders>
-            <w:shd w:val="clear" w:color="auto" w:fill="FFFFFF"/>
-            <w:tcMar>
-              <w:top w:w="0" w:type="dxa"/>
-              <w:bottom w:w="0" w:type="dxa"/>
-              <w:left w:w="0" w:type="dxa"/>
-              <w:right w:w="0" w:type="dxa"/>
-            </w:tcMar>
-            <w:vAlign w:val="top"/>
-          </w:tcPr>
-          <w:p>
-            <w:pPr>
-              <w:pStyle w:val="Normal"/>
-              <w:jc w:val="center"/>
-              <w:pBdr>
-                <w:bottom w:val="none" w:sz="0" w:space="0" w:color="000000"/>
-                <w:top w:val="none" w:sz="0" w:space="0" w:color="000000"/>
-                <w:left w:val="none" w:sz="0" w:space="0" w:color="000000"/>
-                <w:right w:val="none" w:sz="0" w:space="0" w:color="000000"/>
-              </w:pBdr>
-              <w:spacing w:after="100" w:before="100" w:line="240"/>
-              <w:ind w:left="100" w:right="100" w:firstLine="0" w:firstLineChars="0"/>
-              <w:rPr>
-                <w:rFonts w:ascii="Helvetica" w:hAnsi="Helvetica" w:eastAsia="Helvetica" w:cs="Helvetica"/>
-                <w:i w:val="false"/>
-                <w:b w:val="false"/>
-                <w:u w:val="none"/>
-                <w:sz w:val="22"/>
-                <w:szCs w:val="22"/>
-                <w:color w:val="000000"/>
-              </w:rPr>
-            </w:pPr>
-            <w:r>
-              <w:rPr>
-                <w:rFonts w:ascii="Helvetica" w:hAnsi="Helvetica" w:eastAsia="Helvetica" w:cs="Helvetica"/>
-                <w:i w:val="false"/>
-                <w:b w:val="false"/>
-                <w:u w:val="none"/>
-                <w:sz w:val="22"/>
-                <w:szCs w:val="22"/>
-                <w:color w:val="000000"/>
-              </w:rPr>
-              <w:t xml:space="preserve">0.06, 3.09</w:t>
-            </w:r>
-          </w:p>
-        </w:tc>
-        <w:tc>
-          <w:tcPr>
-            <w:tcBorders>
-              <w:bottom w:val="none" w:sz="0" w:space="0" w:color="000000"/>
-              <w:top w:val="none" w:sz="0" w:space="0" w:color="000000"/>
-              <w:left w:val="none" w:sz="0" w:space="0" w:color="000000"/>
-              <w:right w:val="none" w:sz="0" w:space="0" w:color="000000"/>
-            </w:tcBorders>
-            <w:shd w:val="clear" w:color="auto" w:fill="FFFFFF"/>
-            <w:tcMar>
-              <w:top w:w="0" w:type="dxa"/>
-              <w:bottom w:w="0" w:type="dxa"/>
-              <w:left w:w="0" w:type="dxa"/>
-              <w:right w:w="0" w:type="dxa"/>
-            </w:tcMar>
-            <w:vAlign w:val="top"/>
-          </w:tcPr>
-          <w:p>
-            <w:pPr>
-              <w:pStyle w:val="Normal"/>
-              <w:jc w:val="center"/>
-              <w:pBdr>
-                <w:bottom w:val="none" w:sz="0" w:space="0" w:color="000000"/>
-                <w:top w:val="none" w:sz="0" w:space="0" w:color="000000"/>
-                <w:left w:val="none" w:sz="0" w:space="0" w:color="000000"/>
-                <w:right w:val="none" w:sz="0" w:space="0" w:color="000000"/>
-              </w:pBdr>
-              <w:spacing w:after="100" w:before="100" w:line="240"/>
-              <w:ind w:left="100" w:right="100" w:firstLine="0" w:firstLineChars="0"/>
-              <w:rPr>
-                <w:rFonts w:ascii="Helvetica" w:hAnsi="Helvetica" w:eastAsia="Helvetica" w:cs="Helvetica"/>
-                <w:i w:val="false"/>
-                <w:b w:val="false"/>
-                <w:u w:val="none"/>
-                <w:sz w:val="22"/>
-                <w:szCs w:val="22"/>
-                <w:color w:val="000000"/>
-              </w:rPr>
-            </w:pPr>
-            <w:r>
-              <w:rPr>
-                <w:rFonts w:ascii="Helvetica" w:hAnsi="Helvetica" w:eastAsia="Helvetica" w:cs="Helvetica"/>
-                <w:i w:val="false"/>
-                <w:b w:val="false"/>
-                <w:u w:val="none"/>
-                <w:sz w:val="22"/>
-                <w:szCs w:val="22"/>
-                <w:color w:val="000000"/>
-              </w:rPr>
-              <w:t xml:space="preserve">0.400</w:t>
+              <w:t xml:space="preserve">0.83</w:t>
+            </w:r>
+          </w:p>
+        </w:tc>
+        <w:tc>
+          <w:tcPr>
+            <w:tcBorders>
+              <w:bottom w:val="none" w:sz="0" w:space="0" w:color="000000"/>
+              <w:top w:val="none" w:sz="0" w:space="0" w:color="000000"/>
+              <w:left w:val="none" w:sz="0" w:space="0" w:color="000000"/>
+              <w:right w:val="none" w:sz="0" w:space="0" w:color="000000"/>
+            </w:tcBorders>
+            <w:shd w:val="clear" w:color="auto" w:fill="FFFFFF"/>
+            <w:tcMar>
+              <w:top w:w="0" w:type="dxa"/>
+              <w:bottom w:w="0" w:type="dxa"/>
+              <w:left w:w="0" w:type="dxa"/>
+              <w:right w:w="0" w:type="dxa"/>
+            </w:tcMar>
+            <w:vAlign w:val="top"/>
+          </w:tcPr>
+          <w:p>
+            <w:pPr>
+              <w:pStyle w:val="Normal"/>
+              <w:jc w:val="center"/>
+              <w:pBdr>
+                <w:bottom w:val="none" w:sz="0" w:space="0" w:color="000000"/>
+                <w:top w:val="none" w:sz="0" w:space="0" w:color="000000"/>
+                <w:left w:val="none" w:sz="0" w:space="0" w:color="000000"/>
+                <w:right w:val="none" w:sz="0" w:space="0" w:color="000000"/>
+              </w:pBdr>
+              <w:spacing w:after="100" w:before="100" w:line="240"/>
+              <w:ind w:left="100" w:right="100" w:firstLine="0" w:firstLineChars="0"/>
+              <w:rPr>
+                <w:rFonts w:ascii="Helvetica" w:hAnsi="Helvetica" w:eastAsia="Helvetica" w:cs="Helvetica"/>
+                <w:i w:val="false"/>
+                <w:b w:val="false"/>
+                <w:u w:val="none"/>
+                <w:sz w:val="22"/>
+                <w:szCs w:val="22"/>
+                <w:color w:val="000000"/>
+              </w:rPr>
+            </w:pPr>
+            <w:r>
+              <w:rPr>
+                <w:rFonts w:ascii="Helvetica" w:hAnsi="Helvetica" w:eastAsia="Helvetica" w:cs="Helvetica"/>
+                <w:i w:val="false"/>
+                <w:b w:val="false"/>
+                <w:u w:val="none"/>
+                <w:sz w:val="22"/>
+                <w:szCs w:val="22"/>
+                <w:color w:val="000000"/>
+              </w:rPr>
+              <w:t xml:space="preserve">0.21, 3.32</w:t>
+            </w:r>
+          </w:p>
+        </w:tc>
+        <w:tc>
+          <w:tcPr>
+            <w:tcBorders>
+              <w:bottom w:val="none" w:sz="0" w:space="0" w:color="000000"/>
+              <w:top w:val="none" w:sz="0" w:space="0" w:color="000000"/>
+              <w:left w:val="none" w:sz="0" w:space="0" w:color="000000"/>
+              <w:right w:val="none" w:sz="0" w:space="0" w:color="000000"/>
+            </w:tcBorders>
+            <w:shd w:val="clear" w:color="auto" w:fill="FFFFFF"/>
+            <w:tcMar>
+              <w:top w:w="0" w:type="dxa"/>
+              <w:bottom w:w="0" w:type="dxa"/>
+              <w:left w:w="0" w:type="dxa"/>
+              <w:right w:w="0" w:type="dxa"/>
+            </w:tcMar>
+            <w:vAlign w:val="top"/>
+          </w:tcPr>
+          <w:p>
+            <w:pPr>
+              <w:pStyle w:val="Normal"/>
+              <w:jc w:val="center"/>
+              <w:pBdr>
+                <w:bottom w:val="none" w:sz="0" w:space="0" w:color="000000"/>
+                <w:top w:val="none" w:sz="0" w:space="0" w:color="000000"/>
+                <w:left w:val="none" w:sz="0" w:space="0" w:color="000000"/>
+                <w:right w:val="none" w:sz="0" w:space="0" w:color="000000"/>
+              </w:pBdr>
+              <w:spacing w:after="100" w:before="100" w:line="240"/>
+              <w:ind w:left="100" w:right="100" w:firstLine="0" w:firstLineChars="0"/>
+              <w:rPr>
+                <w:rFonts w:ascii="Helvetica" w:hAnsi="Helvetica" w:eastAsia="Helvetica" w:cs="Helvetica"/>
+                <w:i w:val="false"/>
+                <w:b w:val="false"/>
+                <w:u w:val="none"/>
+                <w:sz w:val="22"/>
+                <w:szCs w:val="22"/>
+                <w:color w:val="000000"/>
+              </w:rPr>
+            </w:pPr>
+            <w:r>
+              <w:rPr>
+                <w:rFonts w:ascii="Helvetica" w:hAnsi="Helvetica" w:eastAsia="Helvetica" w:cs="Helvetica"/>
+                <w:i w:val="false"/>
+                <w:b w:val="false"/>
+                <w:u w:val="none"/>
+                <w:sz w:val="22"/>
+                <w:szCs w:val="22"/>
+                <w:color w:val="000000"/>
+              </w:rPr>
+              <w:t xml:space="preserve">0.790</w:t>
             </w:r>
           </w:p>
         </w:tc>
@@ -12212,113 +12212,113 @@
                 <w:szCs w:val="22"/>
                 <w:color w:val="000000"/>
               </w:rPr>
-              <w:t xml:space="preserve">0.20</w:t>
-            </w:r>
-          </w:p>
-        </w:tc>
-        <w:tc>
-          <w:tcPr>
-            <w:tcBorders>
-              <w:bottom w:val="none" w:sz="0" w:space="0" w:color="000000"/>
-              <w:top w:val="none" w:sz="0" w:space="0" w:color="000000"/>
-              <w:left w:val="none" w:sz="0" w:space="0" w:color="000000"/>
-              <w:right w:val="none" w:sz="0" w:space="0" w:color="000000"/>
-            </w:tcBorders>
-            <w:shd w:val="clear" w:color="auto" w:fill="FFFFFF"/>
-            <w:tcMar>
-              <w:top w:w="0" w:type="dxa"/>
-              <w:bottom w:w="0" w:type="dxa"/>
-              <w:left w:w="0" w:type="dxa"/>
-              <w:right w:w="0" w:type="dxa"/>
-            </w:tcMar>
-            <w:vAlign w:val="top"/>
-          </w:tcPr>
-          <w:p>
-            <w:pPr>
-              <w:pStyle w:val="Normal"/>
-              <w:jc w:val="center"/>
-              <w:pBdr>
-                <w:bottom w:val="none" w:sz="0" w:space="0" w:color="000000"/>
-                <w:top w:val="none" w:sz="0" w:space="0" w:color="000000"/>
-                <w:left w:val="none" w:sz="0" w:space="0" w:color="000000"/>
-                <w:right w:val="none" w:sz="0" w:space="0" w:color="000000"/>
-              </w:pBdr>
-              <w:spacing w:after="100" w:before="100" w:line="240"/>
-              <w:ind w:left="100" w:right="100" w:firstLine="0" w:firstLineChars="0"/>
-              <w:rPr>
-                <w:rFonts w:ascii="Helvetica" w:hAnsi="Helvetica" w:eastAsia="Helvetica" w:cs="Helvetica"/>
-                <w:i w:val="false"/>
-                <w:b w:val="false"/>
-                <w:u w:val="none"/>
-                <w:sz w:val="22"/>
-                <w:szCs w:val="22"/>
-                <w:color w:val="000000"/>
-              </w:rPr>
-            </w:pPr>
-            <w:r>
-              <w:rPr>
-                <w:rFonts w:ascii="Helvetica" w:hAnsi="Helvetica" w:eastAsia="Helvetica" w:cs="Helvetica"/>
-                <w:i w:val="false"/>
-                <w:b w:val="false"/>
-                <w:u w:val="none"/>
-                <w:sz w:val="22"/>
-                <w:szCs w:val="22"/>
-                <w:color w:val="000000"/>
-              </w:rPr>
-              <w:t xml:space="preserve">0.01, 4.53</w:t>
-            </w:r>
-          </w:p>
-        </w:tc>
-        <w:tc>
-          <w:tcPr>
-            <w:tcBorders>
-              <w:bottom w:val="none" w:sz="0" w:space="0" w:color="000000"/>
-              <w:top w:val="none" w:sz="0" w:space="0" w:color="000000"/>
-              <w:left w:val="none" w:sz="0" w:space="0" w:color="000000"/>
-              <w:right w:val="none" w:sz="0" w:space="0" w:color="000000"/>
-            </w:tcBorders>
-            <w:shd w:val="clear" w:color="auto" w:fill="FFFFFF"/>
-            <w:tcMar>
-              <w:top w:w="0" w:type="dxa"/>
-              <w:bottom w:w="0" w:type="dxa"/>
-              <w:left w:w="0" w:type="dxa"/>
-              <w:right w:w="0" w:type="dxa"/>
-            </w:tcMar>
-            <w:vAlign w:val="top"/>
-          </w:tcPr>
-          <w:p>
-            <w:pPr>
-              <w:pStyle w:val="Normal"/>
-              <w:jc w:val="center"/>
-              <w:pBdr>
-                <w:bottom w:val="none" w:sz="0" w:space="0" w:color="000000"/>
-                <w:top w:val="none" w:sz="0" w:space="0" w:color="000000"/>
-                <w:left w:val="none" w:sz="0" w:space="0" w:color="000000"/>
-                <w:right w:val="none" w:sz="0" w:space="0" w:color="000000"/>
-              </w:pBdr>
-              <w:spacing w:after="100" w:before="100" w:line="240"/>
-              <w:ind w:left="100" w:right="100" w:firstLine="0" w:firstLineChars="0"/>
-              <w:rPr>
-                <w:rFonts w:ascii="Helvetica" w:hAnsi="Helvetica" w:eastAsia="Helvetica" w:cs="Helvetica"/>
-                <w:i w:val="false"/>
-                <w:b w:val="false"/>
-                <w:u w:val="none"/>
-                <w:sz w:val="22"/>
-                <w:szCs w:val="22"/>
-                <w:color w:val="000000"/>
-              </w:rPr>
-            </w:pPr>
-            <w:r>
-              <w:rPr>
-                <w:rFonts w:ascii="Helvetica" w:hAnsi="Helvetica" w:eastAsia="Helvetica" w:cs="Helvetica"/>
-                <w:i w:val="false"/>
-                <w:b w:val="false"/>
-                <w:u w:val="none"/>
-                <w:sz w:val="22"/>
-                <w:szCs w:val="22"/>
-                <w:color w:val="000000"/>
-              </w:rPr>
-              <w:t xml:space="preserve">0.310</w:t>
+              <w:t xml:space="preserve">0.32</w:t>
+            </w:r>
+          </w:p>
+        </w:tc>
+        <w:tc>
+          <w:tcPr>
+            <w:tcBorders>
+              <w:bottom w:val="none" w:sz="0" w:space="0" w:color="000000"/>
+              <w:top w:val="none" w:sz="0" w:space="0" w:color="000000"/>
+              <w:left w:val="none" w:sz="0" w:space="0" w:color="000000"/>
+              <w:right w:val="none" w:sz="0" w:space="0" w:color="000000"/>
+            </w:tcBorders>
+            <w:shd w:val="clear" w:color="auto" w:fill="FFFFFF"/>
+            <w:tcMar>
+              <w:top w:w="0" w:type="dxa"/>
+              <w:bottom w:w="0" w:type="dxa"/>
+              <w:left w:w="0" w:type="dxa"/>
+              <w:right w:w="0" w:type="dxa"/>
+            </w:tcMar>
+            <w:vAlign w:val="top"/>
+          </w:tcPr>
+          <w:p>
+            <w:pPr>
+              <w:pStyle w:val="Normal"/>
+              <w:jc w:val="center"/>
+              <w:pBdr>
+                <w:bottom w:val="none" w:sz="0" w:space="0" w:color="000000"/>
+                <w:top w:val="none" w:sz="0" w:space="0" w:color="000000"/>
+                <w:left w:val="none" w:sz="0" w:space="0" w:color="000000"/>
+                <w:right w:val="none" w:sz="0" w:space="0" w:color="000000"/>
+              </w:pBdr>
+              <w:spacing w:after="100" w:before="100" w:line="240"/>
+              <w:ind w:left="100" w:right="100" w:firstLine="0" w:firstLineChars="0"/>
+              <w:rPr>
+                <w:rFonts w:ascii="Helvetica" w:hAnsi="Helvetica" w:eastAsia="Helvetica" w:cs="Helvetica"/>
+                <w:i w:val="false"/>
+                <w:b w:val="false"/>
+                <w:u w:val="none"/>
+                <w:sz w:val="22"/>
+                <w:szCs w:val="22"/>
+                <w:color w:val="000000"/>
+              </w:rPr>
+            </w:pPr>
+            <w:r>
+              <w:rPr>
+                <w:rFonts w:ascii="Helvetica" w:hAnsi="Helvetica" w:eastAsia="Helvetica" w:cs="Helvetica"/>
+                <w:i w:val="false"/>
+                <w:b w:val="false"/>
+                <w:u w:val="none"/>
+                <w:sz w:val="22"/>
+                <w:szCs w:val="22"/>
+                <w:color w:val="000000"/>
+              </w:rPr>
+              <w:t xml:space="preserve">0.02, 4.18</w:t>
+            </w:r>
+          </w:p>
+        </w:tc>
+        <w:tc>
+          <w:tcPr>
+            <w:tcBorders>
+              <w:bottom w:val="none" w:sz="0" w:space="0" w:color="000000"/>
+              <w:top w:val="none" w:sz="0" w:space="0" w:color="000000"/>
+              <w:left w:val="none" w:sz="0" w:space="0" w:color="000000"/>
+              <w:right w:val="none" w:sz="0" w:space="0" w:color="000000"/>
+            </w:tcBorders>
+            <w:shd w:val="clear" w:color="auto" w:fill="FFFFFF"/>
+            <w:tcMar>
+              <w:top w:w="0" w:type="dxa"/>
+              <w:bottom w:w="0" w:type="dxa"/>
+              <w:left w:w="0" w:type="dxa"/>
+              <w:right w:w="0" w:type="dxa"/>
+            </w:tcMar>
+            <w:vAlign w:val="top"/>
+          </w:tcPr>
+          <w:p>
+            <w:pPr>
+              <w:pStyle w:val="Normal"/>
+              <w:jc w:val="center"/>
+              <w:pBdr>
+                <w:bottom w:val="none" w:sz="0" w:space="0" w:color="000000"/>
+                <w:top w:val="none" w:sz="0" w:space="0" w:color="000000"/>
+                <w:left w:val="none" w:sz="0" w:space="0" w:color="000000"/>
+                <w:right w:val="none" w:sz="0" w:space="0" w:color="000000"/>
+              </w:pBdr>
+              <w:spacing w:after="100" w:before="100" w:line="240"/>
+              <w:ind w:left="100" w:right="100" w:firstLine="0" w:firstLineChars="0"/>
+              <w:rPr>
+                <w:rFonts w:ascii="Helvetica" w:hAnsi="Helvetica" w:eastAsia="Helvetica" w:cs="Helvetica"/>
+                <w:i w:val="false"/>
+                <w:b w:val="false"/>
+                <w:u w:val="none"/>
+                <w:sz w:val="22"/>
+                <w:szCs w:val="22"/>
+                <w:color w:val="000000"/>
+              </w:rPr>
+            </w:pPr>
+            <w:r>
+              <w:rPr>
+                <w:rFonts w:ascii="Helvetica" w:hAnsi="Helvetica" w:eastAsia="Helvetica" w:cs="Helvetica"/>
+                <w:i w:val="false"/>
+                <w:b w:val="false"/>
+                <w:u w:val="none"/>
+                <w:sz w:val="22"/>
+                <w:szCs w:val="22"/>
+                <w:color w:val="000000"/>
+              </w:rPr>
+              <w:t xml:space="preserve">0.390</w:t>
             </w:r>
           </w:p>
         </w:tc>
@@ -12483,113 +12483,113 @@
                 <w:szCs w:val="22"/>
                 <w:color w:val="000000"/>
               </w:rPr>
-              <w:t xml:space="preserve">1.01</w:t>
-            </w:r>
-          </w:p>
-        </w:tc>
-        <w:tc>
-          <w:tcPr>
-            <w:tcBorders>
-              <w:bottom w:val="none" w:sz="0" w:space="0" w:color="000000"/>
-              <w:top w:val="none" w:sz="0" w:space="0" w:color="000000"/>
-              <w:left w:val="none" w:sz="0" w:space="0" w:color="000000"/>
-              <w:right w:val="none" w:sz="0" w:space="0" w:color="000000"/>
-            </w:tcBorders>
-            <w:shd w:val="clear" w:color="auto" w:fill="FFFFFF"/>
-            <w:tcMar>
-              <w:top w:w="0" w:type="dxa"/>
-              <w:bottom w:w="0" w:type="dxa"/>
-              <w:left w:w="0" w:type="dxa"/>
-              <w:right w:w="0" w:type="dxa"/>
-            </w:tcMar>
-            <w:vAlign w:val="top"/>
-          </w:tcPr>
-          <w:p>
-            <w:pPr>
-              <w:pStyle w:val="Normal"/>
-              <w:jc w:val="center"/>
-              <w:pBdr>
-                <w:bottom w:val="none" w:sz="0" w:space="0" w:color="000000"/>
-                <w:top w:val="none" w:sz="0" w:space="0" w:color="000000"/>
-                <w:left w:val="none" w:sz="0" w:space="0" w:color="000000"/>
-                <w:right w:val="none" w:sz="0" w:space="0" w:color="000000"/>
-              </w:pBdr>
-              <w:spacing w:after="100" w:before="100" w:line="240"/>
-              <w:ind w:left="100" w:right="100" w:firstLine="0" w:firstLineChars="0"/>
-              <w:rPr>
-                <w:rFonts w:ascii="Helvetica" w:hAnsi="Helvetica" w:eastAsia="Helvetica" w:cs="Helvetica"/>
-                <w:i w:val="false"/>
-                <w:b w:val="false"/>
-                <w:u w:val="none"/>
-                <w:sz w:val="22"/>
-                <w:szCs w:val="22"/>
-                <w:color w:val="000000"/>
-              </w:rPr>
-            </w:pPr>
-            <w:r>
-              <w:rPr>
-                <w:rFonts w:ascii="Helvetica" w:hAnsi="Helvetica" w:eastAsia="Helvetica" w:cs="Helvetica"/>
-                <w:i w:val="false"/>
-                <w:b w:val="false"/>
-                <w:u w:val="none"/>
-                <w:sz w:val="22"/>
-                <w:szCs w:val="22"/>
-                <w:color w:val="000000"/>
-              </w:rPr>
-              <w:t xml:space="preserve">0.96, 1.06</w:t>
-            </w:r>
-          </w:p>
-        </w:tc>
-        <w:tc>
-          <w:tcPr>
-            <w:tcBorders>
-              <w:bottom w:val="none" w:sz="0" w:space="0" w:color="000000"/>
-              <w:top w:val="none" w:sz="0" w:space="0" w:color="000000"/>
-              <w:left w:val="none" w:sz="0" w:space="0" w:color="000000"/>
-              <w:right w:val="none" w:sz="0" w:space="0" w:color="000000"/>
-            </w:tcBorders>
-            <w:shd w:val="clear" w:color="auto" w:fill="FFFFFF"/>
-            <w:tcMar>
-              <w:top w:w="0" w:type="dxa"/>
-              <w:bottom w:w="0" w:type="dxa"/>
-              <w:left w:w="0" w:type="dxa"/>
-              <w:right w:w="0" w:type="dxa"/>
-            </w:tcMar>
-            <w:vAlign w:val="top"/>
-          </w:tcPr>
-          <w:p>
-            <w:pPr>
-              <w:pStyle w:val="Normal"/>
-              <w:jc w:val="center"/>
-              <w:pBdr>
-                <w:bottom w:val="none" w:sz="0" w:space="0" w:color="000000"/>
-                <w:top w:val="none" w:sz="0" w:space="0" w:color="000000"/>
-                <w:left w:val="none" w:sz="0" w:space="0" w:color="000000"/>
-                <w:right w:val="none" w:sz="0" w:space="0" w:color="000000"/>
-              </w:pBdr>
-              <w:spacing w:after="100" w:before="100" w:line="240"/>
-              <w:ind w:left="100" w:right="100" w:firstLine="0" w:firstLineChars="0"/>
-              <w:rPr>
-                <w:rFonts w:ascii="Helvetica" w:hAnsi="Helvetica" w:eastAsia="Helvetica" w:cs="Helvetica"/>
-                <w:i w:val="false"/>
-                <w:b w:val="false"/>
-                <w:u w:val="none"/>
-                <w:sz w:val="22"/>
-                <w:szCs w:val="22"/>
-                <w:color w:val="000000"/>
-              </w:rPr>
-            </w:pPr>
-            <w:r>
-              <w:rPr>
-                <w:rFonts w:ascii="Helvetica" w:hAnsi="Helvetica" w:eastAsia="Helvetica" w:cs="Helvetica"/>
-                <w:i w:val="false"/>
-                <w:b w:val="false"/>
-                <w:u w:val="none"/>
-                <w:sz w:val="22"/>
-                <w:szCs w:val="22"/>
-                <w:color w:val="000000"/>
-              </w:rPr>
-              <w:t xml:space="preserve">0.680</w:t>
+              <w:t xml:space="preserve">1.02</w:t>
+            </w:r>
+          </w:p>
+        </w:tc>
+        <w:tc>
+          <w:tcPr>
+            <w:tcBorders>
+              <w:bottom w:val="none" w:sz="0" w:space="0" w:color="000000"/>
+              <w:top w:val="none" w:sz="0" w:space="0" w:color="000000"/>
+              <w:left w:val="none" w:sz="0" w:space="0" w:color="000000"/>
+              <w:right w:val="none" w:sz="0" w:space="0" w:color="000000"/>
+            </w:tcBorders>
+            <w:shd w:val="clear" w:color="auto" w:fill="FFFFFF"/>
+            <w:tcMar>
+              <w:top w:w="0" w:type="dxa"/>
+              <w:bottom w:w="0" w:type="dxa"/>
+              <w:left w:w="0" w:type="dxa"/>
+              <w:right w:w="0" w:type="dxa"/>
+            </w:tcMar>
+            <w:vAlign w:val="top"/>
+          </w:tcPr>
+          <w:p>
+            <w:pPr>
+              <w:pStyle w:val="Normal"/>
+              <w:jc w:val="center"/>
+              <w:pBdr>
+                <w:bottom w:val="none" w:sz="0" w:space="0" w:color="000000"/>
+                <w:top w:val="none" w:sz="0" w:space="0" w:color="000000"/>
+                <w:left w:val="none" w:sz="0" w:space="0" w:color="000000"/>
+                <w:right w:val="none" w:sz="0" w:space="0" w:color="000000"/>
+              </w:pBdr>
+              <w:spacing w:after="100" w:before="100" w:line="240"/>
+              <w:ind w:left="100" w:right="100" w:firstLine="0" w:firstLineChars="0"/>
+              <w:rPr>
+                <w:rFonts w:ascii="Helvetica" w:hAnsi="Helvetica" w:eastAsia="Helvetica" w:cs="Helvetica"/>
+                <w:i w:val="false"/>
+                <w:b w:val="false"/>
+                <w:u w:val="none"/>
+                <w:sz w:val="22"/>
+                <w:szCs w:val="22"/>
+                <w:color w:val="000000"/>
+              </w:rPr>
+            </w:pPr>
+            <w:r>
+              <w:rPr>
+                <w:rFonts w:ascii="Helvetica" w:hAnsi="Helvetica" w:eastAsia="Helvetica" w:cs="Helvetica"/>
+                <w:i w:val="false"/>
+                <w:b w:val="false"/>
+                <w:u w:val="none"/>
+                <w:sz w:val="22"/>
+                <w:szCs w:val="22"/>
+                <w:color w:val="000000"/>
+              </w:rPr>
+              <w:t xml:space="preserve">0.98, 1.07</w:t>
+            </w:r>
+          </w:p>
+        </w:tc>
+        <w:tc>
+          <w:tcPr>
+            <w:tcBorders>
+              <w:bottom w:val="none" w:sz="0" w:space="0" w:color="000000"/>
+              <w:top w:val="none" w:sz="0" w:space="0" w:color="000000"/>
+              <w:left w:val="none" w:sz="0" w:space="0" w:color="000000"/>
+              <w:right w:val="none" w:sz="0" w:space="0" w:color="000000"/>
+            </w:tcBorders>
+            <w:shd w:val="clear" w:color="auto" w:fill="FFFFFF"/>
+            <w:tcMar>
+              <w:top w:w="0" w:type="dxa"/>
+              <w:bottom w:w="0" w:type="dxa"/>
+              <w:left w:w="0" w:type="dxa"/>
+              <w:right w:w="0" w:type="dxa"/>
+            </w:tcMar>
+            <w:vAlign w:val="top"/>
+          </w:tcPr>
+          <w:p>
+            <w:pPr>
+              <w:pStyle w:val="Normal"/>
+              <w:jc w:val="center"/>
+              <w:pBdr>
+                <w:bottom w:val="none" w:sz="0" w:space="0" w:color="000000"/>
+                <w:top w:val="none" w:sz="0" w:space="0" w:color="000000"/>
+                <w:left w:val="none" w:sz="0" w:space="0" w:color="000000"/>
+                <w:right w:val="none" w:sz="0" w:space="0" w:color="000000"/>
+              </w:pBdr>
+              <w:spacing w:after="100" w:before="100" w:line="240"/>
+              <w:ind w:left="100" w:right="100" w:firstLine="0" w:firstLineChars="0"/>
+              <w:rPr>
+                <w:rFonts w:ascii="Helvetica" w:hAnsi="Helvetica" w:eastAsia="Helvetica" w:cs="Helvetica"/>
+                <w:i w:val="false"/>
+                <w:b w:val="false"/>
+                <w:u w:val="none"/>
+                <w:sz w:val="22"/>
+                <w:szCs w:val="22"/>
+                <w:color w:val="000000"/>
+              </w:rPr>
+            </w:pPr>
+            <w:r>
+              <w:rPr>
+                <w:rFonts w:ascii="Helvetica" w:hAnsi="Helvetica" w:eastAsia="Helvetica" w:cs="Helvetica"/>
+                <w:i w:val="false"/>
+                <w:b w:val="false"/>
+                <w:u w:val="none"/>
+                <w:sz w:val="22"/>
+                <w:szCs w:val="22"/>
+                <w:color w:val="000000"/>
+              </w:rPr>
+              <w:t xml:space="preserve">0.330</w:t>
             </w:r>
           </w:p>
         </w:tc>
@@ -12695,113 +12695,113 @@
                 <w:szCs w:val="22"/>
                 <w:color w:val="000000"/>
               </w:rPr>
-              <w:t xml:space="preserve">1.03</w:t>
-            </w:r>
-          </w:p>
-        </w:tc>
-        <w:tc>
-          <w:tcPr>
-            <w:tcBorders>
-              <w:bottom w:val="none" w:sz="0" w:space="0" w:color="000000"/>
-              <w:top w:val="none" w:sz="0" w:space="0" w:color="000000"/>
-              <w:left w:val="none" w:sz="0" w:space="0" w:color="000000"/>
-              <w:right w:val="none" w:sz="0" w:space="0" w:color="000000"/>
-            </w:tcBorders>
-            <w:shd w:val="clear" w:color="auto" w:fill="FFFFFF"/>
-            <w:tcMar>
-              <w:top w:w="0" w:type="dxa"/>
-              <w:bottom w:w="0" w:type="dxa"/>
-              <w:left w:w="0" w:type="dxa"/>
-              <w:right w:w="0" w:type="dxa"/>
-            </w:tcMar>
-            <w:vAlign w:val="top"/>
-          </w:tcPr>
-          <w:p>
-            <w:pPr>
-              <w:pStyle w:val="Normal"/>
-              <w:jc w:val="center"/>
-              <w:pBdr>
-                <w:bottom w:val="none" w:sz="0" w:space="0" w:color="000000"/>
-                <w:top w:val="none" w:sz="0" w:space="0" w:color="000000"/>
-                <w:left w:val="none" w:sz="0" w:space="0" w:color="000000"/>
-                <w:right w:val="none" w:sz="0" w:space="0" w:color="000000"/>
-              </w:pBdr>
-              <w:spacing w:after="100" w:before="100" w:line="240"/>
-              <w:ind w:left="100" w:right="100" w:firstLine="0" w:firstLineChars="0"/>
-              <w:rPr>
-                <w:rFonts w:ascii="Helvetica" w:hAnsi="Helvetica" w:eastAsia="Helvetica" w:cs="Helvetica"/>
-                <w:i w:val="false"/>
-                <w:b w:val="false"/>
-                <w:u w:val="none"/>
-                <w:sz w:val="22"/>
-                <w:szCs w:val="22"/>
-                <w:color w:val="000000"/>
-              </w:rPr>
-            </w:pPr>
-            <w:r>
-              <w:rPr>
-                <w:rFonts w:ascii="Helvetica" w:hAnsi="Helvetica" w:eastAsia="Helvetica" w:cs="Helvetica"/>
-                <w:i w:val="false"/>
-                <w:b w:val="false"/>
-                <w:u w:val="none"/>
-                <w:sz w:val="22"/>
-                <w:szCs w:val="22"/>
-                <w:color w:val="000000"/>
-              </w:rPr>
-              <w:t xml:space="preserve">0.93, 1.14</w:t>
-            </w:r>
-          </w:p>
-        </w:tc>
-        <w:tc>
-          <w:tcPr>
-            <w:tcBorders>
-              <w:bottom w:val="none" w:sz="0" w:space="0" w:color="000000"/>
-              <w:top w:val="none" w:sz="0" w:space="0" w:color="000000"/>
-              <w:left w:val="none" w:sz="0" w:space="0" w:color="000000"/>
-              <w:right w:val="none" w:sz="0" w:space="0" w:color="000000"/>
-            </w:tcBorders>
-            <w:shd w:val="clear" w:color="auto" w:fill="FFFFFF"/>
-            <w:tcMar>
-              <w:top w:w="0" w:type="dxa"/>
-              <w:bottom w:w="0" w:type="dxa"/>
-              <w:left w:w="0" w:type="dxa"/>
-              <w:right w:w="0" w:type="dxa"/>
-            </w:tcMar>
-            <w:vAlign w:val="top"/>
-          </w:tcPr>
-          <w:p>
-            <w:pPr>
-              <w:pStyle w:val="Normal"/>
-              <w:jc w:val="center"/>
-              <w:pBdr>
-                <w:bottom w:val="none" w:sz="0" w:space="0" w:color="000000"/>
-                <w:top w:val="none" w:sz="0" w:space="0" w:color="000000"/>
-                <w:left w:val="none" w:sz="0" w:space="0" w:color="000000"/>
-                <w:right w:val="none" w:sz="0" w:space="0" w:color="000000"/>
-              </w:pBdr>
-              <w:spacing w:after="100" w:before="100" w:line="240"/>
-              <w:ind w:left="100" w:right="100" w:firstLine="0" w:firstLineChars="0"/>
-              <w:rPr>
-                <w:rFonts w:ascii="Helvetica" w:hAnsi="Helvetica" w:eastAsia="Helvetica" w:cs="Helvetica"/>
-                <w:i w:val="false"/>
-                <w:b w:val="false"/>
-                <w:u w:val="none"/>
-                <w:sz w:val="22"/>
-                <w:szCs w:val="22"/>
-                <w:color w:val="000000"/>
-              </w:rPr>
-            </w:pPr>
-            <w:r>
-              <w:rPr>
-                <w:rFonts w:ascii="Helvetica" w:hAnsi="Helvetica" w:eastAsia="Helvetica" w:cs="Helvetica"/>
-                <w:i w:val="false"/>
-                <w:b w:val="false"/>
-                <w:u w:val="none"/>
-                <w:sz w:val="22"/>
-                <w:szCs w:val="22"/>
-                <w:color w:val="000000"/>
-              </w:rPr>
-              <w:t xml:space="preserve">0.570</w:t>
+              <w:t xml:space="preserve">1.06</w:t>
+            </w:r>
+          </w:p>
+        </w:tc>
+        <w:tc>
+          <w:tcPr>
+            <w:tcBorders>
+              <w:bottom w:val="none" w:sz="0" w:space="0" w:color="000000"/>
+              <w:top w:val="none" w:sz="0" w:space="0" w:color="000000"/>
+              <w:left w:val="none" w:sz="0" w:space="0" w:color="000000"/>
+              <w:right w:val="none" w:sz="0" w:space="0" w:color="000000"/>
+            </w:tcBorders>
+            <w:shd w:val="clear" w:color="auto" w:fill="FFFFFF"/>
+            <w:tcMar>
+              <w:top w:w="0" w:type="dxa"/>
+              <w:bottom w:w="0" w:type="dxa"/>
+              <w:left w:w="0" w:type="dxa"/>
+              <w:right w:w="0" w:type="dxa"/>
+            </w:tcMar>
+            <w:vAlign w:val="top"/>
+          </w:tcPr>
+          <w:p>
+            <w:pPr>
+              <w:pStyle w:val="Normal"/>
+              <w:jc w:val="center"/>
+              <w:pBdr>
+                <w:bottom w:val="none" w:sz="0" w:space="0" w:color="000000"/>
+                <w:top w:val="none" w:sz="0" w:space="0" w:color="000000"/>
+                <w:left w:val="none" w:sz="0" w:space="0" w:color="000000"/>
+                <w:right w:val="none" w:sz="0" w:space="0" w:color="000000"/>
+              </w:pBdr>
+              <w:spacing w:after="100" w:before="100" w:line="240"/>
+              <w:ind w:left="100" w:right="100" w:firstLine="0" w:firstLineChars="0"/>
+              <w:rPr>
+                <w:rFonts w:ascii="Helvetica" w:hAnsi="Helvetica" w:eastAsia="Helvetica" w:cs="Helvetica"/>
+                <w:i w:val="false"/>
+                <w:b w:val="false"/>
+                <w:u w:val="none"/>
+                <w:sz w:val="22"/>
+                <w:szCs w:val="22"/>
+                <w:color w:val="000000"/>
+              </w:rPr>
+            </w:pPr>
+            <w:r>
+              <w:rPr>
+                <w:rFonts w:ascii="Helvetica" w:hAnsi="Helvetica" w:eastAsia="Helvetica" w:cs="Helvetica"/>
+                <w:i w:val="false"/>
+                <w:b w:val="false"/>
+                <w:u w:val="none"/>
+                <w:sz w:val="22"/>
+                <w:szCs w:val="22"/>
+                <w:color w:val="000000"/>
+              </w:rPr>
+              <w:t xml:space="preserve">0.97, 1.17</w:t>
+            </w:r>
+          </w:p>
+        </w:tc>
+        <w:tc>
+          <w:tcPr>
+            <w:tcBorders>
+              <w:bottom w:val="none" w:sz="0" w:space="0" w:color="000000"/>
+              <w:top w:val="none" w:sz="0" w:space="0" w:color="000000"/>
+              <w:left w:val="none" w:sz="0" w:space="0" w:color="000000"/>
+              <w:right w:val="none" w:sz="0" w:space="0" w:color="000000"/>
+            </w:tcBorders>
+            <w:shd w:val="clear" w:color="auto" w:fill="FFFFFF"/>
+            <w:tcMar>
+              <w:top w:w="0" w:type="dxa"/>
+              <w:bottom w:w="0" w:type="dxa"/>
+              <w:left w:w="0" w:type="dxa"/>
+              <w:right w:w="0" w:type="dxa"/>
+            </w:tcMar>
+            <w:vAlign w:val="top"/>
+          </w:tcPr>
+          <w:p>
+            <w:pPr>
+              <w:pStyle w:val="Normal"/>
+              <w:jc w:val="center"/>
+              <w:pBdr>
+                <w:bottom w:val="none" w:sz="0" w:space="0" w:color="000000"/>
+                <w:top w:val="none" w:sz="0" w:space="0" w:color="000000"/>
+                <w:left w:val="none" w:sz="0" w:space="0" w:color="000000"/>
+                <w:right w:val="none" w:sz="0" w:space="0" w:color="000000"/>
+              </w:pBdr>
+              <w:spacing w:after="100" w:before="100" w:line="240"/>
+              <w:ind w:left="100" w:right="100" w:firstLine="0" w:firstLineChars="0"/>
+              <w:rPr>
+                <w:rFonts w:ascii="Helvetica" w:hAnsi="Helvetica" w:eastAsia="Helvetica" w:cs="Helvetica"/>
+                <w:i w:val="false"/>
+                <w:b w:val="false"/>
+                <w:u w:val="none"/>
+                <w:sz w:val="22"/>
+                <w:szCs w:val="22"/>
+                <w:color w:val="000000"/>
+              </w:rPr>
+            </w:pPr>
+            <w:r>
+              <w:rPr>
+                <w:rFonts w:ascii="Helvetica" w:hAnsi="Helvetica" w:eastAsia="Helvetica" w:cs="Helvetica"/>
+                <w:i w:val="false"/>
+                <w:b w:val="false"/>
+                <w:u w:val="none"/>
+                <w:sz w:val="22"/>
+                <w:szCs w:val="22"/>
+                <w:color w:val="000000"/>
+              </w:rPr>
+              <w:t xml:space="preserve">0.210</w:t>
             </w:r>
           </w:p>
         </w:tc>
@@ -12966,113 +12966,113 @@
                 <w:szCs w:val="22"/>
                 <w:color w:val="000000"/>
               </w:rPr>
-              <w:t xml:space="preserve">1.04</w:t>
-            </w:r>
-          </w:p>
-        </w:tc>
-        <w:tc>
-          <w:tcPr>
-            <w:tcBorders>
-              <w:bottom w:val="none" w:sz="0" w:space="0" w:color="000000"/>
-              <w:top w:val="none" w:sz="0" w:space="0" w:color="000000"/>
-              <w:left w:val="none" w:sz="0" w:space="0" w:color="000000"/>
-              <w:right w:val="none" w:sz="0" w:space="0" w:color="000000"/>
-            </w:tcBorders>
-            <w:shd w:val="clear" w:color="auto" w:fill="FFFFFF"/>
-            <w:tcMar>
-              <w:top w:w="0" w:type="dxa"/>
-              <w:bottom w:w="0" w:type="dxa"/>
-              <w:left w:w="0" w:type="dxa"/>
-              <w:right w:w="0" w:type="dxa"/>
-            </w:tcMar>
-            <w:vAlign w:val="top"/>
-          </w:tcPr>
-          <w:p>
-            <w:pPr>
-              <w:pStyle w:val="Normal"/>
-              <w:jc w:val="center"/>
-              <w:pBdr>
-                <w:bottom w:val="none" w:sz="0" w:space="0" w:color="000000"/>
-                <w:top w:val="none" w:sz="0" w:space="0" w:color="000000"/>
-                <w:left w:val="none" w:sz="0" w:space="0" w:color="000000"/>
-                <w:right w:val="none" w:sz="0" w:space="0" w:color="000000"/>
-              </w:pBdr>
-              <w:spacing w:after="100" w:before="100" w:line="240"/>
-              <w:ind w:left="100" w:right="100" w:firstLine="0" w:firstLineChars="0"/>
-              <w:rPr>
-                <w:rFonts w:ascii="Helvetica" w:hAnsi="Helvetica" w:eastAsia="Helvetica" w:cs="Helvetica"/>
-                <w:i w:val="false"/>
-                <w:b w:val="false"/>
-                <w:u w:val="none"/>
-                <w:sz w:val="22"/>
-                <w:szCs w:val="22"/>
-                <w:color w:val="000000"/>
-              </w:rPr>
-            </w:pPr>
-            <w:r>
-              <w:rPr>
-                <w:rFonts w:ascii="Helvetica" w:hAnsi="Helvetica" w:eastAsia="Helvetica" w:cs="Helvetica"/>
-                <w:i w:val="false"/>
-                <w:b w:val="false"/>
-                <w:u w:val="none"/>
-                <w:sz w:val="22"/>
-                <w:szCs w:val="22"/>
-                <w:color w:val="000000"/>
-              </w:rPr>
-              <w:t xml:space="preserve">0.43, 2.52</w:t>
-            </w:r>
-          </w:p>
-        </w:tc>
-        <w:tc>
-          <w:tcPr>
-            <w:tcBorders>
-              <w:bottom w:val="none" w:sz="0" w:space="0" w:color="000000"/>
-              <w:top w:val="none" w:sz="0" w:space="0" w:color="000000"/>
-              <w:left w:val="none" w:sz="0" w:space="0" w:color="000000"/>
-              <w:right w:val="none" w:sz="0" w:space="0" w:color="000000"/>
-            </w:tcBorders>
-            <w:shd w:val="clear" w:color="auto" w:fill="FFFFFF"/>
-            <w:tcMar>
-              <w:top w:w="0" w:type="dxa"/>
-              <w:bottom w:w="0" w:type="dxa"/>
-              <w:left w:w="0" w:type="dxa"/>
-              <w:right w:w="0" w:type="dxa"/>
-            </w:tcMar>
-            <w:vAlign w:val="top"/>
-          </w:tcPr>
-          <w:p>
-            <w:pPr>
-              <w:pStyle w:val="Normal"/>
-              <w:jc w:val="center"/>
-              <w:pBdr>
-                <w:bottom w:val="none" w:sz="0" w:space="0" w:color="000000"/>
-                <w:top w:val="none" w:sz="0" w:space="0" w:color="000000"/>
-                <w:left w:val="none" w:sz="0" w:space="0" w:color="000000"/>
-                <w:right w:val="none" w:sz="0" w:space="0" w:color="000000"/>
-              </w:pBdr>
-              <w:spacing w:after="100" w:before="100" w:line="240"/>
-              <w:ind w:left="100" w:right="100" w:firstLine="0" w:firstLineChars="0"/>
-              <w:rPr>
-                <w:rFonts w:ascii="Helvetica" w:hAnsi="Helvetica" w:eastAsia="Helvetica" w:cs="Helvetica"/>
-                <w:i w:val="false"/>
-                <w:b w:val="false"/>
-                <w:u w:val="none"/>
-                <w:sz w:val="22"/>
-                <w:szCs w:val="22"/>
-                <w:color w:val="000000"/>
-              </w:rPr>
-            </w:pPr>
-            <w:r>
-              <w:rPr>
-                <w:rFonts w:ascii="Helvetica" w:hAnsi="Helvetica" w:eastAsia="Helvetica" w:cs="Helvetica"/>
-                <w:i w:val="false"/>
-                <w:b w:val="false"/>
-                <w:u w:val="none"/>
-                <w:sz w:val="22"/>
-                <w:szCs w:val="22"/>
-                <w:color w:val="000000"/>
-              </w:rPr>
-              <w:t xml:space="preserve">0.930</w:t>
+              <w:t xml:space="preserve">0.97</w:t>
+            </w:r>
+          </w:p>
+        </w:tc>
+        <w:tc>
+          <w:tcPr>
+            <w:tcBorders>
+              <w:bottom w:val="none" w:sz="0" w:space="0" w:color="000000"/>
+              <w:top w:val="none" w:sz="0" w:space="0" w:color="000000"/>
+              <w:left w:val="none" w:sz="0" w:space="0" w:color="000000"/>
+              <w:right w:val="none" w:sz="0" w:space="0" w:color="000000"/>
+            </w:tcBorders>
+            <w:shd w:val="clear" w:color="auto" w:fill="FFFFFF"/>
+            <w:tcMar>
+              <w:top w:w="0" w:type="dxa"/>
+              <w:bottom w:w="0" w:type="dxa"/>
+              <w:left w:w="0" w:type="dxa"/>
+              <w:right w:w="0" w:type="dxa"/>
+            </w:tcMar>
+            <w:vAlign w:val="top"/>
+          </w:tcPr>
+          <w:p>
+            <w:pPr>
+              <w:pStyle w:val="Normal"/>
+              <w:jc w:val="center"/>
+              <w:pBdr>
+                <w:bottom w:val="none" w:sz="0" w:space="0" w:color="000000"/>
+                <w:top w:val="none" w:sz="0" w:space="0" w:color="000000"/>
+                <w:left w:val="none" w:sz="0" w:space="0" w:color="000000"/>
+                <w:right w:val="none" w:sz="0" w:space="0" w:color="000000"/>
+              </w:pBdr>
+              <w:spacing w:after="100" w:before="100" w:line="240"/>
+              <w:ind w:left="100" w:right="100" w:firstLine="0" w:firstLineChars="0"/>
+              <w:rPr>
+                <w:rFonts w:ascii="Helvetica" w:hAnsi="Helvetica" w:eastAsia="Helvetica" w:cs="Helvetica"/>
+                <w:i w:val="false"/>
+                <w:b w:val="false"/>
+                <w:u w:val="none"/>
+                <w:sz w:val="22"/>
+                <w:szCs w:val="22"/>
+                <w:color w:val="000000"/>
+              </w:rPr>
+            </w:pPr>
+            <w:r>
+              <w:rPr>
+                <w:rFonts w:ascii="Helvetica" w:hAnsi="Helvetica" w:eastAsia="Helvetica" w:cs="Helvetica"/>
+                <w:i w:val="false"/>
+                <w:b w:val="false"/>
+                <w:u w:val="none"/>
+                <w:sz w:val="22"/>
+                <w:szCs w:val="22"/>
+                <w:color w:val="000000"/>
+              </w:rPr>
+              <w:t xml:space="preserve">0.40, 2.35</w:t>
+            </w:r>
+          </w:p>
+        </w:tc>
+        <w:tc>
+          <w:tcPr>
+            <w:tcBorders>
+              <w:bottom w:val="none" w:sz="0" w:space="0" w:color="000000"/>
+              <w:top w:val="none" w:sz="0" w:space="0" w:color="000000"/>
+              <w:left w:val="none" w:sz="0" w:space="0" w:color="000000"/>
+              <w:right w:val="none" w:sz="0" w:space="0" w:color="000000"/>
+            </w:tcBorders>
+            <w:shd w:val="clear" w:color="auto" w:fill="FFFFFF"/>
+            <w:tcMar>
+              <w:top w:w="0" w:type="dxa"/>
+              <w:bottom w:w="0" w:type="dxa"/>
+              <w:left w:w="0" w:type="dxa"/>
+              <w:right w:w="0" w:type="dxa"/>
+            </w:tcMar>
+            <w:vAlign w:val="top"/>
+          </w:tcPr>
+          <w:p>
+            <w:pPr>
+              <w:pStyle w:val="Normal"/>
+              <w:jc w:val="center"/>
+              <w:pBdr>
+                <w:bottom w:val="none" w:sz="0" w:space="0" w:color="000000"/>
+                <w:top w:val="none" w:sz="0" w:space="0" w:color="000000"/>
+                <w:left w:val="none" w:sz="0" w:space="0" w:color="000000"/>
+                <w:right w:val="none" w:sz="0" w:space="0" w:color="000000"/>
+              </w:pBdr>
+              <w:spacing w:after="100" w:before="100" w:line="240"/>
+              <w:ind w:left="100" w:right="100" w:firstLine="0" w:firstLineChars="0"/>
+              <w:rPr>
+                <w:rFonts w:ascii="Helvetica" w:hAnsi="Helvetica" w:eastAsia="Helvetica" w:cs="Helvetica"/>
+                <w:i w:val="false"/>
+                <w:b w:val="false"/>
+                <w:u w:val="none"/>
+                <w:sz w:val="22"/>
+                <w:szCs w:val="22"/>
+                <w:color w:val="000000"/>
+              </w:rPr>
+            </w:pPr>
+            <w:r>
+              <w:rPr>
+                <w:rFonts w:ascii="Helvetica" w:hAnsi="Helvetica" w:eastAsia="Helvetica" w:cs="Helvetica"/>
+                <w:i w:val="false"/>
+                <w:b w:val="false"/>
+                <w:u w:val="none"/>
+                <w:sz w:val="22"/>
+                <w:szCs w:val="22"/>
+                <w:color w:val="000000"/>
+              </w:rPr>
+              <w:t xml:space="preserve">0.950</w:t>
             </w:r>
           </w:p>
         </w:tc>
@@ -13178,113 +13178,113 @@
                 <w:szCs w:val="22"/>
                 <w:color w:val="000000"/>
               </w:rPr>
-              <w:t xml:space="preserve">0.51</w:t>
-            </w:r>
-          </w:p>
-        </w:tc>
-        <w:tc>
-          <w:tcPr>
-            <w:tcBorders>
-              <w:bottom w:val="none" w:sz="0" w:space="0" w:color="000000"/>
-              <w:top w:val="none" w:sz="0" w:space="0" w:color="000000"/>
-              <w:left w:val="none" w:sz="0" w:space="0" w:color="000000"/>
-              <w:right w:val="none" w:sz="0" w:space="0" w:color="000000"/>
-            </w:tcBorders>
-            <w:shd w:val="clear" w:color="auto" w:fill="FFFFFF"/>
-            <w:tcMar>
-              <w:top w:w="0" w:type="dxa"/>
-              <w:bottom w:w="0" w:type="dxa"/>
-              <w:left w:w="0" w:type="dxa"/>
-              <w:right w:w="0" w:type="dxa"/>
-            </w:tcMar>
-            <w:vAlign w:val="top"/>
-          </w:tcPr>
-          <w:p>
-            <w:pPr>
-              <w:pStyle w:val="Normal"/>
-              <w:jc w:val="center"/>
-              <w:pBdr>
-                <w:bottom w:val="none" w:sz="0" w:space="0" w:color="000000"/>
-                <w:top w:val="none" w:sz="0" w:space="0" w:color="000000"/>
-                <w:left w:val="none" w:sz="0" w:space="0" w:color="000000"/>
-                <w:right w:val="none" w:sz="0" w:space="0" w:color="000000"/>
-              </w:pBdr>
-              <w:spacing w:after="100" w:before="100" w:line="240"/>
-              <w:ind w:left="100" w:right="100" w:firstLine="0" w:firstLineChars="0"/>
-              <w:rPr>
-                <w:rFonts w:ascii="Helvetica" w:hAnsi="Helvetica" w:eastAsia="Helvetica" w:cs="Helvetica"/>
-                <w:i w:val="false"/>
-                <w:b w:val="false"/>
-                <w:u w:val="none"/>
-                <w:sz w:val="22"/>
-                <w:szCs w:val="22"/>
-                <w:color w:val="000000"/>
-              </w:rPr>
-            </w:pPr>
-            <w:r>
-              <w:rPr>
-                <w:rFonts w:ascii="Helvetica" w:hAnsi="Helvetica" w:eastAsia="Helvetica" w:cs="Helvetica"/>
-                <w:i w:val="false"/>
-                <w:b w:val="false"/>
-                <w:u w:val="none"/>
-                <w:sz w:val="22"/>
-                <w:szCs w:val="22"/>
-                <w:color w:val="000000"/>
-              </w:rPr>
-              <w:t xml:space="preserve">0.13, 2.03</w:t>
-            </w:r>
-          </w:p>
-        </w:tc>
-        <w:tc>
-          <w:tcPr>
-            <w:tcBorders>
-              <w:bottom w:val="none" w:sz="0" w:space="0" w:color="000000"/>
-              <w:top w:val="none" w:sz="0" w:space="0" w:color="000000"/>
-              <w:left w:val="none" w:sz="0" w:space="0" w:color="000000"/>
-              <w:right w:val="none" w:sz="0" w:space="0" w:color="000000"/>
-            </w:tcBorders>
-            <w:shd w:val="clear" w:color="auto" w:fill="FFFFFF"/>
-            <w:tcMar>
-              <w:top w:w="0" w:type="dxa"/>
-              <w:bottom w:w="0" w:type="dxa"/>
-              <w:left w:w="0" w:type="dxa"/>
-              <w:right w:w="0" w:type="dxa"/>
-            </w:tcMar>
-            <w:vAlign w:val="top"/>
-          </w:tcPr>
-          <w:p>
-            <w:pPr>
-              <w:pStyle w:val="Normal"/>
-              <w:jc w:val="center"/>
-              <w:pBdr>
-                <w:bottom w:val="none" w:sz="0" w:space="0" w:color="000000"/>
-                <w:top w:val="none" w:sz="0" w:space="0" w:color="000000"/>
-                <w:left w:val="none" w:sz="0" w:space="0" w:color="000000"/>
-                <w:right w:val="none" w:sz="0" w:space="0" w:color="000000"/>
-              </w:pBdr>
-              <w:spacing w:after="100" w:before="100" w:line="240"/>
-              <w:ind w:left="100" w:right="100" w:firstLine="0" w:firstLineChars="0"/>
-              <w:rPr>
-                <w:rFonts w:ascii="Helvetica" w:hAnsi="Helvetica" w:eastAsia="Helvetica" w:cs="Helvetica"/>
-                <w:i w:val="false"/>
-                <w:b w:val="false"/>
-                <w:u w:val="none"/>
-                <w:sz w:val="22"/>
-                <w:szCs w:val="22"/>
-                <w:color w:val="000000"/>
-              </w:rPr>
-            </w:pPr>
-            <w:r>
-              <w:rPr>
-                <w:rFonts w:ascii="Helvetica" w:hAnsi="Helvetica" w:eastAsia="Helvetica" w:cs="Helvetica"/>
-                <w:i w:val="false"/>
-                <w:b w:val="false"/>
-                <w:u w:val="none"/>
-                <w:sz w:val="22"/>
-                <w:szCs w:val="22"/>
-                <w:color w:val="000000"/>
-              </w:rPr>
-              <w:t xml:space="preserve">0.340</w:t>
+              <w:t xml:space="preserve">0.49</w:t>
+            </w:r>
+          </w:p>
+        </w:tc>
+        <w:tc>
+          <w:tcPr>
+            <w:tcBorders>
+              <w:bottom w:val="none" w:sz="0" w:space="0" w:color="000000"/>
+              <w:top w:val="none" w:sz="0" w:space="0" w:color="000000"/>
+              <w:left w:val="none" w:sz="0" w:space="0" w:color="000000"/>
+              <w:right w:val="none" w:sz="0" w:space="0" w:color="000000"/>
+            </w:tcBorders>
+            <w:shd w:val="clear" w:color="auto" w:fill="FFFFFF"/>
+            <w:tcMar>
+              <w:top w:w="0" w:type="dxa"/>
+              <w:bottom w:w="0" w:type="dxa"/>
+              <w:left w:w="0" w:type="dxa"/>
+              <w:right w:w="0" w:type="dxa"/>
+            </w:tcMar>
+            <w:vAlign w:val="top"/>
+          </w:tcPr>
+          <w:p>
+            <w:pPr>
+              <w:pStyle w:val="Normal"/>
+              <w:jc w:val="center"/>
+              <w:pBdr>
+                <w:bottom w:val="none" w:sz="0" w:space="0" w:color="000000"/>
+                <w:top w:val="none" w:sz="0" w:space="0" w:color="000000"/>
+                <w:left w:val="none" w:sz="0" w:space="0" w:color="000000"/>
+                <w:right w:val="none" w:sz="0" w:space="0" w:color="000000"/>
+              </w:pBdr>
+              <w:spacing w:after="100" w:before="100" w:line="240"/>
+              <w:ind w:left="100" w:right="100" w:firstLine="0" w:firstLineChars="0"/>
+              <w:rPr>
+                <w:rFonts w:ascii="Helvetica" w:hAnsi="Helvetica" w:eastAsia="Helvetica" w:cs="Helvetica"/>
+                <w:i w:val="false"/>
+                <w:b w:val="false"/>
+                <w:u w:val="none"/>
+                <w:sz w:val="22"/>
+                <w:szCs w:val="22"/>
+                <w:color w:val="000000"/>
+              </w:rPr>
+            </w:pPr>
+            <w:r>
+              <w:rPr>
+                <w:rFonts w:ascii="Helvetica" w:hAnsi="Helvetica" w:eastAsia="Helvetica" w:cs="Helvetica"/>
+                <w:i w:val="false"/>
+                <w:b w:val="false"/>
+                <w:u w:val="none"/>
+                <w:sz w:val="22"/>
+                <w:szCs w:val="22"/>
+                <w:color w:val="000000"/>
+              </w:rPr>
+              <w:t xml:space="preserve">0.13, 1.93</w:t>
+            </w:r>
+          </w:p>
+        </w:tc>
+        <w:tc>
+          <w:tcPr>
+            <w:tcBorders>
+              <w:bottom w:val="none" w:sz="0" w:space="0" w:color="000000"/>
+              <w:top w:val="none" w:sz="0" w:space="0" w:color="000000"/>
+              <w:left w:val="none" w:sz="0" w:space="0" w:color="000000"/>
+              <w:right w:val="none" w:sz="0" w:space="0" w:color="000000"/>
+            </w:tcBorders>
+            <w:shd w:val="clear" w:color="auto" w:fill="FFFFFF"/>
+            <w:tcMar>
+              <w:top w:w="0" w:type="dxa"/>
+              <w:bottom w:w="0" w:type="dxa"/>
+              <w:left w:w="0" w:type="dxa"/>
+              <w:right w:w="0" w:type="dxa"/>
+            </w:tcMar>
+            <w:vAlign w:val="top"/>
+          </w:tcPr>
+          <w:p>
+            <w:pPr>
+              <w:pStyle w:val="Normal"/>
+              <w:jc w:val="center"/>
+              <w:pBdr>
+                <w:bottom w:val="none" w:sz="0" w:space="0" w:color="000000"/>
+                <w:top w:val="none" w:sz="0" w:space="0" w:color="000000"/>
+                <w:left w:val="none" w:sz="0" w:space="0" w:color="000000"/>
+                <w:right w:val="none" w:sz="0" w:space="0" w:color="000000"/>
+              </w:pBdr>
+              <w:spacing w:after="100" w:before="100" w:line="240"/>
+              <w:ind w:left="100" w:right="100" w:firstLine="0" w:firstLineChars="0"/>
+              <w:rPr>
+                <w:rFonts w:ascii="Helvetica" w:hAnsi="Helvetica" w:eastAsia="Helvetica" w:cs="Helvetica"/>
+                <w:i w:val="false"/>
+                <w:b w:val="false"/>
+                <w:u w:val="none"/>
+                <w:sz w:val="22"/>
+                <w:szCs w:val="22"/>
+                <w:color w:val="000000"/>
+              </w:rPr>
+            </w:pPr>
+            <w:r>
+              <w:rPr>
+                <w:rFonts w:ascii="Helvetica" w:hAnsi="Helvetica" w:eastAsia="Helvetica" w:cs="Helvetica"/>
+                <w:i w:val="false"/>
+                <w:b w:val="false"/>
+                <w:u w:val="none"/>
+                <w:sz w:val="22"/>
+                <w:szCs w:val="22"/>
+                <w:color w:val="000000"/>
+              </w:rPr>
+              <w:t xml:space="preserve">0.310</w:t>
             </w:r>
           </w:p>
         </w:tc>
@@ -13449,60 +13449,60 @@
                 <w:szCs w:val="22"/>
                 <w:color w:val="000000"/>
               </w:rPr>
-              <w:t xml:space="preserve">22,293</w:t>
-            </w:r>
-          </w:p>
-        </w:tc>
-        <w:tc>
-          <w:tcPr>
-            <w:tcBorders>
-              <w:bottom w:val="none" w:sz="0" w:space="0" w:color="000000"/>
-              <w:top w:val="none" w:sz="0" w:space="0" w:color="000000"/>
-              <w:left w:val="none" w:sz="0" w:space="0" w:color="000000"/>
-              <w:right w:val="none" w:sz="0" w:space="0" w:color="000000"/>
-            </w:tcBorders>
-            <w:shd w:val="clear" w:color="auto" w:fill="FFFFFF"/>
-            <w:tcMar>
-              <w:top w:w="0" w:type="dxa"/>
-              <w:bottom w:w="0" w:type="dxa"/>
-              <w:left w:w="0" w:type="dxa"/>
-              <w:right w:w="0" w:type="dxa"/>
-            </w:tcMar>
-            <w:vAlign w:val="top"/>
-          </w:tcPr>
-          <w:p>
-            <w:pPr>
-              <w:pStyle w:val="Normal"/>
-              <w:jc w:val="center"/>
-              <w:pBdr>
-                <w:bottom w:val="none" w:sz="0" w:space="0" w:color="000000"/>
-                <w:top w:val="none" w:sz="0" w:space="0" w:color="000000"/>
-                <w:left w:val="none" w:sz="0" w:space="0" w:color="000000"/>
-                <w:right w:val="none" w:sz="0" w:space="0" w:color="000000"/>
-              </w:pBdr>
-              <w:spacing w:after="100" w:before="100" w:line="240"/>
-              <w:ind w:left="100" w:right="100" w:firstLine="0" w:firstLineChars="0"/>
-              <w:rPr>
-                <w:rFonts w:ascii="Helvetica" w:hAnsi="Helvetica" w:eastAsia="Helvetica" w:cs="Helvetica"/>
-                <w:i w:val="false"/>
-                <w:b w:val="false"/>
-                <w:u w:val="none"/>
-                <w:sz w:val="22"/>
-                <w:szCs w:val="22"/>
-                <w:color w:val="000000"/>
-              </w:rPr>
-            </w:pPr>
-            <w:r>
-              <w:rPr>
-                <w:rFonts w:ascii="Helvetica" w:hAnsi="Helvetica" w:eastAsia="Helvetica" w:cs="Helvetica"/>
-                <w:i w:val="false"/>
-                <w:b w:val="false"/>
-                <w:u w:val="none"/>
-                <w:sz w:val="22"/>
-                <w:szCs w:val="22"/>
-                <w:color w:val="000000"/>
-              </w:rPr>
-              <w:t xml:space="preserve">3,785, 131,313</w:t>
+              <w:t xml:space="preserve">22,289</w:t>
+            </w:r>
+          </w:p>
+        </w:tc>
+        <w:tc>
+          <w:tcPr>
+            <w:tcBorders>
+              <w:bottom w:val="none" w:sz="0" w:space="0" w:color="000000"/>
+              <w:top w:val="none" w:sz="0" w:space="0" w:color="000000"/>
+              <w:left w:val="none" w:sz="0" w:space="0" w:color="000000"/>
+              <w:right w:val="none" w:sz="0" w:space="0" w:color="000000"/>
+            </w:tcBorders>
+            <w:shd w:val="clear" w:color="auto" w:fill="FFFFFF"/>
+            <w:tcMar>
+              <w:top w:w="0" w:type="dxa"/>
+              <w:bottom w:w="0" w:type="dxa"/>
+              <w:left w:w="0" w:type="dxa"/>
+              <w:right w:w="0" w:type="dxa"/>
+            </w:tcMar>
+            <w:vAlign w:val="top"/>
+          </w:tcPr>
+          <w:p>
+            <w:pPr>
+              <w:pStyle w:val="Normal"/>
+              <w:jc w:val="center"/>
+              <w:pBdr>
+                <w:bottom w:val="none" w:sz="0" w:space="0" w:color="000000"/>
+                <w:top w:val="none" w:sz="0" w:space="0" w:color="000000"/>
+                <w:left w:val="none" w:sz="0" w:space="0" w:color="000000"/>
+                <w:right w:val="none" w:sz="0" w:space="0" w:color="000000"/>
+              </w:pBdr>
+              <w:spacing w:after="100" w:before="100" w:line="240"/>
+              <w:ind w:left="100" w:right="100" w:firstLine="0" w:firstLineChars="0"/>
+              <w:rPr>
+                <w:rFonts w:ascii="Helvetica" w:hAnsi="Helvetica" w:eastAsia="Helvetica" w:cs="Helvetica"/>
+                <w:i w:val="false"/>
+                <w:b w:val="false"/>
+                <w:u w:val="none"/>
+                <w:sz w:val="22"/>
+                <w:szCs w:val="22"/>
+                <w:color w:val="000000"/>
+              </w:rPr>
+            </w:pPr>
+            <w:r>
+              <w:rPr>
+                <w:rFonts w:ascii="Helvetica" w:hAnsi="Helvetica" w:eastAsia="Helvetica" w:cs="Helvetica"/>
+                <w:i w:val="false"/>
+                <w:b w:val="false"/>
+                <w:u w:val="none"/>
+                <w:sz w:val="22"/>
+                <w:szCs w:val="22"/>
+                <w:color w:val="000000"/>
+              </w:rPr>
+              <w:t xml:space="preserve">3,768, 131,863</w:t>
             </w:r>
           </w:p>
         </w:tc>
@@ -13661,60 +13661,60 @@
                 <w:szCs w:val="22"/>
                 <w:color w:val="000000"/>
               </w:rPr>
-              <w:t xml:space="preserve">211,648</w:t>
-            </w:r>
-          </w:p>
-        </w:tc>
-        <w:tc>
-          <w:tcPr>
-            <w:tcBorders>
-              <w:bottom w:val="none" w:sz="0" w:space="0" w:color="000000"/>
-              <w:top w:val="none" w:sz="0" w:space="0" w:color="000000"/>
-              <w:left w:val="none" w:sz="0" w:space="0" w:color="000000"/>
-              <w:right w:val="none" w:sz="0" w:space="0" w:color="000000"/>
-            </w:tcBorders>
-            <w:shd w:val="clear" w:color="auto" w:fill="FFFFFF"/>
-            <w:tcMar>
-              <w:top w:w="0" w:type="dxa"/>
-              <w:bottom w:w="0" w:type="dxa"/>
-              <w:left w:w="0" w:type="dxa"/>
-              <w:right w:w="0" w:type="dxa"/>
-            </w:tcMar>
-            <w:vAlign w:val="top"/>
-          </w:tcPr>
-          <w:p>
-            <w:pPr>
-              <w:pStyle w:val="Normal"/>
-              <w:jc w:val="center"/>
-              <w:pBdr>
-                <w:bottom w:val="none" w:sz="0" w:space="0" w:color="000000"/>
-                <w:top w:val="none" w:sz="0" w:space="0" w:color="000000"/>
-                <w:left w:val="none" w:sz="0" w:space="0" w:color="000000"/>
-                <w:right w:val="none" w:sz="0" w:space="0" w:color="000000"/>
-              </w:pBdr>
-              <w:spacing w:after="100" w:before="100" w:line="240"/>
-              <w:ind w:left="100" w:right="100" w:firstLine="0" w:firstLineChars="0"/>
-              <w:rPr>
-                <w:rFonts w:ascii="Helvetica" w:hAnsi="Helvetica" w:eastAsia="Helvetica" w:cs="Helvetica"/>
-                <w:i w:val="false"/>
-                <w:b w:val="false"/>
-                <w:u w:val="none"/>
-                <w:sz w:val="22"/>
-                <w:szCs w:val="22"/>
-                <w:color w:val="000000"/>
-              </w:rPr>
-            </w:pPr>
-            <w:r>
-              <w:rPr>
-                <w:rFonts w:ascii="Helvetica" w:hAnsi="Helvetica" w:eastAsia="Helvetica" w:cs="Helvetica"/>
-                <w:i w:val="false"/>
-                <w:b w:val="false"/>
-                <w:u w:val="none"/>
-                <w:sz w:val="22"/>
-                <w:szCs w:val="22"/>
-                <w:color w:val="000000"/>
-              </w:rPr>
-              <w:t xml:space="preserve">11,873, 3,772,769</w:t>
+              <w:t xml:space="preserve">154,464</w:t>
+            </w:r>
+          </w:p>
+        </w:tc>
+        <w:tc>
+          <w:tcPr>
+            <w:tcBorders>
+              <w:bottom w:val="none" w:sz="0" w:space="0" w:color="000000"/>
+              <w:top w:val="none" w:sz="0" w:space="0" w:color="000000"/>
+              <w:left w:val="none" w:sz="0" w:space="0" w:color="000000"/>
+              <w:right w:val="none" w:sz="0" w:space="0" w:color="000000"/>
+            </w:tcBorders>
+            <w:shd w:val="clear" w:color="auto" w:fill="FFFFFF"/>
+            <w:tcMar>
+              <w:top w:w="0" w:type="dxa"/>
+              <w:bottom w:w="0" w:type="dxa"/>
+              <w:left w:w="0" w:type="dxa"/>
+              <w:right w:w="0" w:type="dxa"/>
+            </w:tcMar>
+            <w:vAlign w:val="top"/>
+          </w:tcPr>
+          <w:p>
+            <w:pPr>
+              <w:pStyle w:val="Normal"/>
+              <w:jc w:val="center"/>
+              <w:pBdr>
+                <w:bottom w:val="none" w:sz="0" w:space="0" w:color="000000"/>
+                <w:top w:val="none" w:sz="0" w:space="0" w:color="000000"/>
+                <w:left w:val="none" w:sz="0" w:space="0" w:color="000000"/>
+                <w:right w:val="none" w:sz="0" w:space="0" w:color="000000"/>
+              </w:pBdr>
+              <w:spacing w:after="100" w:before="100" w:line="240"/>
+              <w:ind w:left="100" w:right="100" w:firstLine="0" w:firstLineChars="0"/>
+              <w:rPr>
+                <w:rFonts w:ascii="Helvetica" w:hAnsi="Helvetica" w:eastAsia="Helvetica" w:cs="Helvetica"/>
+                <w:i w:val="false"/>
+                <w:b w:val="false"/>
+                <w:u w:val="none"/>
+                <w:sz w:val="22"/>
+                <w:szCs w:val="22"/>
+                <w:color w:val="000000"/>
+              </w:rPr>
+            </w:pPr>
+            <w:r>
+              <w:rPr>
+                <w:rFonts w:ascii="Helvetica" w:hAnsi="Helvetica" w:eastAsia="Helvetica" w:cs="Helvetica"/>
+                <w:i w:val="false"/>
+                <w:b w:val="false"/>
+                <w:u w:val="none"/>
+                <w:sz w:val="22"/>
+                <w:szCs w:val="22"/>
+                <w:color w:val="000000"/>
+              </w:rPr>
+              <w:t xml:space="preserve">8,702, 2,741,927</w:t>
             </w:r>
           </w:p>
         </w:tc>
@@ -13932,113 +13932,113 @@
                 <w:szCs w:val="22"/>
                 <w:color w:val="000000"/>
               </w:rPr>
-              <w:t xml:space="preserve">0.53</w:t>
-            </w:r>
-          </w:p>
-        </w:tc>
-        <w:tc>
-          <w:tcPr>
-            <w:tcBorders>
-              <w:bottom w:val="none" w:sz="0" w:space="0" w:color="000000"/>
-              <w:top w:val="none" w:sz="0" w:space="0" w:color="000000"/>
-              <w:left w:val="none" w:sz="0" w:space="0" w:color="000000"/>
-              <w:right w:val="none" w:sz="0" w:space="0" w:color="000000"/>
-            </w:tcBorders>
-            <w:shd w:val="clear" w:color="auto" w:fill="FFFFFF"/>
-            <w:tcMar>
-              <w:top w:w="0" w:type="dxa"/>
-              <w:bottom w:w="0" w:type="dxa"/>
-              <w:left w:w="0" w:type="dxa"/>
-              <w:right w:w="0" w:type="dxa"/>
-            </w:tcMar>
-            <w:vAlign w:val="top"/>
-          </w:tcPr>
-          <w:p>
-            <w:pPr>
-              <w:pStyle w:val="Normal"/>
-              <w:jc w:val="center"/>
-              <w:pBdr>
-                <w:bottom w:val="none" w:sz="0" w:space="0" w:color="000000"/>
-                <w:top w:val="none" w:sz="0" w:space="0" w:color="000000"/>
-                <w:left w:val="none" w:sz="0" w:space="0" w:color="000000"/>
-                <w:right w:val="none" w:sz="0" w:space="0" w:color="000000"/>
-              </w:pBdr>
-              <w:spacing w:after="100" w:before="100" w:line="240"/>
-              <w:ind w:left="100" w:right="100" w:firstLine="0" w:firstLineChars="0"/>
-              <w:rPr>
-                <w:rFonts w:ascii="Helvetica" w:hAnsi="Helvetica" w:eastAsia="Helvetica" w:cs="Helvetica"/>
-                <w:i w:val="false"/>
-                <w:b w:val="false"/>
-                <w:u w:val="none"/>
-                <w:sz w:val="22"/>
-                <w:szCs w:val="22"/>
-                <w:color w:val="000000"/>
-              </w:rPr>
-            </w:pPr>
-            <w:r>
-              <w:rPr>
-                <w:rFonts w:ascii="Helvetica" w:hAnsi="Helvetica" w:eastAsia="Helvetica" w:cs="Helvetica"/>
-                <w:i w:val="false"/>
-                <w:b w:val="false"/>
-                <w:u w:val="none"/>
-                <w:sz w:val="22"/>
-                <w:szCs w:val="22"/>
-                <w:color w:val="000000"/>
-              </w:rPr>
-              <w:t xml:space="preserve">0.16, 1.81</w:t>
-            </w:r>
-          </w:p>
-        </w:tc>
-        <w:tc>
-          <w:tcPr>
-            <w:tcBorders>
-              <w:bottom w:val="none" w:sz="0" w:space="0" w:color="000000"/>
-              <w:top w:val="none" w:sz="0" w:space="0" w:color="000000"/>
-              <w:left w:val="none" w:sz="0" w:space="0" w:color="000000"/>
-              <w:right w:val="none" w:sz="0" w:space="0" w:color="000000"/>
-            </w:tcBorders>
-            <w:shd w:val="clear" w:color="auto" w:fill="FFFFFF"/>
-            <w:tcMar>
-              <w:top w:w="0" w:type="dxa"/>
-              <w:bottom w:w="0" w:type="dxa"/>
-              <w:left w:w="0" w:type="dxa"/>
-              <w:right w:w="0" w:type="dxa"/>
-            </w:tcMar>
-            <w:vAlign w:val="top"/>
-          </w:tcPr>
-          <w:p>
-            <w:pPr>
-              <w:pStyle w:val="Normal"/>
-              <w:jc w:val="center"/>
-              <w:pBdr>
-                <w:bottom w:val="none" w:sz="0" w:space="0" w:color="000000"/>
-                <w:top w:val="none" w:sz="0" w:space="0" w:color="000000"/>
-                <w:left w:val="none" w:sz="0" w:space="0" w:color="000000"/>
-                <w:right w:val="none" w:sz="0" w:space="0" w:color="000000"/>
-              </w:pBdr>
-              <w:spacing w:after="100" w:before="100" w:line="240"/>
-              <w:ind w:left="100" w:right="100" w:firstLine="0" w:firstLineChars="0"/>
-              <w:rPr>
-                <w:rFonts w:ascii="Helvetica" w:hAnsi="Helvetica" w:eastAsia="Helvetica" w:cs="Helvetica"/>
-                <w:i w:val="false"/>
-                <w:b w:val="false"/>
-                <w:u w:val="none"/>
-                <w:sz w:val="22"/>
-                <w:szCs w:val="22"/>
-                <w:color w:val="000000"/>
-              </w:rPr>
-            </w:pPr>
-            <w:r>
-              <w:rPr>
-                <w:rFonts w:ascii="Helvetica" w:hAnsi="Helvetica" w:eastAsia="Helvetica" w:cs="Helvetica"/>
-                <w:i w:val="false"/>
-                <w:b w:val="false"/>
-                <w:u w:val="none"/>
-                <w:sz w:val="22"/>
-                <w:szCs w:val="22"/>
-                <w:color w:val="000000"/>
-              </w:rPr>
-              <w:t xml:space="preserve">0.310</w:t>
+              <w:t xml:space="preserve">0.51</w:t>
+            </w:r>
+          </w:p>
+        </w:tc>
+        <w:tc>
+          <w:tcPr>
+            <w:tcBorders>
+              <w:bottom w:val="none" w:sz="0" w:space="0" w:color="000000"/>
+              <w:top w:val="none" w:sz="0" w:space="0" w:color="000000"/>
+              <w:left w:val="none" w:sz="0" w:space="0" w:color="000000"/>
+              <w:right w:val="none" w:sz="0" w:space="0" w:color="000000"/>
+            </w:tcBorders>
+            <w:shd w:val="clear" w:color="auto" w:fill="FFFFFF"/>
+            <w:tcMar>
+              <w:top w:w="0" w:type="dxa"/>
+              <w:bottom w:w="0" w:type="dxa"/>
+              <w:left w:w="0" w:type="dxa"/>
+              <w:right w:w="0" w:type="dxa"/>
+            </w:tcMar>
+            <w:vAlign w:val="top"/>
+          </w:tcPr>
+          <w:p>
+            <w:pPr>
+              <w:pStyle w:val="Normal"/>
+              <w:jc w:val="center"/>
+              <w:pBdr>
+                <w:bottom w:val="none" w:sz="0" w:space="0" w:color="000000"/>
+                <w:top w:val="none" w:sz="0" w:space="0" w:color="000000"/>
+                <w:left w:val="none" w:sz="0" w:space="0" w:color="000000"/>
+                <w:right w:val="none" w:sz="0" w:space="0" w:color="000000"/>
+              </w:pBdr>
+              <w:spacing w:after="100" w:before="100" w:line="240"/>
+              <w:ind w:left="100" w:right="100" w:firstLine="0" w:firstLineChars="0"/>
+              <w:rPr>
+                <w:rFonts w:ascii="Helvetica" w:hAnsi="Helvetica" w:eastAsia="Helvetica" w:cs="Helvetica"/>
+                <w:i w:val="false"/>
+                <w:b w:val="false"/>
+                <w:u w:val="none"/>
+                <w:sz w:val="22"/>
+                <w:szCs w:val="22"/>
+                <w:color w:val="000000"/>
+              </w:rPr>
+            </w:pPr>
+            <w:r>
+              <w:rPr>
+                <w:rFonts w:ascii="Helvetica" w:hAnsi="Helvetica" w:eastAsia="Helvetica" w:cs="Helvetica"/>
+                <w:i w:val="false"/>
+                <w:b w:val="false"/>
+                <w:u w:val="none"/>
+                <w:sz w:val="22"/>
+                <w:szCs w:val="22"/>
+                <w:color w:val="000000"/>
+              </w:rPr>
+              <w:t xml:space="preserve">0.15, 1.72</w:t>
+            </w:r>
+          </w:p>
+        </w:tc>
+        <w:tc>
+          <w:tcPr>
+            <w:tcBorders>
+              <w:bottom w:val="none" w:sz="0" w:space="0" w:color="000000"/>
+              <w:top w:val="none" w:sz="0" w:space="0" w:color="000000"/>
+              <w:left w:val="none" w:sz="0" w:space="0" w:color="000000"/>
+              <w:right w:val="none" w:sz="0" w:space="0" w:color="000000"/>
+            </w:tcBorders>
+            <w:shd w:val="clear" w:color="auto" w:fill="FFFFFF"/>
+            <w:tcMar>
+              <w:top w:w="0" w:type="dxa"/>
+              <w:bottom w:w="0" w:type="dxa"/>
+              <w:left w:w="0" w:type="dxa"/>
+              <w:right w:w="0" w:type="dxa"/>
+            </w:tcMar>
+            <w:vAlign w:val="top"/>
+          </w:tcPr>
+          <w:p>
+            <w:pPr>
+              <w:pStyle w:val="Normal"/>
+              <w:jc w:val="center"/>
+              <w:pBdr>
+                <w:bottom w:val="none" w:sz="0" w:space="0" w:color="000000"/>
+                <w:top w:val="none" w:sz="0" w:space="0" w:color="000000"/>
+                <w:left w:val="none" w:sz="0" w:space="0" w:color="000000"/>
+                <w:right w:val="none" w:sz="0" w:space="0" w:color="000000"/>
+              </w:pBdr>
+              <w:spacing w:after="100" w:before="100" w:line="240"/>
+              <w:ind w:left="100" w:right="100" w:firstLine="0" w:firstLineChars="0"/>
+              <w:rPr>
+                <w:rFonts w:ascii="Helvetica" w:hAnsi="Helvetica" w:eastAsia="Helvetica" w:cs="Helvetica"/>
+                <w:i w:val="false"/>
+                <w:b w:val="false"/>
+                <w:u w:val="none"/>
+                <w:sz w:val="22"/>
+                <w:szCs w:val="22"/>
+                <w:color w:val="000000"/>
+              </w:rPr>
+            </w:pPr>
+            <w:r>
+              <w:rPr>
+                <w:rFonts w:ascii="Helvetica" w:hAnsi="Helvetica" w:eastAsia="Helvetica" w:cs="Helvetica"/>
+                <w:i w:val="false"/>
+                <w:b w:val="false"/>
+                <w:u w:val="none"/>
+                <w:sz w:val="22"/>
+                <w:szCs w:val="22"/>
+                <w:color w:val="000000"/>
+              </w:rPr>
+              <w:t xml:space="preserve">0.280</w:t>
             </w:r>
           </w:p>
         </w:tc>
@@ -14144,113 +14144,113 @@
                 <w:szCs w:val="22"/>
                 <w:color w:val="000000"/>
               </w:rPr>
-              <w:t xml:space="preserve">0.48</w:t>
-            </w:r>
-          </w:p>
-        </w:tc>
-        <w:tc>
-          <w:tcPr>
-            <w:tcBorders>
-              <w:bottom w:val="none" w:sz="0" w:space="0" w:color="000000"/>
-              <w:top w:val="none" w:sz="0" w:space="0" w:color="000000"/>
-              <w:left w:val="none" w:sz="0" w:space="0" w:color="000000"/>
-              <w:right w:val="none" w:sz="0" w:space="0" w:color="000000"/>
-            </w:tcBorders>
-            <w:shd w:val="clear" w:color="auto" w:fill="FFFFFF"/>
-            <w:tcMar>
-              <w:top w:w="0" w:type="dxa"/>
-              <w:bottom w:w="0" w:type="dxa"/>
-              <w:left w:w="0" w:type="dxa"/>
-              <w:right w:w="0" w:type="dxa"/>
-            </w:tcMar>
-            <w:vAlign w:val="top"/>
-          </w:tcPr>
-          <w:p>
-            <w:pPr>
-              <w:pStyle w:val="Normal"/>
-              <w:jc w:val="center"/>
-              <w:pBdr>
-                <w:bottom w:val="none" w:sz="0" w:space="0" w:color="000000"/>
-                <w:top w:val="none" w:sz="0" w:space="0" w:color="000000"/>
-                <w:left w:val="none" w:sz="0" w:space="0" w:color="000000"/>
-                <w:right w:val="none" w:sz="0" w:space="0" w:color="000000"/>
-              </w:pBdr>
-              <w:spacing w:after="100" w:before="100" w:line="240"/>
-              <w:ind w:left="100" w:right="100" w:firstLine="0" w:firstLineChars="0"/>
-              <w:rPr>
-                <w:rFonts w:ascii="Helvetica" w:hAnsi="Helvetica" w:eastAsia="Helvetica" w:cs="Helvetica"/>
-                <w:i w:val="false"/>
-                <w:b w:val="false"/>
-                <w:u w:val="none"/>
-                <w:sz w:val="22"/>
-                <w:szCs w:val="22"/>
-                <w:color w:val="000000"/>
-              </w:rPr>
-            </w:pPr>
-            <w:r>
-              <w:rPr>
-                <w:rFonts w:ascii="Helvetica" w:hAnsi="Helvetica" w:eastAsia="Helvetica" w:cs="Helvetica"/>
-                <w:i w:val="false"/>
-                <w:b w:val="false"/>
-                <w:u w:val="none"/>
-                <w:sz w:val="22"/>
-                <w:szCs w:val="22"/>
-                <w:color w:val="000000"/>
-              </w:rPr>
-              <w:t xml:space="preserve">0.14, 1.65</w:t>
-            </w:r>
-          </w:p>
-        </w:tc>
-        <w:tc>
-          <w:tcPr>
-            <w:tcBorders>
-              <w:bottom w:val="none" w:sz="0" w:space="0" w:color="000000"/>
-              <w:top w:val="none" w:sz="0" w:space="0" w:color="000000"/>
-              <w:left w:val="none" w:sz="0" w:space="0" w:color="000000"/>
-              <w:right w:val="none" w:sz="0" w:space="0" w:color="000000"/>
-            </w:tcBorders>
-            <w:shd w:val="clear" w:color="auto" w:fill="FFFFFF"/>
-            <w:tcMar>
-              <w:top w:w="0" w:type="dxa"/>
-              <w:bottom w:w="0" w:type="dxa"/>
-              <w:left w:w="0" w:type="dxa"/>
-              <w:right w:w="0" w:type="dxa"/>
-            </w:tcMar>
-            <w:vAlign w:val="top"/>
-          </w:tcPr>
-          <w:p>
-            <w:pPr>
-              <w:pStyle w:val="Normal"/>
-              <w:jc w:val="center"/>
-              <w:pBdr>
-                <w:bottom w:val="none" w:sz="0" w:space="0" w:color="000000"/>
-                <w:top w:val="none" w:sz="0" w:space="0" w:color="000000"/>
-                <w:left w:val="none" w:sz="0" w:space="0" w:color="000000"/>
-                <w:right w:val="none" w:sz="0" w:space="0" w:color="000000"/>
-              </w:pBdr>
-              <w:spacing w:after="100" w:before="100" w:line="240"/>
-              <w:ind w:left="100" w:right="100" w:firstLine="0" w:firstLineChars="0"/>
-              <w:rPr>
-                <w:rFonts w:ascii="Helvetica" w:hAnsi="Helvetica" w:eastAsia="Helvetica" w:cs="Helvetica"/>
-                <w:i w:val="false"/>
-                <w:b w:val="false"/>
-                <w:u w:val="none"/>
-                <w:sz w:val="22"/>
-                <w:szCs w:val="22"/>
-                <w:color w:val="000000"/>
-              </w:rPr>
-            </w:pPr>
-            <w:r>
-              <w:rPr>
-                <w:rFonts w:ascii="Helvetica" w:hAnsi="Helvetica" w:eastAsia="Helvetica" w:cs="Helvetica"/>
-                <w:i w:val="false"/>
-                <w:b w:val="false"/>
-                <w:u w:val="none"/>
-                <w:sz w:val="22"/>
-                <w:szCs w:val="22"/>
-                <w:color w:val="000000"/>
-              </w:rPr>
-              <w:t xml:space="preserve">0.240</w:t>
+              <w:t xml:space="preserve">0.45</w:t>
+            </w:r>
+          </w:p>
+        </w:tc>
+        <w:tc>
+          <w:tcPr>
+            <w:tcBorders>
+              <w:bottom w:val="none" w:sz="0" w:space="0" w:color="000000"/>
+              <w:top w:val="none" w:sz="0" w:space="0" w:color="000000"/>
+              <w:left w:val="none" w:sz="0" w:space="0" w:color="000000"/>
+              <w:right w:val="none" w:sz="0" w:space="0" w:color="000000"/>
+            </w:tcBorders>
+            <w:shd w:val="clear" w:color="auto" w:fill="FFFFFF"/>
+            <w:tcMar>
+              <w:top w:w="0" w:type="dxa"/>
+              <w:bottom w:w="0" w:type="dxa"/>
+              <w:left w:w="0" w:type="dxa"/>
+              <w:right w:w="0" w:type="dxa"/>
+            </w:tcMar>
+            <w:vAlign w:val="top"/>
+          </w:tcPr>
+          <w:p>
+            <w:pPr>
+              <w:pStyle w:val="Normal"/>
+              <w:jc w:val="center"/>
+              <w:pBdr>
+                <w:bottom w:val="none" w:sz="0" w:space="0" w:color="000000"/>
+                <w:top w:val="none" w:sz="0" w:space="0" w:color="000000"/>
+                <w:left w:val="none" w:sz="0" w:space="0" w:color="000000"/>
+                <w:right w:val="none" w:sz="0" w:space="0" w:color="000000"/>
+              </w:pBdr>
+              <w:spacing w:after="100" w:before="100" w:line="240"/>
+              <w:ind w:left="100" w:right="100" w:firstLine="0" w:firstLineChars="0"/>
+              <w:rPr>
+                <w:rFonts w:ascii="Helvetica" w:hAnsi="Helvetica" w:eastAsia="Helvetica" w:cs="Helvetica"/>
+                <w:i w:val="false"/>
+                <w:b w:val="false"/>
+                <w:u w:val="none"/>
+                <w:sz w:val="22"/>
+                <w:szCs w:val="22"/>
+                <w:color w:val="000000"/>
+              </w:rPr>
+            </w:pPr>
+            <w:r>
+              <w:rPr>
+                <w:rFonts w:ascii="Helvetica" w:hAnsi="Helvetica" w:eastAsia="Helvetica" w:cs="Helvetica"/>
+                <w:i w:val="false"/>
+                <w:b w:val="false"/>
+                <w:u w:val="none"/>
+                <w:sz w:val="22"/>
+                <w:szCs w:val="22"/>
+                <w:color w:val="000000"/>
+              </w:rPr>
+              <w:t xml:space="preserve">0.13, 1.58</w:t>
+            </w:r>
+          </w:p>
+        </w:tc>
+        <w:tc>
+          <w:tcPr>
+            <w:tcBorders>
+              <w:bottom w:val="none" w:sz="0" w:space="0" w:color="000000"/>
+              <w:top w:val="none" w:sz="0" w:space="0" w:color="000000"/>
+              <w:left w:val="none" w:sz="0" w:space="0" w:color="000000"/>
+              <w:right w:val="none" w:sz="0" w:space="0" w:color="000000"/>
+            </w:tcBorders>
+            <w:shd w:val="clear" w:color="auto" w:fill="FFFFFF"/>
+            <w:tcMar>
+              <w:top w:w="0" w:type="dxa"/>
+              <w:bottom w:w="0" w:type="dxa"/>
+              <w:left w:w="0" w:type="dxa"/>
+              <w:right w:w="0" w:type="dxa"/>
+            </w:tcMar>
+            <w:vAlign w:val="top"/>
+          </w:tcPr>
+          <w:p>
+            <w:pPr>
+              <w:pStyle w:val="Normal"/>
+              <w:jc w:val="center"/>
+              <w:pBdr>
+                <w:bottom w:val="none" w:sz="0" w:space="0" w:color="000000"/>
+                <w:top w:val="none" w:sz="0" w:space="0" w:color="000000"/>
+                <w:left w:val="none" w:sz="0" w:space="0" w:color="000000"/>
+                <w:right w:val="none" w:sz="0" w:space="0" w:color="000000"/>
+              </w:pBdr>
+              <w:spacing w:after="100" w:before="100" w:line="240"/>
+              <w:ind w:left="100" w:right="100" w:firstLine="0" w:firstLineChars="0"/>
+              <w:rPr>
+                <w:rFonts w:ascii="Helvetica" w:hAnsi="Helvetica" w:eastAsia="Helvetica" w:cs="Helvetica"/>
+                <w:i w:val="false"/>
+                <w:b w:val="false"/>
+                <w:u w:val="none"/>
+                <w:sz w:val="22"/>
+                <w:szCs w:val="22"/>
+                <w:color w:val="000000"/>
+              </w:rPr>
+            </w:pPr>
+            <w:r>
+              <w:rPr>
+                <w:rFonts w:ascii="Helvetica" w:hAnsi="Helvetica" w:eastAsia="Helvetica" w:cs="Helvetica"/>
+                <w:i w:val="false"/>
+                <w:b w:val="false"/>
+                <w:u w:val="none"/>
+                <w:sz w:val="22"/>
+                <w:szCs w:val="22"/>
+                <w:color w:val="000000"/>
+              </w:rPr>
+              <w:t xml:space="preserve">0.210</w:t>
             </w:r>
           </w:p>
         </w:tc>
@@ -14521,7 +14521,7 @@
                 <w:szCs w:val="22"/>
                 <w:color w:val="000000"/>
               </w:rPr>
-              <w:t xml:space="preserve">0.590</w:t>
+              <w:t xml:space="preserve">0.650</w:t>
             </w:r>
           </w:p>
         </w:tc>
@@ -14733,7 +14733,7 @@
                 <w:szCs w:val="22"/>
                 <w:color w:val="000000"/>
               </w:rPr>
-              <w:t xml:space="preserve">0.600</w:t>
+              <w:t xml:space="preserve">0.460</w:t>
             </w:r>
           </w:p>
         </w:tc>
